--- a/memoria/Diego_Abella_TFM_memoria.docx
+++ b/memoria/Diego_Abella_TFM_memoria.docx
@@ -3130,42 +3130,486 @@
       </w:pPr>
       <w:r>
         <w:rPr>
+          <w:b/>
+          <w:lang w:val="es-ES"/>
+        </w:rPr>
+        <w:t>Página 1: explorar el voto territorial.</w:t>
+      </w:r>
+      <w:r>
+        <w:rPr>
+          <w:lang w:val="es-ES"/>
+        </w:rPr>
+        <w:t xml:space="preserve"> La primera es un explorador general del voto, que trae un mapa de Colombia coloreado por el porcentaje de voto de izquierda de cada municipio, con un selector para cambiar de año y ver cómo se transforma el mapa entre 2006 y 2022. La página se organiza en cuatro pestañas: mapa por municipio, evolución nacional del voto a lo largo del tiempo, inercia electoral —un gráfico que muestra cómo el voto de cada municipio se parece al que tuvo en la elección anterior, que es la evidencia visual del hallazgo más importante—, y la relación entre pobreza y voto que cambia de signo según la región, que es el hallazgo de la falacia ecológica hecho visual. Esta es la página para quien quiere hacerse una idea del panorama de datos analizados a nivel nacional.</w:t>
+      </w:r>
+    </w:p>
+    <w:p>
+      <w:pPr>
+        <w:spacing w:after="160" w:line="276" w:lineRule="auto"/>
+        <w:jc w:val="both"/>
+        <w:rPr>
+          <w:lang w:val="es-ES"/>
+        </w:rPr>
+      </w:pPr>
+      <w:r>
+        <w:rPr>
+          <w:b/>
+          <w:lang w:val="es-ES"/>
+        </w:rPr>
+        <w:t>Página 2: consultar un municipio.</w:t>
+      </w:r>
+      <w:r>
+        <w:rPr>
+          <w:lang w:val="es-ES"/>
+        </w:rPr>
+        <w:t xml:space="preserve"> La segunda deja consultar por un municipio concreto, donde se elige el municipio y el año, y la aplicación muestra cómo votó de verdad, cuánto predecía el modelo a partir de su historia, su perfil de voto, y la diferencia entre ambos. Un indicador de color avisa si el municipio siguió su tendencia o si se desvió de forma notable, con una frase en lenguaje sencillo que traduce el resultado. Esta es la parte que convierte el modelo en algo consultable caso por caso.</w:t>
+      </w:r>
+    </w:p>
+    <w:p>
+      <w:pPr>
+        <w:spacing w:after="160" w:line="276" w:lineRule="auto"/>
+        <w:jc w:val="both"/>
+        <w:rPr>
+          <w:lang w:val="es-ES"/>
+        </w:rPr>
+      </w:pPr>
+      <w:r>
+        <w:rPr>
+          <w:b/>
+          <w:lang w:val="es-ES"/>
+        </w:rPr>
+        <w:t>Página 3: municipios que rompen su tendencia</w:t>
+      </w:r>
+      <w:r>
+        <w:rPr>
+          <w:b/>
+          <w:lang w:val="es-ES"/>
+        </w:rPr>
+        <w:t>.</w:t>
+      </w:r>
+      <w:r>
+        <w:rPr>
+          <w:lang w:val="es-ES"/>
+        </w:rPr>
+        <w:t xml:space="preserve"> La tercera muestra en un mapa los municipios que más se alejaron de lo que su historia predecía en 2022, que son los residuos del modelo</w:t>
+      </w:r>
+      <w:r>
+        <w:rPr>
+          <w:lang w:val="es-ES"/>
+        </w:rPr>
+        <w:t xml:space="preserve">, incluyendo </w:t>
+      </w:r>
+      <w:r>
+        <w:rPr>
+          <w:lang w:val="es-ES"/>
+        </w:rPr>
+        <w:t xml:space="preserve">una tabla con los veinte municipios de mayor desviación. </w:t>
+      </w:r>
+      <w:r>
+        <w:rPr>
+          <w:lang w:val="es-ES"/>
+        </w:rPr>
+        <w:t>Esta p</w:t>
+      </w:r>
+      <w:r>
+        <w:rPr>
+          <w:lang w:val="es-ES"/>
+        </w:rPr>
+        <w:t>ágina incluye una advertencia visible sobre cómo leer esos residuos: son municipios que se apartan de su propia trayectoria</w:t>
+      </w:r>
+      <w:r>
+        <w:rPr>
+          <w:lang w:val="es-ES"/>
+        </w:rPr>
+        <w:t xml:space="preserve"> y </w:t>
+      </w:r>
+      <w:r>
+        <w:rPr>
+          <w:lang w:val="es-ES"/>
+        </w:rPr>
+        <w:t xml:space="preserve">no </w:t>
+      </w:r>
+      <w:r>
+        <w:rPr>
+          <w:lang w:val="es-ES"/>
+        </w:rPr>
+        <w:t xml:space="preserve">son </w:t>
+      </w:r>
+      <w:r>
+        <w:rPr>
+          <w:lang w:val="es-ES"/>
+        </w:rPr>
+        <w:t>indicios de irregularidad.</w:t>
+      </w:r>
+      <w:r>
+        <w:rPr>
+          <w:lang w:val="es-ES"/>
+        </w:rPr>
+        <w:t xml:space="preserve"> </w:t>
+      </w:r>
+      <w:r>
+        <w:rPr>
+          <w:lang w:val="es-ES"/>
+        </w:rPr>
+        <w:t>Además, los municipios con muy pocos votos quedan filtrados para que no aparezcan como falsas alarmas.</w:t>
+      </w:r>
+    </w:p>
+    <w:p>
+      <w:pPr>
+        <w:spacing w:after="160" w:line="276" w:lineRule="auto"/>
+        <w:jc w:val="both"/>
+        <w:rPr>
+          <w:lang w:val="es-ES"/>
+        </w:rPr>
+      </w:pPr>
+      <w:r>
+        <w:rPr>
+          <w:lang w:val="es-ES"/>
+        </w:rPr>
+        <w:t xml:space="preserve">Una decisión importante de la aplicación es que no calcula nada en caliente: se apoya en datos que ya vienen procesados desde el análisis. Eso la hace rápida y estable, sin depender </w:t>
+      </w:r>
+      <w:r>
+        <w:rPr>
+          <w:lang w:val="es-ES"/>
+        </w:rPr>
+        <w:lastRenderedPageBreak/>
+        <w:t xml:space="preserve">de cargar un modelo pesado cada vez que alguien la abre. En </w:t>
+      </w:r>
+      <w:r>
+        <w:rPr>
+          <w:lang w:val="es-ES"/>
+        </w:rPr>
+        <w:t>otras palabras</w:t>
+      </w:r>
+      <w:r>
+        <w:rPr>
+          <w:lang w:val="es-ES"/>
+        </w:rPr>
+        <w:t xml:space="preserve">, es la forma más directa de tomar todo lo que encontré y ponerlo </w:t>
+      </w:r>
+      <w:r>
+        <w:rPr>
+          <w:lang w:val="es-ES"/>
+        </w:rPr>
+        <w:t xml:space="preserve">de forma visual fácilmente </w:t>
+      </w:r>
+      <w:r>
+        <w:rPr>
+          <w:lang w:val="es-ES"/>
+        </w:rPr>
+        <w:t>interpretable</w:t>
+      </w:r>
+      <w:r>
+        <w:rPr>
+          <w:lang w:val="es-ES"/>
+        </w:rPr>
+        <w:t xml:space="preserve"> para que cualquier usuario que no conozca mucho del contexto del proyecto, pueda </w:t>
+      </w:r>
+      <w:r>
+        <w:rPr>
+          <w:lang w:val="es-ES"/>
+        </w:rPr>
+        <w:t>explorarlo</w:t>
+      </w:r>
+      <w:r>
+        <w:rPr>
+          <w:lang w:val="es-ES"/>
+        </w:rPr>
+        <w:t xml:space="preserve"> y entenderlo</w:t>
+      </w:r>
+      <w:r>
+        <w:rPr>
+          <w:lang w:val="es-ES"/>
+        </w:rPr>
+        <w:t>.</w:t>
+      </w:r>
+    </w:p>
+    <w:p>
+      <w:pPr>
+        <w:pStyle w:val="Heading1"/>
+        <w:spacing w:before="240" w:after="160"/>
+        <w:rPr>
+          <w:lang w:val="es-ES"/>
+        </w:rPr>
+      </w:pPr>
+      <w:r>
+        <w:rPr>
+          <w:lang w:val="es-ES"/>
+        </w:rPr>
+        <w:t>Limitaciones y trabajo futuro</w:t>
+      </w:r>
+    </w:p>
+    <w:p>
+      <w:pPr>
+        <w:spacing w:after="160" w:line="276" w:lineRule="auto"/>
+        <w:jc w:val="both"/>
+        <w:rPr>
+          <w:lang w:val="es-ES"/>
+        </w:rPr>
+      </w:pPr>
+      <w:r>
+        <w:rPr>
+          <w:rFonts w:ascii="Arial" w:hAnsi="Arial"/>
+          <w:sz w:val="22"/>
+        </w:rPr>
+        <w:t>Estas son las principales limitantes que he identificado mientras realizaba este trabajo:</w:t>
+      </w:r>
+    </w:p>
+    <w:p>
+      <w:pPr>
+        <w:spacing w:after="160" w:line="276" w:lineRule="auto"/>
+        <w:jc w:val="both"/>
+        <w:rPr>
+          <w:lang w:val="es-ES"/>
+        </w:rPr>
+      </w:pPr>
+      <w:r>
+        <w:rPr>
+          <w:b/>
+          <w:lang w:val="es-ES"/>
+        </w:rPr>
+        <w:t>El más importante es que trabajo con territorios, no con personas.</w:t>
+      </w:r>
+      <w:r>
+        <w:rPr>
+          <w:lang w:val="es-ES"/>
+        </w:rPr>
+        <w:t xml:space="preserve"> </w:t>
+      </w:r>
+      <w:r>
+        <w:rPr>
+          <w:lang w:val="es-ES"/>
+        </w:rPr>
+        <w:t xml:space="preserve">Los datos con los que he trabajado </w:t>
+      </w:r>
+      <w:r>
+        <w:rPr>
+          <w:lang w:val="es-ES"/>
+        </w:rPr>
+        <w:t xml:space="preserve">son patrones de municipios, no de votantes individuales. </w:t>
+      </w:r>
+      <w:r>
+        <w:rPr>
+          <w:lang w:val="es-ES"/>
+        </w:rPr>
+        <w:t>El hecho de q</w:t>
+      </w:r>
+      <w:r>
+        <w:rPr>
+          <w:lang w:val="es-ES"/>
+        </w:rPr>
+        <w:t>ue un municipio pobre vote de cierta forma no significa que sean los pobres de ese municipio los que votan así</w:t>
+      </w:r>
+      <w:r>
+        <w:rPr>
+          <w:lang w:val="es-ES"/>
+        </w:rPr>
+        <w:t xml:space="preserve">, </w:t>
+      </w:r>
+      <w:r>
+        <w:rPr>
+          <w:lang w:val="es-ES"/>
+        </w:rPr>
+        <w:t>podría ser al revés</w:t>
+      </w:r>
+      <w:r>
+        <w:rPr>
+          <w:lang w:val="es-ES"/>
+        </w:rPr>
+        <w:t xml:space="preserve"> por lo que s</w:t>
+      </w:r>
+      <w:r>
+        <w:rPr>
+          <w:lang w:val="es-ES"/>
+        </w:rPr>
+        <w:t>acar conclusiones sobre individuos a partir de datos agregados es un error conocido (la falacia ecológica), y este trabajo se cuida de no cometerlo</w:t>
+      </w:r>
+      <w:r>
+        <w:rPr>
+          <w:lang w:val="es-ES"/>
+        </w:rPr>
+        <w:t>, así que por eso h</w:t>
+      </w:r>
+      <w:r>
+        <w:rPr>
+          <w:lang w:val="es-ES"/>
+        </w:rPr>
+        <w:t>abl</w:t>
+      </w:r>
+      <w:r>
+        <w:rPr>
+          <w:lang w:val="es-ES"/>
+        </w:rPr>
+        <w:t xml:space="preserve">amos </w:t>
+      </w:r>
+      <w:r>
+        <w:rPr>
+          <w:lang w:val="es-ES"/>
+        </w:rPr>
+        <w:t>siempre de municipios, nunca de personas.</w:t>
+      </w:r>
+    </w:p>
+    <w:p>
+      <w:pPr>
+        <w:spacing w:after="160" w:line="276" w:lineRule="auto"/>
+        <w:jc w:val="both"/>
+        <w:rPr>
+          <w:lang w:val="es-ES"/>
+        </w:rPr>
+      </w:pPr>
+      <w:r>
+        <w:rPr>
+          <w:b/>
+          <w:lang w:val="es-ES"/>
+        </w:rPr>
+        <w:t>El dato de conflicto es departamental, no municipal.</w:t>
+      </w:r>
+      <w:r>
+        <w:rPr>
+          <w:lang w:val="es-ES"/>
+        </w:rPr>
+        <w:t xml:space="preserve"> Es la limitación que más pesa sobre el hallazgo 4. Como no existe públicamente un registro de víctimas del conflicto a nivel de municipio, cada municipio hereda el valor de su departamento. Eso vuelve el dato grueso y hace que se confunda con la región, como expliqué antes. Un dato de conflicto municipal, más fino, permitiría poner a prueba de verdad si el conflicto tiene un efecto propio</w:t>
+      </w:r>
+      <w:r>
+        <w:rPr>
+          <w:lang w:val="es-ES"/>
+        </w:rPr>
+        <w:t xml:space="preserve"> sobre todo en aquellos donde hay sospecha de que hay cohesión electoral</w:t>
+      </w:r>
+      <w:r>
+        <w:rPr>
+          <w:lang w:val="es-ES"/>
+        </w:rPr>
+        <w:t>; con lo</w:t>
+      </w:r>
+      <w:r>
+        <w:rPr>
+          <w:lang w:val="es-ES"/>
+        </w:rPr>
+        <w:t xml:space="preserve">s datos </w:t>
+      </w:r>
+      <w:r>
+        <w:rPr>
+          <w:lang w:val="es-ES"/>
+        </w:rPr>
+        <w:t>que hay hoy, no se puede</w:t>
+      </w:r>
+      <w:r>
+        <w:rPr>
+          <w:lang w:val="es-ES"/>
+        </w:rPr>
+        <w:t xml:space="preserve"> concluir al respecto</w:t>
+      </w:r>
+      <w:r>
+        <w:rPr>
+          <w:lang w:val="es-ES"/>
+        </w:rPr>
+        <w:t>.</w:t>
+      </w:r>
+    </w:p>
+    <w:p>
+      <w:pPr>
+        <w:spacing w:after="160" w:line="276" w:lineRule="auto"/>
+        <w:jc w:val="both"/>
+        <w:rPr>
+          <w:lang w:val="es-ES"/>
+        </w:rPr>
+      </w:pPr>
+      <w:r>
+        <w:rPr>
           <w:rFonts w:ascii="Arial" w:hAnsi="Arial"/>
           <w:b/>
           <w:sz w:val="22"/>
         </w:rPr>
-        <w:t>Página 1: explorar el voto territorial.</w:t>
+        <w:t>La pobreza se mide con censos, que no son anuales.</w:t>
       </w:r>
       <w:r>
         <w:rPr>
           <w:rFonts w:ascii="Arial" w:hAnsi="Arial"/>
           <w:sz w:val="22"/>
         </w:rPr>
-        <w:t xml:space="preserve"> La primera es un explorador general del voto, que trae un mapa de Colombia coloreado por el porcentaje de voto de izquierda de cada municipio, con un selector para cambiar de año y ver cómo se transforma el mapa entre 2006 y 2022. La página se organiza en cuatro pestañas: mapa por municipio, evolución nacional del voto a lo largo del tiempo, inercia electoral —un gráfico que muestra cómo el voto de cada municipio se parece al que tuvo en la elección anterior, que es la evidencia visual del hallazgo más importante—, y la relación entre pobreza y voto que cambia de signo según la región, que es el hallazgo de la falacia ecológica hecho visual. Esta es la página para quien quiere hacerse una idea del panorama de datos analizados a nivel nacional.</w:t>
-      </w:r>
-    </w:p>
-    <w:p>
-      <w:pPr>
-        <w:spacing w:after="160" w:line="276" w:lineRule="auto"/>
-        <w:jc w:val="both"/>
-        <w:rPr>
-          <w:lang w:val="es-ES"/>
-        </w:rPr>
-      </w:pPr>
-      <w:r>
-        <w:rPr>
-          <w:rFonts w:ascii="Arial" w:hAnsi="Arial"/>
+        <w:t xml:space="preserve"> El NBI (Índice de Necesidades Básicas Insatisfechas) viene de los censos nacionales de 2005 y 2018, así que para varias elecciones uso el dato censal más cercano, no el del año exacto. La pobreza estructural cambia despacio, así que la aproximación es razonable, pero no deja de ser una aproximación.</w:t>
+      </w:r>
+    </w:p>
+    <w:p>
+      <w:pPr>
+        <w:spacing w:after="160" w:line="276" w:lineRule="auto"/>
+        <w:jc w:val="both"/>
+        <w:rPr>
+          <w:lang w:val="es-ES"/>
+        </w:rPr>
+      </w:pPr>
+      <w:r>
+        <w:rPr>
           <w:b/>
-          <w:sz w:val="22"/>
-        </w:rPr>
-        <w:t>Página 2: consultar un municipio.</w:t>
-      </w:r>
-      <w:r>
-        <w:rPr>
-          <w:rFonts w:ascii="Arial" w:hAnsi="Arial"/>
-          <w:sz w:val="22"/>
-        </w:rPr>
-        <w:t xml:space="preserve"> La segunda deja consultar por un municipio concreto, donde se elige el municipio y el año, y la aplicación muestra cómo votó de verdad, cuánto predecía el modelo a partir de su historia, su perfil de voto, y la diferencia entre ambos. Un indicador de color avisa si el municipio siguió su tendencia o si se desvió de forma notable, con una frase en lenguaje sencillo que traduce el resultado. Esta es la parte que convierte el modelo en algo consultable caso por caso.</w:t>
+          <w:lang w:val="es-ES"/>
+        </w:rPr>
+        <w:t>El análisis es correlacional, no causal.</w:t>
+      </w:r>
+      <w:r>
+        <w:rPr>
+          <w:lang w:val="es-ES"/>
+        </w:rPr>
+        <w:t xml:space="preserve"> E</w:t>
+      </w:r>
+      <w:r>
+        <w:rPr>
+          <w:lang w:val="es-ES"/>
+        </w:rPr>
+        <w:t>n mi análisis e</w:t>
+      </w:r>
+      <w:r>
+        <w:rPr>
+          <w:lang w:val="es-ES"/>
+        </w:rPr>
+        <w:t xml:space="preserve">ncuentro que ciertas cosas van juntas </w:t>
+      </w:r>
+      <w:r>
+        <w:rPr>
+          <w:lang w:val="es-ES"/>
+        </w:rPr>
+        <w:t xml:space="preserve">como son por ejemplo </w:t>
+      </w:r>
+      <w:r>
+        <w:rPr>
+          <w:lang w:val="es-ES"/>
+        </w:rPr>
+        <w:t xml:space="preserve">la geografía y el voto, pero no puedo afirmar que una cause la otra. </w:t>
+      </w:r>
+      <w:r>
+        <w:rPr>
+          <w:lang w:val="es-ES"/>
+        </w:rPr>
+        <w:t>Además,</w:t>
+      </w:r>
+      <w:r>
+        <w:rPr>
+          <w:lang w:val="es-ES"/>
+        </w:rPr>
+        <w:t xml:space="preserve"> los residuos son </w:t>
+      </w:r>
+      <w:r>
+        <w:rPr>
+          <w:lang w:val="es-ES"/>
+        </w:rPr>
+        <w:t xml:space="preserve">en particular </w:t>
+      </w:r>
+      <w:r>
+        <w:rPr>
+          <w:lang w:val="es-ES"/>
+        </w:rPr>
+        <w:t xml:space="preserve">una señal de que un municipio se desvió de su tendencia, no una explicación de por qué lo </w:t>
+      </w:r>
+      <w:r>
+        <w:rPr>
+          <w:lang w:val="es-ES"/>
+        </w:rPr>
+        <w:t>he hecho</w:t>
+      </w:r>
+      <w:r>
+        <w:rPr>
+          <w:lang w:val="es-ES"/>
+        </w:rPr>
+        <w:t>.</w:t>
       </w:r>
     </w:p>
     <w:p>
@@ -3181,68 +3625,14 @@
           <w:b/>
           <w:lang w:val="es-ES"/>
         </w:rPr>
-        <w:t>Página 3: municipios que rompen su tendencia</w:t>
+        <w:t xml:space="preserve">Se evalúan </w:t>
       </w:r>
       <w:r>
         <w:rPr>
           <w:b/>
           <w:lang w:val="es-ES"/>
         </w:rPr>
-        <w:t>.</w:t>
-      </w:r>
-      <w:r>
-        <w:rPr>
-          <w:lang w:val="es-ES"/>
-        </w:rPr>
-        <w:t xml:space="preserve"> La tercera muestra en un mapa los municipios que más se alejaron de lo que su historia predecía en 2022, que son los residuos del modelo</w:t>
-      </w:r>
-      <w:r>
-        <w:rPr>
-          <w:lang w:val="es-ES"/>
-        </w:rPr>
-        <w:t xml:space="preserve">, incluyendo </w:t>
-      </w:r>
-      <w:r>
-        <w:rPr>
-          <w:lang w:val="es-ES"/>
-        </w:rPr>
-        <w:t xml:space="preserve">una tabla con los veinte municipios de mayor desviación. </w:t>
-      </w:r>
-      <w:r>
-        <w:rPr>
-          <w:lang w:val="es-ES"/>
-        </w:rPr>
-        <w:t>Esta p</w:t>
-      </w:r>
-      <w:r>
-        <w:rPr>
-          <w:lang w:val="es-ES"/>
-        </w:rPr>
-        <w:t>ágina incluye una advertencia visible sobre cómo leer esos residuos: son municipios que se apartan de su propia trayectoria</w:t>
-      </w:r>
-      <w:r>
-        <w:rPr>
-          <w:lang w:val="es-ES"/>
-        </w:rPr>
-        <w:t xml:space="preserve"> y </w:t>
-      </w:r>
-      <w:r>
-        <w:rPr>
-          <w:lang w:val="es-ES"/>
-        </w:rPr>
-        <w:t xml:space="preserve">no </w:t>
-      </w:r>
-      <w:r>
-        <w:rPr>
-          <w:lang w:val="es-ES"/>
-        </w:rPr>
-        <w:t xml:space="preserve">son </w:t>
-      </w:r>
-      <w:r>
-        <w:rPr>
-          <w:lang w:val="es-ES"/>
-        </w:rPr>
-        <w:t>indicios de irregularidad.</w:t>
+        <w:t>pocas elecciones.</w:t>
       </w:r>
       <w:r>
         <w:rPr>
@@ -3254,77 +3644,274 @@
         <w:rPr>
           <w:lang w:val="es-ES"/>
         </w:rPr>
-        <w:t>Además, los municipios con muy pocos votos quedan filtrados para que no aparezcan como falsas alarmas.</w:t>
-      </w:r>
-    </w:p>
-    <w:p>
-      <w:pPr>
-        <w:spacing w:after="160" w:line="276" w:lineRule="auto"/>
-        <w:jc w:val="both"/>
-        <w:rPr>
-          <w:lang w:val="es-ES"/>
-        </w:rPr>
-      </w:pPr>
-      <w:r>
-        <w:rPr>
-          <w:lang w:val="es-ES"/>
-        </w:rPr>
-        <w:t xml:space="preserve">Una decisión importante de la aplicación es que no calcula nada en caliente: se apoya en datos que ya vienen procesados desde el análisis. Eso la hace rápida y estable, sin depender </w:t>
+        <w:t>Por ausencia de datos oficiales disponibles, s</w:t>
+      </w:r>
+      <w:r>
+        <w:rPr>
+          <w:lang w:val="es-ES"/>
+        </w:rPr>
+        <w:t xml:space="preserve">on cinco elecciones presidenciales </w:t>
+      </w:r>
+      <w:r>
+        <w:rPr>
+          <w:lang w:val="es-ES"/>
+        </w:rPr>
+        <w:t xml:space="preserve">las que </w:t>
+      </w:r>
+      <w:r>
+        <w:rPr>
+          <w:lang w:val="es-ES"/>
+        </w:rPr>
+        <w:t xml:space="preserve">analizo (2006 a 2022). Es suficiente para ver patrones, pero es </w:t>
+      </w:r>
+      <w:r>
+        <w:rPr>
+          <w:lang w:val="es-ES"/>
+        </w:rPr>
+        <w:t xml:space="preserve">una muestra pequeña, por lo que </w:t>
+      </w:r>
+      <w:r>
+        <w:rPr>
+          <w:lang w:val="es-ES"/>
+        </w:rPr>
+        <w:t xml:space="preserve">cosas como el vuelco de 2010 pesan mucho cuando se tienen tan pocos puntos </w:t>
+      </w:r>
+      <w:r>
+        <w:rPr>
+          <w:lang w:val="es-ES"/>
+        </w:rPr>
+        <w:t>de referencia e</w:t>
+      </w:r>
+      <w:r>
+        <w:rPr>
+          <w:lang w:val="es-ES"/>
+        </w:rPr>
+        <w:t>n el tiempo.</w:t>
+      </w:r>
+    </w:p>
+    <w:p>
+      <w:pPr>
+        <w:spacing w:after="160" w:line="276" w:lineRule="auto"/>
+        <w:jc w:val="both"/>
+        <w:rPr>
+          <w:lang w:val="es-ES"/>
+        </w:rPr>
+      </w:pPr>
+      <w:r>
+        <w:rPr>
+          <w:b/>
+          <w:lang w:val="es-ES"/>
+        </w:rPr>
+        <w:t>El sistema de partidos cambió mucho en estos años.</w:t>
+      </w:r>
+      <w:r>
+        <w:rPr>
+          <w:lang w:val="es-ES"/>
+        </w:rPr>
+        <w:t xml:space="preserve"> La línea de izquierda que sigo pasó por tres nombres distintos (Polo, Colombia Humana, Pacto Histórico) y el país de 2006 no es el de 2022. </w:t>
+      </w:r>
+    </w:p>
+    <w:p>
+      <w:pPr>
+        <w:spacing w:after="160" w:line="276" w:lineRule="auto"/>
+        <w:jc w:val="both"/>
+        <w:rPr>
+          <w:lang w:val="es-ES"/>
+        </w:rPr>
+      </w:pPr>
+      <w:r>
+        <w:rPr>
+          <w:b/>
+          <w:lang w:val="es-ES"/>
+        </w:rPr>
+        <w:t>Los municipios muy pequeños quedan fuera del alcance fiable.</w:t>
+      </w:r>
+      <w:r>
+        <w:rPr>
+          <w:lang w:val="es-ES"/>
+        </w:rPr>
+        <w:t xml:space="preserve"> En municipios con muy pocos votos (algunos de </w:t>
+      </w:r>
+      <w:r>
+        <w:rPr>
+          <w:lang w:val="es-ES"/>
+        </w:rPr>
+        <w:t xml:space="preserve">departamentos como </w:t>
+      </w:r>
+      <w:r>
+        <w:rPr>
+          <w:lang w:val="es-ES"/>
+        </w:rPr>
+        <w:t>Guainía, Vaupés o Amazonas, con menos de treinta), un puñado de votos cambia el porcentaje por completo, así que sus resultados no son confiables para este tipo de análisis</w:t>
+      </w:r>
+      <w:r>
+        <w:rPr>
+          <w:lang w:val="es-ES"/>
+        </w:rPr>
+        <w:t>, por lo que l</w:t>
+      </w:r>
+      <w:r>
+        <w:rPr>
+          <w:lang w:val="es-ES"/>
+        </w:rPr>
+        <w:t>os marqué y los traté aparte para que no contaminaran los hallazgos</w:t>
+      </w:r>
+      <w:r>
+        <w:rPr>
+          <w:lang w:val="es-ES"/>
+        </w:rPr>
+        <w:t>,</w:t>
+      </w:r>
+      <w:r>
+        <w:rPr>
+          <w:lang w:val="es-ES"/>
+        </w:rPr>
+        <w:t xml:space="preserve"> ni aparecieran como falsas alarmas en el mapa de residuos.</w:t>
+      </w:r>
+    </w:p>
+    <w:p>
+      <w:pPr>
+        <w:spacing w:after="160" w:line="276" w:lineRule="auto"/>
+        <w:jc w:val="both"/>
+        <w:rPr>
+          <w:lang w:val="es-ES"/>
+        </w:rPr>
+      </w:pPr>
+      <w:r>
+        <w:rPr>
+          <w:lang w:val="es-ES"/>
+        </w:rPr>
+        <w:t xml:space="preserve">En cuanto a lo que vendría después, la continuación más natural es clara. Colombia tuvo elecciones presidenciales en 2026, y aunque la votación ocurrió a mitad de año, sus datos </w:t>
       </w:r>
       <w:r>
         <w:rPr>
           <w:lang w:val="es-ES"/>
         </w:rPr>
         <w:lastRenderedPageBreak/>
-        <w:t xml:space="preserve">de cargar un modelo pesado cada vez que alguien la abre. En </w:t>
-      </w:r>
-      <w:r>
-        <w:rPr>
-          <w:lang w:val="es-ES"/>
-        </w:rPr>
-        <w:t>otras palabras</w:t>
-      </w:r>
-      <w:r>
-        <w:rPr>
-          <w:lang w:val="es-ES"/>
-        </w:rPr>
-        <w:t xml:space="preserve">, es la forma más directa de tomar todo lo que encontré y ponerlo </w:t>
-      </w:r>
-      <w:r>
-        <w:rPr>
-          <w:lang w:val="es-ES"/>
-        </w:rPr>
-        <w:t xml:space="preserve">de forma visual fácilmente </w:t>
-      </w:r>
-      <w:r>
-        <w:rPr>
-          <w:lang w:val="es-ES"/>
-        </w:rPr>
-        <w:t>interpretable</w:t>
-      </w:r>
-      <w:r>
-        <w:rPr>
-          <w:lang w:val="es-ES"/>
-        </w:rPr>
-        <w:t xml:space="preserve"> para que cualquier usuario que no conozca mucho del contexto del proyecto, pueda </w:t>
-      </w:r>
-      <w:r>
-        <w:rPr>
-          <w:lang w:val="es-ES"/>
-        </w:rPr>
-        <w:t>explorarlo</w:t>
-      </w:r>
-      <w:r>
-        <w:rPr>
-          <w:lang w:val="es-ES"/>
-        </w:rPr>
-        <w:t xml:space="preserve"> y entenderlo</w:t>
-      </w:r>
-      <w:r>
-        <w:rPr>
-          <w:lang w:val="es-ES"/>
-        </w:rPr>
-        <w:t>.</w:t>
+        <w:t>consolidados a nivel municipal solo se publicaron muy recientemente, con este trabajo ya muy avanzado. Incorporarlas sería la mejor forma de poner a prueba lo que encontré aquí: con una elección completamente nueva</w:t>
+      </w:r>
+      <w:r>
+        <w:rPr>
+          <w:lang w:val="es-ES"/>
+        </w:rPr>
+        <w:t xml:space="preserve"> </w:t>
+      </w:r>
+      <w:r>
+        <w:rPr>
+          <w:lang w:val="es-ES"/>
+        </w:rPr>
+        <w:t>que el modelo no vio nunca</w:t>
+      </w:r>
+      <w:r>
+        <w:rPr>
+          <w:lang w:val="es-ES"/>
+        </w:rPr>
+        <w:t>, donde a pesar de que ha ganado la derecha, el margen ha sido muy pequeño</w:t>
+      </w:r>
+      <w:r>
+        <w:rPr>
+          <w:lang w:val="es-ES"/>
+        </w:rPr>
+        <w:t xml:space="preserve">, </w:t>
+      </w:r>
+      <w:r>
+        <w:rPr>
+          <w:lang w:val="es-ES"/>
+        </w:rPr>
+        <w:t>así que s</w:t>
+      </w:r>
+      <w:r>
+        <w:rPr>
+          <w:lang w:val="es-ES"/>
+        </w:rPr>
+        <w:t>e podría comprobar si los patrones se mantienen, sobre todo el peso de la inercia y la fuerza de la regionalización. Es</w:t>
+      </w:r>
+      <w:r>
+        <w:rPr>
+          <w:lang w:val="es-ES"/>
+        </w:rPr>
+        <w:t>ta</w:t>
+      </w:r>
+      <w:r>
+        <w:rPr>
+          <w:lang w:val="es-ES"/>
+        </w:rPr>
+        <w:t xml:space="preserve"> </w:t>
+      </w:r>
+      <w:r>
+        <w:rPr>
+          <w:lang w:val="es-ES"/>
+        </w:rPr>
+        <w:t xml:space="preserve">es </w:t>
+      </w:r>
+      <w:r>
+        <w:rPr>
+          <w:lang w:val="es-ES"/>
+        </w:rPr>
+        <w:t xml:space="preserve">la validación </w:t>
+      </w:r>
+      <w:r>
+        <w:rPr>
+          <w:lang w:val="es-ES"/>
+        </w:rPr>
+        <w:t>extra</w:t>
+      </w:r>
+      <w:r>
+        <w:rPr>
+          <w:lang w:val="es-ES"/>
+        </w:rPr>
+        <w:t xml:space="preserve"> que </w:t>
+      </w:r>
+      <w:r>
+        <w:rPr>
+          <w:lang w:val="es-ES"/>
+        </w:rPr>
+        <w:t xml:space="preserve">el </w:t>
+      </w:r>
+      <w:r>
+        <w:rPr>
+          <w:lang w:val="es-ES"/>
+        </w:rPr>
+        <w:t xml:space="preserve">análisis </w:t>
+      </w:r>
+      <w:r>
+        <w:rPr>
+          <w:lang w:val="es-ES"/>
+        </w:rPr>
+        <w:t xml:space="preserve">que hemos hecho </w:t>
+      </w:r>
+      <w:r>
+        <w:rPr>
+          <w:lang w:val="es-ES"/>
+        </w:rPr>
+        <w:t xml:space="preserve">necesita para ganar solidez y queda como </w:t>
+      </w:r>
+      <w:r>
+        <w:rPr>
+          <w:lang w:val="es-ES"/>
+        </w:rPr>
+        <w:t>una</w:t>
+      </w:r>
+      <w:r>
+        <w:rPr>
+          <w:lang w:val="es-ES"/>
+        </w:rPr>
+        <w:t xml:space="preserve"> línea de trabajo futuro.</w:t>
+      </w:r>
+    </w:p>
+    <w:p>
+      <w:pPr>
+        <w:spacing w:after="160" w:line="276" w:lineRule="auto"/>
+        <w:jc w:val="both"/>
+        <w:rPr>
+          <w:lang w:val="es-ES"/>
+        </w:rPr>
+      </w:pPr>
+      <w:r>
+        <w:rPr>
+          <w:lang w:val="es-ES"/>
+        </w:rPr>
+        <w:t>Más allá de 2026, hay otros caminos que valdría la pena explorar. Si algún día se publica un dato de conflicto a nivel de municipio, se podría retomar esa pregunta con mucha más precisión. También ayudaría sumar información sobre qué tan rural es cada municipio o su composición demográfica. Y quedaría pendiente mirar si los municipios vecinos se parecen entre sí más de lo que cabría esperar por azar, algo que aquí no alcancé a estudiar.</w:t>
       </w:r>
     </w:p>
     <w:sectPr>

--- a/memoria/Diego_Abella_TFM_memoria.docx
+++ b/memoria/Diego_Abella_TFM_memoria.docx
@@ -248,17 +248,30 @@
         </w:rPr>
         <w:t xml:space="preserve"> </w:t>
       </w:r>
-      <w:hyperlink r:id="rId5" w:history="1">
-        <w:r>
-          <w:rPr>
-            <w:rStyle w:val="Hyperlink"/>
-            <w:i/>
-            <w:iCs/>
-            <w:lang w:val="es-ES"/>
-          </w:rPr>
-          <w:t>https://tfm-electoral-colombia-2026.streamlit.app</w:t>
-        </w:r>
-      </w:hyperlink>
+      <w:r>
+        <w:fldChar w:fldCharType="begin"/>
+      </w:r>
+      <w:r>
+        <w:rPr>
+          <w:lang w:val="es-ES"/>
+        </w:rPr>
+        <w:instrText>HYPERLINK "https://tfm-electoral-colombia-2026.streamlit.app"</w:instrText>
+      </w:r>
+      <w:r>
+        <w:fldChar w:fldCharType="separate"/>
+      </w:r>
+      <w:r>
+        <w:rPr>
+          <w:rStyle w:val="Hyperlink"/>
+          <w:i/>
+          <w:iCs/>
+          <w:lang w:val="es-ES"/>
+        </w:rPr>
+        <w:t>https://tfm-electoral-colombia-2026.streamlit.app</w:t>
+      </w:r>
+      <w:r>
+        <w:fldChar w:fldCharType="end"/>
+      </w:r>
     </w:p>
     <w:p>
       <w:pPr>
@@ -534,23 +547,36 @@
         </w:rPr>
         <w:t xml:space="preserve">disponible en </w:t>
       </w:r>
-      <w:hyperlink r:id="rId6" w:history="1">
-        <w:r>
-          <w:rPr>
-            <w:rStyle w:val="Hyperlink"/>
-            <w:lang w:val="es-ES"/>
-          </w:rPr>
-          <w:t>https://tfm-electoral-</w:t>
-        </w:r>
-        <w:r>
-          <w:rPr>
-            <w:rStyle w:val="Hyperlink"/>
-            <w:lang w:val="es-ES"/>
-          </w:rPr>
-          <w:lastRenderedPageBreak/>
-          <w:t>colombia-2026.streamlit.app</w:t>
-        </w:r>
-      </w:hyperlink>
+      <w:r>
+        <w:fldChar w:fldCharType="begin"/>
+      </w:r>
+      <w:r>
+        <w:rPr>
+          <w:lang w:val="es-ES"/>
+        </w:rPr>
+        <w:instrText>HYPERLINK "https://tfm-electoral-colombia-2026.streamlit.app"</w:instrText>
+      </w:r>
+      <w:r>
+        <w:fldChar w:fldCharType="separate"/>
+      </w:r>
+      <w:r>
+        <w:rPr>
+          <w:rStyle w:val="Hyperlink"/>
+          <w:lang w:val="es-ES"/>
+        </w:rPr>
+        <w:t>https://tfm-electoral-</w:t>
+      </w:r>
+      <w:r>
+        <w:rPr>
+          <w:rStyle w:val="Hyperlink"/>
+          <w:lang w:val="es-ES"/>
+        </w:rPr>
+        <w:lastRenderedPageBreak/>
+        <w:t>colombia-2026.streamlit.app</w:t>
+      </w:r>
+      <w:r>
+        <w:fldChar w:fldCharType="end"/>
+      </w:r>
       <w:r>
         <w:rPr>
           <w:lang w:val="es-ES"/>
@@ -644,15 +670,28 @@
         </w:rPr>
         <w:t xml:space="preserve">Por eso, además del análisis hecho, he construido una aplicación web donde cualquiera interesado puede explorar los resultados sin tener que tocar una línea de código: ver el mapa del voto por municipio y por año, revisar cómo cambia la relación entre pobreza y voto según la región, consultar un municipio concreto y ver cuáles se salieron de su tendencia histórica. La aplicación está disponible en el URL: </w:t>
       </w:r>
-      <w:hyperlink r:id="rId7" w:history="1">
-        <w:r>
-          <w:rPr>
-            <w:rStyle w:val="Hyperlink"/>
-            <w:lang w:val="es-ES"/>
-          </w:rPr>
-          <w:t>https://tfm-electoral-colombia-2026.streamlit.app</w:t>
-        </w:r>
-      </w:hyperlink>
+      <w:r>
+        <w:fldChar w:fldCharType="begin"/>
+      </w:r>
+      <w:r>
+        <w:rPr>
+          <w:lang w:val="es-ES"/>
+        </w:rPr>
+        <w:instrText>HYPERLINK "https://tfm-electoral-colombia-2026.streamlit.app"</w:instrText>
+      </w:r>
+      <w:r>
+        <w:fldChar w:fldCharType="separate"/>
+      </w:r>
+      <w:r>
+        <w:rPr>
+          <w:rStyle w:val="Hyperlink"/>
+          <w:lang w:val="es-ES"/>
+        </w:rPr>
+        <w:t>https://tfm-electoral-colombia-2026.streamlit.app</w:t>
+      </w:r>
+      <w:r>
+        <w:fldChar w:fldCharType="end"/>
+      </w:r>
       <w:r>
         <w:rPr>
           <w:lang w:val="es-ES"/>
@@ -2229,7 +2268,7 @@
                     <pic:cNvPicPr/>
                   </pic:nvPicPr>
                   <pic:blipFill>
-                    <a:blip r:embed="rId8"/>
+                    <a:blip r:embed="rId5"/>
                     <a:stretch>
                       <a:fillRect/>
                     </a:stretch>
@@ -2550,7 +2589,7 @@
                     <pic:cNvPicPr/>
                   </pic:nvPicPr>
                   <pic:blipFill>
-                    <a:blip r:embed="rId9"/>
+                    <a:blip r:embed="rId6"/>
                     <a:stretch>
                       <a:fillRect/>
                     </a:stretch>
@@ -2647,7 +2686,7 @@
                     <pic:cNvPicPr/>
                   </pic:nvPicPr>
                   <pic:blipFill>
-                    <a:blip r:embed="rId10"/>
+                    <a:blip r:embed="rId7"/>
                     <a:stretch>
                       <a:fillRect/>
                     </a:stretch>
@@ -2795,7 +2834,7 @@
                     <pic:cNvPicPr/>
                   </pic:nvPicPr>
                   <pic:blipFill>
-                    <a:blip r:embed="rId11"/>
+                    <a:blip r:embed="rId8"/>
                     <a:stretch>
                       <a:fillRect/>
                     </a:stretch>
@@ -3083,7 +3122,7 @@
           <w:lang w:val="es-ES"/>
         </w:rPr>
       </w:pPr>
-      <w:hyperlink r:id="rId12" w:history="1">
+      <w:hyperlink r:id="rId9" w:history="1">
         <w:r>
           <w:rPr>
             <w:rStyle w:val="Hyperlink"/>
@@ -3348,8 +3387,7 @@
       </w:pPr>
       <w:r>
         <w:rPr>
-          <w:rFonts w:ascii="Arial" w:hAnsi="Arial"/>
-          <w:sz w:val="22"/>
+          <w:lang w:val="es-ES"/>
         </w:rPr>
         <w:t>Estas son las principales limitantes que he identificado mientras realizaba este trabajo:</w:t>
       </w:r>
@@ -3473,7 +3511,7 @@
         <w:rPr>
           <w:lang w:val="es-ES"/>
         </w:rPr>
-        <w:t xml:space="preserve"> sobre todo en aquellos donde hay sospecha de que hay cohesión electoral</w:t>
+        <w:t xml:space="preserve"> sobre todo en aquellos donde hay sospecha de que hay coacción electoral</w:t>
       </w:r>
       <w:r>
         <w:rPr>
@@ -3516,16 +3554,14 @@
       </w:pPr>
       <w:r>
         <w:rPr>
-          <w:rFonts w:ascii="Arial" w:hAnsi="Arial"/>
           <w:b/>
-          <w:sz w:val="22"/>
+          <w:lang w:val="es-ES"/>
         </w:rPr>
         <w:t>La pobreza se mide con censos, que no son anuales.</w:t>
       </w:r>
       <w:r>
         <w:rPr>
-          <w:rFonts w:ascii="Arial" w:hAnsi="Arial"/>
-          <w:sz w:val="22"/>
+          <w:lang w:val="es-ES"/>
         </w:rPr>
         <w:t xml:space="preserve"> El NBI (Índice de Necesidades Básicas Insatisfechas) viene de los censos nacionales de 2005 y 2018, así que para varias elecciones uso el dato censal más cercano, no el del año exacto. La pobreza estructural cambia despacio, así que la aproximación es razonable, pero no deja de ser una aproximación.</w:t>
       </w:r>
@@ -3913,6 +3949,136 @@
         </w:rPr>
         <w:t>Más allá de 2026, hay otros caminos que valdría la pena explorar. Si algún día se publica un dato de conflicto a nivel de municipio, se podría retomar esa pregunta con mucha más precisión. También ayudaría sumar información sobre qué tan rural es cada municipio o su composición demográfica. Y quedaría pendiente mirar si los municipios vecinos se parecen entre sí más de lo que cabría esperar por azar, algo que aquí no alcancé a estudiar.</w:t>
       </w:r>
+    </w:p>
+    <w:p>
+      <w:pPr>
+        <w:pStyle w:val="Heading1"/>
+        <w:spacing w:before="240" w:after="160"/>
+        <w:rPr>
+          <w:lang w:val="es-ES"/>
+        </w:rPr>
+      </w:pPr>
+      <w:r>
+        <w:rPr>
+          <w:lang w:val="es-ES"/>
+        </w:rPr>
+        <w:t>Conclusiones</w:t>
+      </w:r>
+    </w:p>
+    <w:p>
+      <w:pPr>
+        <w:spacing w:after="160" w:line="276" w:lineRule="auto"/>
+        <w:jc w:val="both"/>
+        <w:rPr>
+          <w:lang w:val="es-ES"/>
+        </w:rPr>
+      </w:pPr>
+      <w:r>
+        <w:rPr>
+          <w:lang w:val="es-ES"/>
+        </w:rPr>
+        <w:t>Empecé este trabajo queriendo detectar posibles señales de coacción electoral en las zonas de conflicto de Colombia que es lo que los medios y redes sociales sugieren, y terminé con algo distinto que en mi opinión es aún más sólido: una explicación de qué estructura de verdad el voto de izquierda en el país y qué no. Ese giro no fue un desvío, sino que fue el resultado principal. Los datos me llevaron a donde tenían que llevarme, no a donde yo quería llegar. Lo que aprendí se puede resumir en pocas ideas, todas con consecuencias para quien quiera entender cómo se comporta el mapa electoral colombiano.</w:t>
+      </w:r>
+    </w:p>
+    <w:p>
+      <w:pPr>
+        <w:spacing w:after="160" w:line="276" w:lineRule="auto"/>
+        <w:jc w:val="both"/>
+        <w:rPr>
+          <w:lang w:val="es-ES"/>
+        </w:rPr>
+      </w:pPr>
+      <w:r>
+        <w:rPr>
+          <w:lang w:val="es-ES"/>
+        </w:rPr>
+        <w:t>La primera es que el pasado manda. Un municipio vota, sobre todo, como ya venía votando. Esa inercia pesa más que cualquier otra cosa que medí y ningún modelo por avanzado que fuera logró mejorarla de forma clara. Para quien analiza las elecciones en Colombia, esto significa que la historia de cada territorio es el punto de partida obligado, ya que el voto no se explica bien sin mirar de dónde viene.</w:t>
+      </w:r>
+    </w:p>
+    <w:p>
+      <w:pPr>
+        <w:spacing w:after="160" w:line="276" w:lineRule="auto"/>
+        <w:jc w:val="both"/>
+        <w:rPr>
+          <w:lang w:val="es-ES"/>
+        </w:rPr>
+      </w:pPr>
+      <w:r>
+        <w:rPr>
+          <w:lang w:val="es-ES"/>
+        </w:rPr>
+        <w:t>La segunda es que las explicaciones fáciles a nivel nacional pueden engañar. La idea de que "los más pobres votan a la izquierda" es falsa si se mira todo el país junto, pero no porque la pobreza no tenga importancia, sino porque su efecto va en direcciones opuestas según la región que se esté evaluando. En unas partes la pobreza empuja el voto hacia un lado y en otras hacia el lado opuesto y si se saca un promedio nacional, se esconden las dos señales. La lección aprendida es que en Colombia hay que desconfiar de los promedios del país y bajar siempre al territorio.</w:t>
+      </w:r>
+    </w:p>
+    <w:p>
+      <w:pPr>
+        <w:spacing w:after="160" w:line="276" w:lineRule="auto"/>
+        <w:jc w:val="both"/>
+        <w:rPr>
+          <w:lang w:val="es-ES"/>
+        </w:rPr>
+      </w:pPr>
+      <w:r>
+        <w:rPr>
+          <w:lang w:val="es-ES"/>
+        </w:rPr>
+        <w:t>La tercera es que entre la pobreza y la región, es la región la que hace casi todo el trabajo para explicar el voto: de todo lo que esas dos variables capturan juntas, la geografía explica entre el 96% y el 99% en cuatro de los cinco años analizados (2014 es la excepción) y donde la pobreza apenas es una fracción mínima. Y esto lleva a la consecuencia que más me sorprendió: básicamente los municipios con más conflicto sí aparecían votando más a la izquierda, pero solo en las elecciones más recientes. Cuando se tiene en cuenta la región y la pobreza, el conflicto deja de aportar nada por sí mismo. Lo que a simple vista parecía un efecto del conflicto era en realidad un producto de la geografía y la pobreza. No puedo afirmar que el conflicto no influya en la vida política de esas regiones (eso este trabajo no lo puede decir), pero sí que con los datos analizados en este trabajo, no se distingue ninguna influencia.</w:t>
+      </w:r>
+    </w:p>
+    <w:p>
+      <w:pPr>
+        <w:spacing w:after="160" w:line="276" w:lineRule="auto"/>
+        <w:jc w:val="both"/>
+        <w:rPr>
+          <w:lang w:val="es-ES"/>
+        </w:rPr>
+      </w:pPr>
+      <w:r>
+        <w:rPr>
+          <w:lang w:val="es-ES"/>
+        </w:rPr>
+        <w:lastRenderedPageBreak/>
+        <w:t>Puestas juntas, estas conclusiones dibujan un electorado donde manda primero la inercia electoral, donde el voto de ayer es el mejor predictor del de mañana y luego la geografía, muy por encima de la pobreza. Es una imagen menos intuitiva que la del relato habitual, pero es la que sostienen los datos analizados.</w:t>
+      </w:r>
+    </w:p>
+    <w:p>
+      <w:pPr>
+        <w:spacing w:after="160" w:line="276" w:lineRule="auto"/>
+        <w:jc w:val="both"/>
+        <w:rPr>
+          <w:lang w:val="es-ES"/>
+        </w:rPr>
+      </w:pPr>
+      <w:r>
+        <w:rPr>
+          <w:lang w:val="es-ES"/>
+        </w:rPr>
+        <w:t>Este trabajo no termina en el análisis. Todo lo que encontré quedó volcado en una aplicación web pública, para que cualquier persona pueda explorar el mapa del voto por su cuenta y comprobar estas ideas municipio a municipio, sin depender de mis conclusiones.</w:t>
+      </w:r>
+    </w:p>
+    <w:p>
+      <w:pPr>
+        <w:spacing w:after="160" w:line="276" w:lineRule="auto"/>
+        <w:jc w:val="both"/>
+        <w:rPr>
+          <w:lang w:val="es-ES"/>
+        </w:rPr>
+      </w:pPr>
+      <w:r>
+        <w:rPr>
+          <w:lang w:val="es-ES"/>
+        </w:rPr>
+        <w:t>Más allá de los hallazgos, me llevo una lección sobre la forma de trabajar este tipo de proyectos de análisis de datos y es que la parte más valiosa del proyecto no fue confirmar una hipótesis, sino ponerla a prueba con honestidad y aceptar que no se sostenía. Aprendí que cuando un resultado negativo está bien fundamentado, enseña tanto como uno positivo y que la disciplina de no afirmar más de lo que los datos permiten, es lo que separa un análisis serio, de una opinión disfrazada de números.</w:t>
+      </w:r>
+    </w:p>
+    <w:p>
+      <w:pPr>
+        <w:spacing w:after="160" w:line="276" w:lineRule="auto"/>
+        <w:jc w:val="both"/>
+        <w:rPr>
+          <w:lang w:val="es-ES"/>
+        </w:rPr>
+      </w:pPr>
     </w:p>
     <w:sectPr>
       <w:pgSz w:w="11906" w:h="16838"/>

--- a/memoria/Diego_Abella_TFM_memoria.docx
+++ b/memoria/Diego_Abella_TFM_memoria.docx
@@ -248,30 +248,17 @@
         </w:rPr>
         <w:t xml:space="preserve"> </w:t>
       </w:r>
-      <w:r>
-        <w:fldChar w:fldCharType="begin"/>
-      </w:r>
-      <w:r>
-        <w:rPr>
-          <w:lang w:val="es-ES"/>
-        </w:rPr>
-        <w:instrText>HYPERLINK "https://tfm-electoral-colombia-2026.streamlit.app"</w:instrText>
-      </w:r>
-      <w:r>
-        <w:fldChar w:fldCharType="separate"/>
-      </w:r>
-      <w:r>
-        <w:rPr>
-          <w:rStyle w:val="Hyperlink"/>
-          <w:i/>
-          <w:iCs/>
-          <w:lang w:val="es-ES"/>
-        </w:rPr>
-        <w:t>https://tfm-electoral-colombia-2026.streamlit.app</w:t>
-      </w:r>
-      <w:r>
-        <w:fldChar w:fldCharType="end"/>
-      </w:r>
+      <w:hyperlink r:id="rId5" w:history="1">
+        <w:r>
+          <w:rPr>
+            <w:rStyle w:val="Hyperlink"/>
+            <w:i/>
+            <w:iCs/>
+            <w:lang w:val="es-ES"/>
+          </w:rPr>
+          <w:t>https://tfm-electoral-colombia-2026.streamlit.app</w:t>
+        </w:r>
+      </w:hyperlink>
     </w:p>
     <w:p>
       <w:pPr>
@@ -547,36 +534,23 @@
         </w:rPr>
         <w:t xml:space="preserve">disponible en </w:t>
       </w:r>
-      <w:r>
-        <w:fldChar w:fldCharType="begin"/>
-      </w:r>
-      <w:r>
-        <w:rPr>
-          <w:lang w:val="es-ES"/>
-        </w:rPr>
-        <w:instrText>HYPERLINK "https://tfm-electoral-colombia-2026.streamlit.app"</w:instrText>
-      </w:r>
-      <w:r>
-        <w:fldChar w:fldCharType="separate"/>
-      </w:r>
-      <w:r>
-        <w:rPr>
-          <w:rStyle w:val="Hyperlink"/>
-          <w:lang w:val="es-ES"/>
-        </w:rPr>
-        <w:t>https://tfm-electoral-</w:t>
-      </w:r>
-      <w:r>
-        <w:rPr>
-          <w:rStyle w:val="Hyperlink"/>
-          <w:lang w:val="es-ES"/>
-        </w:rPr>
-        <w:lastRenderedPageBreak/>
-        <w:t>colombia-2026.streamlit.app</w:t>
-      </w:r>
-      <w:r>
-        <w:fldChar w:fldCharType="end"/>
-      </w:r>
+      <w:hyperlink r:id="rId6" w:history="1">
+        <w:r>
+          <w:rPr>
+            <w:rStyle w:val="Hyperlink"/>
+            <w:lang w:val="es-ES"/>
+          </w:rPr>
+          <w:t>https://tfm-electoral-</w:t>
+        </w:r>
+        <w:r>
+          <w:rPr>
+            <w:rStyle w:val="Hyperlink"/>
+            <w:lang w:val="es-ES"/>
+          </w:rPr>
+          <w:lastRenderedPageBreak/>
+          <w:t>colombia-2026.streamlit.app</w:t>
+        </w:r>
+      </w:hyperlink>
       <w:r>
         <w:rPr>
           <w:lang w:val="es-ES"/>
@@ -670,28 +644,15 @@
         </w:rPr>
         <w:t xml:space="preserve">Por eso, además del análisis hecho, he construido una aplicación web donde cualquiera interesado puede explorar los resultados sin tener que tocar una línea de código: ver el mapa del voto por municipio y por año, revisar cómo cambia la relación entre pobreza y voto según la región, consultar un municipio concreto y ver cuáles se salieron de su tendencia histórica. La aplicación está disponible en el URL: </w:t>
       </w:r>
-      <w:r>
-        <w:fldChar w:fldCharType="begin"/>
-      </w:r>
-      <w:r>
-        <w:rPr>
-          <w:lang w:val="es-ES"/>
-        </w:rPr>
-        <w:instrText>HYPERLINK "https://tfm-electoral-colombia-2026.streamlit.app"</w:instrText>
-      </w:r>
-      <w:r>
-        <w:fldChar w:fldCharType="separate"/>
-      </w:r>
-      <w:r>
-        <w:rPr>
-          <w:rStyle w:val="Hyperlink"/>
-          <w:lang w:val="es-ES"/>
-        </w:rPr>
-        <w:t>https://tfm-electoral-colombia-2026.streamlit.app</w:t>
-      </w:r>
-      <w:r>
-        <w:fldChar w:fldCharType="end"/>
-      </w:r>
+      <w:hyperlink r:id="rId7" w:history="1">
+        <w:r>
+          <w:rPr>
+            <w:rStyle w:val="Hyperlink"/>
+            <w:lang w:val="es-ES"/>
+          </w:rPr>
+          <w:t>https://tfm-electoral-colombia-2026.streamlit.app</w:t>
+        </w:r>
+      </w:hyperlink>
       <w:r>
         <w:rPr>
           <w:lang w:val="es-ES"/>
@@ -2268,7 +2229,7 @@
                     <pic:cNvPicPr/>
                   </pic:nvPicPr>
                   <pic:blipFill>
-                    <a:blip r:embed="rId5"/>
+                    <a:blip r:embed="rId8"/>
                     <a:stretch>
                       <a:fillRect/>
                     </a:stretch>
@@ -2589,7 +2550,7 @@
                     <pic:cNvPicPr/>
                   </pic:nvPicPr>
                   <pic:blipFill>
-                    <a:blip r:embed="rId6"/>
+                    <a:blip r:embed="rId9"/>
                     <a:stretch>
                       <a:fillRect/>
                     </a:stretch>
@@ -2686,7 +2647,7 @@
                     <pic:cNvPicPr/>
                   </pic:nvPicPr>
                   <pic:blipFill>
-                    <a:blip r:embed="rId7"/>
+                    <a:blip r:embed="rId10"/>
                     <a:stretch>
                       <a:fillRect/>
                     </a:stretch>
@@ -2834,7 +2795,7 @@
                     <pic:cNvPicPr/>
                   </pic:nvPicPr>
                   <pic:blipFill>
-                    <a:blip r:embed="rId8"/>
+                    <a:blip r:embed="rId11"/>
                     <a:stretch>
                       <a:fillRect/>
                     </a:stretch>
@@ -3122,7 +3083,7 @@
           <w:lang w:val="es-ES"/>
         </w:rPr>
       </w:pPr>
-      <w:hyperlink r:id="rId9" w:history="1">
+      <w:hyperlink r:id="rId12" w:history="1">
         <w:r>
           <w:rPr>
             <w:rStyle w:val="Hyperlink"/>
@@ -3387,7 +3348,8 @@
       </w:pPr>
       <w:r>
         <w:rPr>
-          <w:lang w:val="es-ES"/>
+          <w:rFonts w:ascii="Arial" w:hAnsi="Arial"/>
+          <w:sz w:val="22"/>
         </w:rPr>
         <w:t>Estas son las principales limitantes que he identificado mientras realizaba este trabajo:</w:t>
       </w:r>
@@ -3554,14 +3516,16 @@
       </w:pPr>
       <w:r>
         <w:rPr>
+          <w:rFonts w:ascii="Arial" w:hAnsi="Arial"/>
           <w:b/>
-          <w:lang w:val="es-ES"/>
+          <w:sz w:val="22"/>
         </w:rPr>
         <w:t>La pobreza se mide con censos, que no son anuales.</w:t>
       </w:r>
       <w:r>
         <w:rPr>
-          <w:lang w:val="es-ES"/>
+          <w:rFonts w:ascii="Arial" w:hAnsi="Arial"/>
+          <w:sz w:val="22"/>
         </w:rPr>
         <w:t xml:space="preserve"> El NBI (Índice de Necesidades Básicas Insatisfechas) viene de los censos nacionales de 2005 y 2018, así que para varias elecciones uso el dato censal más cercano, no el del año exacto. La pobreza estructural cambia despacio, así que la aproximación es razonable, pero no deja de ser una aproximación.</w:t>
       </w:r>
@@ -3959,9 +3923,6 @@
         </w:rPr>
       </w:pPr>
       <w:r>
-        <w:rPr>
-          <w:lang w:val="es-ES"/>
-        </w:rPr>
         <w:t>Conclusiones</w:t>
       </w:r>
     </w:p>
@@ -3975,7 +3936,8 @@
       </w:pPr>
       <w:r>
         <w:rPr>
-          <w:lang w:val="es-ES"/>
+          <w:rFonts w:ascii="Arial" w:hAnsi="Arial"/>
+          <w:sz w:val="22"/>
         </w:rPr>
         <w:t>Empecé este trabajo queriendo detectar posibles señales de coacción electoral en las zonas de conflicto de Colombia que es lo que los medios y redes sociales sugieren, y terminé con algo distinto que en mi opinión es aún más sólido: una explicación de qué estructura de verdad el voto de izquierda en el país y qué no. Ese giro no fue un desvío, sino que fue el resultado principal. Los datos me llevaron a donde tenían que llevarme, no a donde yo quería llegar. Lo que aprendí se puede resumir en pocas ideas, todas con consecuencias para quien quiera entender cómo se comporta el mapa electoral colombiano.</w:t>
       </w:r>
@@ -3990,7 +3952,8 @@
       </w:pPr>
       <w:r>
         <w:rPr>
-          <w:lang w:val="es-ES"/>
+          <w:rFonts w:ascii="Arial" w:hAnsi="Arial"/>
+          <w:sz w:val="22"/>
         </w:rPr>
         <w:t>La primera es que el pasado manda. Un municipio vota, sobre todo, como ya venía votando. Esa inercia pesa más que cualquier otra cosa que medí y ningún modelo por avanzado que fuera logró mejorarla de forma clara. Para quien analiza las elecciones en Colombia, esto significa que la historia de cada territorio es el punto de partida obligado, ya que el voto no se explica bien sin mirar de dónde viene.</w:t>
       </w:r>
@@ -4005,7 +3968,8 @@
       </w:pPr>
       <w:r>
         <w:rPr>
-          <w:lang w:val="es-ES"/>
+          <w:rFonts w:ascii="Arial" w:hAnsi="Arial"/>
+          <w:sz w:val="22"/>
         </w:rPr>
         <w:t>La segunda es que las explicaciones fáciles a nivel nacional pueden engañar. La idea de que "los más pobres votan a la izquierda" es falsa si se mira todo el país junto, pero no porque la pobreza no tenga importancia, sino porque su efecto va en direcciones opuestas según la región que se esté evaluando. En unas partes la pobreza empuja el voto hacia un lado y en otras hacia el lado opuesto y si se saca un promedio nacional, se esconden las dos señales. La lección aprendida es que en Colombia hay que desconfiar de los promedios del país y bajar siempre al territorio.</w:t>
       </w:r>
@@ -4020,7 +3984,8 @@
       </w:pPr>
       <w:r>
         <w:rPr>
-          <w:lang w:val="es-ES"/>
+          <w:rFonts w:ascii="Arial" w:hAnsi="Arial"/>
+          <w:sz w:val="22"/>
         </w:rPr>
         <w:t>La tercera es que entre la pobreza y la región, es la región la que hace casi todo el trabajo para explicar el voto: de todo lo que esas dos variables capturan juntas, la geografía explica entre el 96% y el 99% en cuatro de los cinco años analizados (2014 es la excepción) y donde la pobreza apenas es una fracción mínima. Y esto lleva a la consecuencia que más me sorprendió: básicamente los municipios con más conflicto sí aparecían votando más a la izquierda, pero solo en las elecciones más recientes. Cuando se tiene en cuenta la región y la pobreza, el conflicto deja de aportar nada por sí mismo. Lo que a simple vista parecía un efecto del conflicto era en realidad un producto de la geografía y la pobreza. No puedo afirmar que el conflicto no influya en la vida política de esas regiones (eso este trabajo no lo puede decir), pero sí que con los datos analizados en este trabajo, no se distingue ninguna influencia.</w:t>
       </w:r>
@@ -4035,9 +4000,9 @@
       </w:pPr>
       <w:r>
         <w:rPr>
-          <w:lang w:val="es-ES"/>
-        </w:rPr>
-        <w:lastRenderedPageBreak/>
+          <w:rFonts w:ascii="Arial" w:hAnsi="Arial"/>
+          <w:sz w:val="22"/>
+        </w:rPr>
         <w:t>Puestas juntas, estas conclusiones dibujan un electorado donde manda primero la inercia electoral, donde el voto de ayer es el mejor predictor del de mañana y luego la geografía, muy por encima de la pobreza. Es una imagen menos intuitiva que la del relato habitual, pero es la que sostienen los datos analizados.</w:t>
       </w:r>
     </w:p>
@@ -4051,7 +4016,8 @@
       </w:pPr>
       <w:r>
         <w:rPr>
-          <w:lang w:val="es-ES"/>
+          <w:rFonts w:ascii="Arial" w:hAnsi="Arial"/>
+          <w:sz w:val="22"/>
         </w:rPr>
         <w:t>Este trabajo no termina en el análisis. Todo lo que encontré quedó volcado en una aplicación web pública, para que cualquier persona pueda explorar el mapa del voto por su cuenta y comprobar estas ideas municipio a municipio, sin depender de mis conclusiones.</w:t>
       </w:r>
@@ -4066,19 +4032,169 @@
       </w:pPr>
       <w:r>
         <w:rPr>
-          <w:lang w:val="es-ES"/>
+          <w:rFonts w:ascii="Arial" w:hAnsi="Arial"/>
+          <w:sz w:val="22"/>
         </w:rPr>
         <w:t>Más allá de los hallazgos, me llevo una lección sobre la forma de trabajar este tipo de proyectos de análisis de datos y es que la parte más valiosa del proyecto no fue confirmar una hipótesis, sino ponerla a prueba con honestidad y aceptar que no se sostenía. Aprendí que cuando un resultado negativo está bien fundamentado, enseña tanto como uno positivo y que la disciplina de no afirmar más de lo que los datos permiten, es lo que separa un análisis serio, de una opinión disfrazada de números.</w:t>
       </w:r>
     </w:p>
     <w:p>
       <w:pPr>
-        <w:spacing w:after="160" w:line="276" w:lineRule="auto"/>
-        <w:jc w:val="both"/>
-        <w:rPr>
-          <w:lang w:val="es-ES"/>
-        </w:rPr>
-      </w:pPr>
+        <w:pStyle w:val="Heading1"/>
+        <w:spacing w:before="240" w:after="160"/>
+        <w:rPr>
+          <w:lang w:val="es-ES"/>
+        </w:rPr>
+      </w:pPr>
+      <w:r>
+        <w:t>Bibliografía</w:t>
+      </w:r>
+    </w:p>
+    <w:p>
+      <w:pPr>
+        <w:spacing w:after="160" w:line="276" w:lineRule="auto"/>
+        <w:jc w:val="left"/>
+        <w:rPr>
+          <w:lang w:val="es-ES"/>
+        </w:rPr>
+      </w:pPr>
+      <w:r>
+        <w:rPr>
+          <w:rFonts w:ascii="Arial" w:hAnsi="Arial"/>
+          <w:b/>
+          <w:sz w:val="22"/>
+        </w:rPr>
+        <w:t>Fuentes de datos</w:t>
+      </w:r>
+    </w:p>
+    <w:p>
+      <w:pPr>
+        <w:spacing w:after="160" w:line="276" w:lineRule="auto"/>
+        <w:jc w:val="left"/>
+        <w:rPr>
+          <w:lang w:val="es-ES"/>
+        </w:rPr>
+      </w:pPr>
+      <w:r>
+        <w:rPr>
+          <w:rFonts w:ascii="Arial" w:hAnsi="Arial"/>
+          <w:sz w:val="20"/>
+        </w:rPr>
+        <w:t>Registraduría Nacional del Estado Civil. Resultados electorales presidenciales 1998–2018. https://cedae.registraduria.gov.co/datos-para-la-democracia/resultados-electorales/descarga-datos</w:t>
+      </w:r>
+    </w:p>
+    <w:p>
+      <w:pPr>
+        <w:spacing w:after="160" w:line="276" w:lineRule="auto"/>
+        <w:jc w:val="left"/>
+        <w:rPr>
+          <w:lang w:val="es-ES"/>
+        </w:rPr>
+      </w:pPr>
+      <w:r>
+        <w:rPr>
+          <w:rFonts w:ascii="Arial" w:hAnsi="Arial"/>
+          <w:sz w:val="20"/>
+        </w:rPr>
+        <w:t>Registraduría Nacional del Estado Civil. Resultados electorales presidenciales 2022. https://observatorio.registraduria.gov.co/views/electoral/historicos-resultados.php</w:t>
+      </w:r>
+    </w:p>
+    <w:p>
+      <w:pPr>
+        <w:spacing w:after="160" w:line="276" w:lineRule="auto"/>
+        <w:jc w:val="left"/>
+        <w:rPr>
+          <w:lang w:val="es-ES"/>
+        </w:rPr>
+      </w:pPr>
+      <w:r>
+        <w:rPr>
+          <w:rFonts w:ascii="Arial" w:hAnsi="Arial"/>
+          <w:sz w:val="20"/>
+        </w:rPr>
+        <w:t>Unidad para la Atención y Reparación Integral a las Víctimas (UARIV). Víctimas del conflicto armado por año y departamento. Portal de Datos Abiertos del Gobierno de Colombia. https://www.datos.gov.co/Inclusi-n-Social-y-Reconciliaci-n/VICTIMAS-POR-A-OS-DEPARTAMENTAL/jurc-ck3a/about_data</w:t>
+      </w:r>
+    </w:p>
+    <w:p>
+      <w:pPr>
+        <w:spacing w:after="160" w:line="276" w:lineRule="auto"/>
+        <w:jc w:val="left"/>
+        <w:rPr>
+          <w:lang w:val="es-ES"/>
+        </w:rPr>
+      </w:pPr>
+      <w:r>
+        <w:rPr>
+          <w:rFonts w:ascii="Arial" w:hAnsi="Arial"/>
+          <w:sz w:val="20"/>
+        </w:rPr>
+        <w:t>Departamento Administrativo Nacional de Estadística (DANE). Necesidades Básicas Insatisfechas (NBI), Censo Nacional de Población y Vivienda 2018. https://www.dane.gov.co/files/censo2018/informacion-tecnica/CNPV-2018-NBI.xlsx</w:t>
+      </w:r>
+    </w:p>
+    <w:p>
+      <w:pPr>
+        <w:spacing w:after="160" w:line="276" w:lineRule="auto"/>
+        <w:jc w:val="left"/>
+        <w:rPr>
+          <w:lang w:val="es-ES"/>
+        </w:rPr>
+      </w:pPr>
+      <w:r>
+        <w:rPr>
+          <w:rFonts w:ascii="Arial" w:hAnsi="Arial"/>
+          <w:sz w:val="20"/>
+        </w:rPr>
+        <w:t>Departamento Administrativo Nacional de Estadística (DANE). Necesidades Básicas Insatisfechas (NBI), Censo General 2005. https://www.dane.gov.co/files/censos/resultados/NBI_total_dpto_30_Jun_2012.xls</w:t>
+      </w:r>
+    </w:p>
+    <w:p>
+      <w:pPr>
+        <w:spacing w:after="160" w:line="276" w:lineRule="auto"/>
+        <w:jc w:val="left"/>
+        <w:rPr>
+          <w:lang w:val="es-ES"/>
+        </w:rPr>
+      </w:pPr>
+      <w:r>
+        <w:rPr>
+          <w:rFonts w:ascii="Arial" w:hAnsi="Arial"/>
+          <w:sz w:val="20"/>
+        </w:rPr>
+        <w:t>Departamento Administrativo Nacional de Estadística (DANE). Índice de Pobreza Multidimensional (IPM) departamental, 2022. https://www.dane.gov.co/files/investigaciones/condiciones_vida/pobreza/2022/anexo_dptal_pobreza_multidimensional_2022.xlsx</w:t>
+      </w:r>
+    </w:p>
+    <w:p>
+      <w:pPr>
+        <w:spacing w:after="160" w:line="276" w:lineRule="auto"/>
+        <w:jc w:val="left"/>
+        <w:rPr>
+          <w:lang w:val="es-ES"/>
+        </w:rPr>
+      </w:pPr>
+      <w:r>
+        <w:rPr>
+          <w:rFonts w:ascii="Arial" w:hAnsi="Arial"/>
+          <w:b/>
+          <w:sz w:val="22"/>
+        </w:rPr>
+        <w:t>Herramientas</w:t>
+      </w:r>
+    </w:p>
+    <w:p>
+      <w:pPr>
+        <w:spacing w:after="160" w:line="276" w:lineRule="auto"/>
+        <w:jc w:val="left"/>
+        <w:rPr>
+          <w:lang w:val="es-ES"/>
+        </w:rPr>
+      </w:pPr>
+      <w:r>
+        <w:rPr>
+          <w:rFonts w:ascii="Arial" w:hAnsi="Arial"/>
+          <w:sz w:val="20"/>
+        </w:rPr>
+        <w:t>El proyecto se desarrolló íntegramente en Python, con las librerías pandas, scikit-learn, XGBoost, GeoPandas y Streamlit. El código completo está disponible en el repositorio público del proyecto: https://github.com/usbdiego7777-ui/tfm-electoral-colombia</w:t>
+      </w:r>
     </w:p>
     <w:sectPr>
       <w:pgSz w:w="11906" w:h="16838"/>

--- a/memoria/Diego_Abella_TFM_memoria.docx
+++ b/memoria/Diego_Abella_TFM_memoria.docx
@@ -339,9 +339,10 @@
       </w:pPr>
       <w:r>
         <w:rPr>
-          <w:lang w:val="es-ES"/>
-        </w:rPr>
-        <w:t>La segunda tiene que ver con la pobreza, y no era lo que yo esperaba. Si uno mira el país entero, pobreza y voto de izquierda casi no se relacionan, aunque cuando empecé el proyecto pensaba que si lo era. Sin embargo, ese número engaña, porque esconde dos comportamientos opuestos que de cierta manera se cancelan entre sí. En buena parte del país los municipios más pobres votan menos a la izquierda, solo en la Orinoquía pasa lo contrario. El promedio nacional da casi cero porque suma señales que van en direcciones distintas y terminan cancelándose.</w:t>
+          <w:rFonts w:ascii="Arial" w:hAnsi="Arial"/>
+          <w:sz w:val="22"/>
+        </w:rPr>
+        <w:t>La segunda tiene que ver con la pobreza, y no era lo que yo esperaba. Si uno mira el país entero, pobreza y voto de izquierda casi no se relacionan, aunque cuando empecé el proyecto pensaba que si lo era. Sin embargo, ese número engaña, porque esconde dos comportamientos opuestos que de cierta manera se cancelan entre sí. En buena parte del país los municipios más pobres votan menos a la izquierda, mientras que en algunas zonas de frontera y periferia la relación se invierte. El promedio nacional da casi cero porque suma señales que van en direcciones distintas y terminan cancelándose.</w:t>
       </w:r>
     </w:p>
     <w:p>
@@ -1568,56 +1569,22 @@
           <w:lang w:val="es-ES"/>
         </w:rPr>
       </w:pPr>
-      <w:r>
-        <w:rPr>
+      <w:proofErr w:type="gramStart"/>
+      <w:proofErr w:type="gramEnd"/>
+      <w:r>
+        <w:rPr>
+          <w:rFonts w:ascii="Arial" w:hAnsi="Arial"/>
           <w:b/>
-          <w:lang w:val="es-ES"/>
+          <w:sz w:val="22"/>
         </w:rPr>
         <w:t>El voto de izquierda.</w:t>
       </w:r>
       <w:r>
         <w:rPr>
-          <w:lang w:val="es-ES"/>
-        </w:rPr>
-        <w:t xml:space="preserve"> La variable que quiero explicar es el porcentaje de votos que sacó el bloque de izquierda en cada municipio, en la primera vuelta presidencial. Por "bloque de izquierda" tomo la misma línea política a lo largo del tiempo: el Polo Democrático, que después fue Colombia Humana y </w:t>
-      </w:r>
-      <w:r>
-        <w:rPr>
-          <w:lang w:val="es-ES"/>
-        </w:rPr>
-        <w:t>que después se ha vuelto</w:t>
-      </w:r>
-      <w:r>
-        <w:rPr>
-          <w:lang w:val="es-ES"/>
-        </w:rPr>
-        <w:t xml:space="preserve"> el Pacto Histórico. Uso la primera vuelta y no la segunda porque en primera vuelta cada quien vota por su opción real, sin el efecto de "voto útil" que aparece cuando solo quedan dos candidatos</w:t>
-      </w:r>
-      <w:r>
-        <w:rPr>
-          <w:lang w:val="es-ES"/>
-        </w:rPr>
-        <w:t xml:space="preserve"> a elegir</w:t>
-      </w:r>
-      <w:r>
-        <w:rPr>
-          <w:lang w:val="es-ES"/>
-        </w:rPr>
-        <w:t xml:space="preserve">. La serie que analizo va de 2006 a 2022; las elecciones de 1998 y 2002 </w:t>
-      </w:r>
-      <w:proofErr w:type="gramStart"/>
-      <w:r>
-        <w:rPr>
-          <w:lang w:val="es-ES"/>
-        </w:rPr>
-        <w:t>las uso solo</w:t>
-      </w:r>
-      <w:proofErr w:type="gramEnd"/>
-      <w:r>
-        <w:rPr>
-          <w:lang w:val="es-ES"/>
-        </w:rPr>
-        <w:t xml:space="preserve"> para calcular el historial de voto de cada municipio, no como años a explicar.</w:t>
+          <w:rFonts w:ascii="Arial" w:hAnsi="Arial"/>
+          <w:sz w:val="22"/>
+        </w:rPr>
+        <w:t xml:space="preserve"> La variable que quiero explicar es el porcentaje de votos que sacó el bloque de izquierda en cada municipio, en la primera vuelta presidencial. Por "bloque de izquierda" tomo la misma línea política a lo largo del tiempo: el Polo Democrático, que después fue Colombia Humana y que después se ha vuelto el Pacto Histórico. Uso la primera vuelta porque conserva una mayor diversidad de opciones y reduce el efecto del voto estratégico propio de una segunda vuelta limitada a dos candidatos. La serie que analizo va de 2006 a 2022; las elecciones de 1998 y 2002 las uso solo para calcular el historial de voto de cada municipio, no como años a explicar.</w:t>
       </w:r>
     </w:p>
     <w:p>
@@ -1861,52 +1828,18 @@
       </w:pPr>
       <w:r>
         <w:rPr>
+          <w:rFonts w:ascii="Arial" w:hAnsi="Arial"/>
           <w:b/>
-          <w:lang w:val="es-ES"/>
+          <w:sz w:val="22"/>
         </w:rPr>
         <w:t>Dos decisiones sobre el alcance del dato.</w:t>
       </w:r>
       <w:r>
         <w:rPr>
-          <w:lang w:val="es-ES"/>
-        </w:rPr>
-        <w:t xml:space="preserve"> El conflicto solo está disponible a nivel departamental, no municipal, así que cada municipio hereda el valor de su departamento; es una limitación real que retomo al final. Y a diferencia de otras variables, el conflicto lo tomo del mismo año de cada elección y no del anterior, porque la intensidad del conflicto en un territorio es un dato que ya existe antes de la jornada electoral</w:t>
-      </w:r>
-      <w:r>
-        <w:rPr>
-          <w:lang w:val="es-ES"/>
-        </w:rPr>
-        <w:t xml:space="preserve">, es decir que no lo </w:t>
-      </w:r>
-      <w:r>
-        <w:rPr>
-          <w:lang w:val="es-ES"/>
-        </w:rPr>
-        <w:t>produce la votación</w:t>
-      </w:r>
-      <w:r>
-        <w:rPr>
-          <w:lang w:val="es-ES"/>
-        </w:rPr>
-        <w:t>,</w:t>
-      </w:r>
-      <w:r>
-        <w:rPr>
-          <w:lang w:val="es-ES"/>
-        </w:rPr>
-        <w:t xml:space="preserve"> así que rezagarlo un año restaría precisión</w:t>
-      </w:r>
-      <w:r>
-        <w:rPr>
-          <w:lang w:val="es-ES"/>
-        </w:rPr>
-        <w:t xml:space="preserve"> al modelo</w:t>
-      </w:r>
-      <w:r>
-        <w:rPr>
-          <w:lang w:val="es-ES"/>
-        </w:rPr>
-        <w:t>.</w:t>
+          <w:rFonts w:ascii="Arial" w:hAnsi="Arial"/>
+          <w:sz w:val="22"/>
+        </w:rPr>
+        <w:t xml:space="preserve"> El conflicto solo está disponible a nivel departamental, no municipal, así que cada municipio hereda el valor de su departamento; es una limitación real que retomo al final. Y a diferencia de otras variables, el conflicto lo tomo del mismo año de cada elección y no del anterior: lo uso como una medida contemporánea de la intensidad del conflicto en el territorio, no como un resultado de la votación. Al ser un conteo anual, reconozco que no puede restringirse solo al periodo previo a la jornada, pero rezagarlo cuatro años lo alejaría del conflicto del propio periodo electoral que quiero caracterizar.</w:t>
       </w:r>
     </w:p>
     <w:p>
@@ -2036,16 +1969,18 @@
       </w:pPr>
       <w:r>
         <w:rPr>
+          <w:rFonts w:ascii="Arial" w:hAnsi="Arial"/>
           <w:b/>
-          <w:lang w:val="es-ES"/>
+          <w:sz w:val="22"/>
         </w:rPr>
         <w:t>El conflicto, sí lo tomo del mismo año.</w:t>
       </w:r>
       <w:r>
         <w:rPr>
-          <w:lang w:val="es-ES"/>
-        </w:rPr>
-        <w:t xml:space="preserve"> Aquí he tomado la decisión opuesta al historial del voto. La intensidad del conflicto en un territorio es una característica que ya existe antes de la jornada electoral, no algo que dé como producto de la votación. Usar el conflicto de cuatro años atrás para explicar el voto de hoy haría perder precisión, sin ninguna ganancia para el modelo. Por eso el conflicto va del mismo año de cada elección.</w:t>
+          <w:rFonts w:ascii="Arial" w:hAnsi="Arial"/>
+          <w:sz w:val="22"/>
+        </w:rPr>
+        <w:t xml:space="preserve"> Aquí he tomado la decisión opuesta al historial del voto. La intensidad del conflicto en un territorio es una característica del territorio mismo, no un resultado de la votación, así que la uso como medida contemporánea del año electoral. Al tratarse de un conteo anual, reconozco que parte de esos hechos pueden ocurrir después de la jornada, pero usar el conflicto de cuatro años atrás para explicar el voto de hoy lo alejaría del periodo electoral que quiero caracterizar. Por eso el conflicto va del mismo año de cada elección.</w:t>
       </w:r>
     </w:p>
     <w:p>
@@ -2214,7 +2149,7 @@
           <w:noProof/>
         </w:rPr>
         <w:drawing>
-          <wp:inline distT="0" distB="0" distL="0" distR="0" wp14:anchorId="689F09E4" wp14:editId="2CC8F344">
+          <wp:inline distT="0" distB="0" distL="0" distR="0" wp14:anchorId="7159B4A1" wp14:editId="197382E5">
             <wp:extent cx="4953663" cy="3510688"/>
             <wp:effectExtent l="0" t="0" r="0" b="0"/>
             <wp:docPr id="1" name="Picture 1"/>
@@ -2535,7 +2470,7 @@
           <w:noProof/>
         </w:rPr>
         <w:drawing>
-          <wp:inline distT="0" distB="0" distL="0" distR="0" wp14:anchorId="3EF38D27" wp14:editId="207AD3EE">
+          <wp:inline distT="0" distB="0" distL="0" distR="0" wp14:anchorId="7F714F26" wp14:editId="38F65B58">
             <wp:extent cx="4206240" cy="5316571"/>
             <wp:effectExtent l="0" t="0" r="0" b="0"/>
             <wp:docPr id="2" name="Picture 2"/>
@@ -2597,26 +2532,14 @@
           <w:lang w:val="es-ES"/>
         </w:rPr>
       </w:pPr>
-      <w:r>
-        <w:rPr>
-          <w:lang w:val="es-ES"/>
-        </w:rPr>
-        <w:lastRenderedPageBreak/>
-        <w:t xml:space="preserve">Cuando se mira departamento por departamento, aparece que ese casi-cero nacional es en realidad el promedio de dos comportamientos opuestos que se cancelan entre sí. En la mayor parte del país (por </w:t>
-      </w:r>
       <w:proofErr w:type="gramStart"/>
-      <w:r>
-        <w:rPr>
-          <w:lang w:val="es-ES"/>
-        </w:rPr>
-        <w:t>ejemplo</w:t>
-      </w:r>
       <w:proofErr w:type="gramEnd"/>
       <w:r>
         <w:rPr>
-          <w:lang w:val="es-ES"/>
-        </w:rPr>
-        <w:t xml:space="preserve"> en la región Andina y el Caribe, con departamentos como Boyacá, Cundinamarca, Santander, Atlántico) la relación es negativa, es decir, los municipios más pobres votan menos a la izquierda. Pero en la frontera y la periferia (como en Norte de Santander, Meta, Caquetá) la relación se invierte y es positiva. Sumando todas juntas, esas dos señales reales se anulan a nivel nacional y producen el falso cero. Esto es un ejemplo de lo que se llama una falacia ecológica, es decir de sacar una conclusión del promedio general que en realidad es falsa para casi todas las partes evaluadas.</w:t>
+          <w:rFonts w:ascii="Arial" w:hAnsi="Arial"/>
+          <w:sz w:val="22"/>
+        </w:rPr>
+        <w:t>Cuando se mira departamento por departamento, aparece que ese casi-cero nacional es en realidad el promedio de dos comportamientos opuestos que se cancelan entre sí. En la mayor parte del país (por ejemplo en la región Andina y el Caribe, con departamentos como Boyacá, Cundinamarca, Santander, Atlántico) la relación es negativa, es decir, los municipios más pobres votan menos a la izquierda. Pero en la frontera y la periferia (como en Norte de Santander, Meta, Caquetá) la relación se invierte y es positiva. Sumando todas juntas, esas dos señales reales se anulan a nivel nacional y producen el falso cero. Es un ejemplo de cómo un promedio nacional puede esconder relaciones opuestas que se cancelan entre sí: la conclusión que se saca del conjunto resulta falsa para casi todas las partes por separado.</w:t>
       </w:r>
     </w:p>
     <w:p>
@@ -2632,7 +2555,7 @@
           <w:noProof/>
         </w:rPr>
         <w:drawing>
-          <wp:inline distT="0" distB="0" distL="0" distR="0" wp14:anchorId="2321253C" wp14:editId="09228918">
+          <wp:inline distT="0" distB="0" distL="0" distR="0" wp14:anchorId="5E1B003B" wp14:editId="4CE4B94A">
             <wp:extent cx="5192202" cy="3542438"/>
             <wp:effectExtent l="0" t="0" r="8890" b="1270"/>
             <wp:docPr id="3" name="Picture 3"/>
@@ -2748,23 +2671,18 @@
       </w:pPr>
       <w:r>
         <w:rPr>
+          <w:rFonts w:ascii="Arial" w:hAnsi="Arial"/>
           <w:b/>
-          <w:lang w:val="es-ES"/>
-        </w:rPr>
-        <w:t xml:space="preserve">La geografía manda. </w:t>
-      </w:r>
-      <w:r>
-        <w:rPr>
-          <w:lang w:val="es-ES"/>
-        </w:rPr>
-        <w:t xml:space="preserve">Lo primero es que el voto de izquierda está fuertemente marcado por la geografía, ya que se concentra en el Pacífico y en la periferia del país, mientras que el interior andino vota mucho menos. Cuando comparo cuánto de la variación del voto entre municipios explica la región frente a cuánto explica la pobreza, la región pesa muchísimo más que la pobreza: en los años estables, la geografía muestra que entre el 96% y el 99% de lo </w:t>
-      </w:r>
-      <w:r>
-        <w:rPr>
-          <w:lang w:val="es-ES"/>
-        </w:rPr>
-        <w:lastRenderedPageBreak/>
-        <w:t>que la pobreza y una región capturan juntas. En otras palabras, saber en qué zona del país queda un municipio dice más sobre cómo vota que saber qué tan pobre es.</w:t>
+          <w:sz w:val="22"/>
+        </w:rPr>
+        <w:t>La geografía manda.</w:t>
+      </w:r>
+      <w:r>
+        <w:rPr>
+          <w:rFonts w:ascii="Arial" w:hAnsi="Arial"/>
+          <w:sz w:val="22"/>
+        </w:rPr>
+        <w:t xml:space="preserve"> Lo primero es que el voto de izquierda está fuertemente marcado por la geografía, ya que se concentra en el Pacífico y en la periferia del país, mientras que el interior andino vota mucho menos. Cuando comparo cuánto aporta la región frente a cuánto aporta la pobreza para explicar el voto, la región hace casi todo el trabajo: de todo lo que esas dos variables capturan juntas, la región explica entre el 96% y el 99% en cuatro de los cinco años analizados (2014 es la excepción), y la pobreza apenas de una fracción mínima. En otras palabras, saber en qué zona del país queda un municipio dice más sobre cómo vota que saber qué tan pobre es.</w:t>
       </w:r>
     </w:p>
     <w:p>
@@ -2780,7 +2698,7 @@
           <w:noProof/>
         </w:rPr>
         <w:drawing>
-          <wp:inline distT="0" distB="0" distL="0" distR="0" wp14:anchorId="5302E430" wp14:editId="04F782EC">
+          <wp:inline distT="0" distB="0" distL="0" distR="0" wp14:anchorId="7DA52E43" wp14:editId="44ECAD23">
             <wp:extent cx="4898004" cy="5738190"/>
             <wp:effectExtent l="0" t="0" r="0" b="0"/>
             <wp:docPr id="4" name="Picture 4"/>
@@ -3130,404 +3048,18 @@
       </w:pPr>
       <w:r>
         <w:rPr>
-          <w:b/>
-          <w:lang w:val="es-ES"/>
-        </w:rPr>
-        <w:t>Página 1: explorar el voto territorial.</w:t>
-      </w:r>
-      <w:r>
-        <w:rPr>
-          <w:lang w:val="es-ES"/>
-        </w:rPr>
-        <w:t xml:space="preserve"> La primera es un explorador general del voto, que trae un mapa de Colombia coloreado por el porcentaje de voto de izquierda de cada municipio, con un selector para cambiar de año y ver cómo se transforma el mapa entre 2006 y 2022. La página se organiza en cuatro pestañas: mapa por municipio, evolución nacional del voto a lo largo del tiempo, inercia electoral —un gráfico que muestra cómo el voto de cada municipio se parece al que tuvo en la elección anterior, que es la evidencia visual del hallazgo más importante—, y la relación entre pobreza y voto que cambia de signo según la región, que es el hallazgo de la falacia ecológica hecho visual. Esta es la página para quien quiere hacerse una idea del panorama de datos analizados a nivel nacional.</w:t>
-      </w:r>
-    </w:p>
-    <w:p>
-      <w:pPr>
-        <w:spacing w:after="160" w:line="276" w:lineRule="auto"/>
-        <w:jc w:val="both"/>
-        <w:rPr>
-          <w:lang w:val="es-ES"/>
-        </w:rPr>
-      </w:pPr>
-      <w:r>
-        <w:rPr>
-          <w:b/>
-          <w:lang w:val="es-ES"/>
-        </w:rPr>
-        <w:t>Página 2: consultar un municipio.</w:t>
-      </w:r>
-      <w:r>
-        <w:rPr>
-          <w:lang w:val="es-ES"/>
-        </w:rPr>
-        <w:t xml:space="preserve"> La segunda deja consultar por un municipio concreto, donde se elige el municipio y el año, y la aplicación muestra cómo votó de verdad, cuánto predecía el modelo a partir de su historia, su perfil de voto, y la diferencia entre ambos. Un indicador de color avisa si el municipio siguió su tendencia o si se desvió de forma notable, con una frase en lenguaje sencillo que traduce el resultado. Esta es la parte que convierte el modelo en algo consultable caso por caso.</w:t>
-      </w:r>
-    </w:p>
-    <w:p>
-      <w:pPr>
-        <w:spacing w:after="160" w:line="276" w:lineRule="auto"/>
-        <w:jc w:val="both"/>
-        <w:rPr>
-          <w:lang w:val="es-ES"/>
-        </w:rPr>
-      </w:pPr>
-      <w:r>
-        <w:rPr>
-          <w:b/>
-          <w:lang w:val="es-ES"/>
-        </w:rPr>
-        <w:t>Página 3: municipios que rompen su tendencia</w:t>
-      </w:r>
-      <w:r>
-        <w:rPr>
-          <w:b/>
-          <w:lang w:val="es-ES"/>
-        </w:rPr>
-        <w:t>.</w:t>
-      </w:r>
-      <w:r>
-        <w:rPr>
-          <w:lang w:val="es-ES"/>
-        </w:rPr>
-        <w:t xml:space="preserve"> La tercera muestra en un mapa los municipios que más se alejaron de lo que su historia predecía en 2022, que son los residuos del modelo</w:t>
-      </w:r>
-      <w:r>
-        <w:rPr>
-          <w:lang w:val="es-ES"/>
-        </w:rPr>
-        <w:t xml:space="preserve">, incluyendo </w:t>
-      </w:r>
-      <w:r>
-        <w:rPr>
-          <w:lang w:val="es-ES"/>
-        </w:rPr>
-        <w:t xml:space="preserve">una tabla con los veinte municipios de mayor desviación. </w:t>
-      </w:r>
-      <w:r>
-        <w:rPr>
-          <w:lang w:val="es-ES"/>
-        </w:rPr>
-        <w:t>Esta p</w:t>
-      </w:r>
-      <w:r>
-        <w:rPr>
-          <w:lang w:val="es-ES"/>
-        </w:rPr>
-        <w:t>ágina incluye una advertencia visible sobre cómo leer esos residuos: son municipios que se apartan de su propia trayectoria</w:t>
-      </w:r>
-      <w:r>
-        <w:rPr>
-          <w:lang w:val="es-ES"/>
-        </w:rPr>
-        <w:t xml:space="preserve"> y </w:t>
-      </w:r>
-      <w:r>
-        <w:rPr>
-          <w:lang w:val="es-ES"/>
-        </w:rPr>
-        <w:t xml:space="preserve">no </w:t>
-      </w:r>
-      <w:r>
-        <w:rPr>
-          <w:lang w:val="es-ES"/>
-        </w:rPr>
-        <w:t xml:space="preserve">son </w:t>
-      </w:r>
-      <w:r>
-        <w:rPr>
-          <w:lang w:val="es-ES"/>
-        </w:rPr>
-        <w:t>indicios de irregularidad.</w:t>
-      </w:r>
-      <w:r>
-        <w:rPr>
-          <w:lang w:val="es-ES"/>
-        </w:rPr>
-        <w:t xml:space="preserve"> </w:t>
-      </w:r>
-      <w:r>
-        <w:rPr>
-          <w:lang w:val="es-ES"/>
-        </w:rPr>
-        <w:t>Además, los municipios con muy pocos votos quedan filtrados para que no aparezcan como falsas alarmas.</w:t>
-      </w:r>
-    </w:p>
-    <w:p>
-      <w:pPr>
-        <w:spacing w:after="160" w:line="276" w:lineRule="auto"/>
-        <w:jc w:val="both"/>
-        <w:rPr>
-          <w:lang w:val="es-ES"/>
-        </w:rPr>
-      </w:pPr>
-      <w:r>
-        <w:rPr>
-          <w:lang w:val="es-ES"/>
-        </w:rPr>
-        <w:t xml:space="preserve">Una decisión importante de la aplicación es que no calcula nada en caliente: se apoya en datos que ya vienen procesados desde el análisis. Eso la hace rápida y estable, sin depender </w:t>
-      </w:r>
-      <w:r>
-        <w:rPr>
-          <w:lang w:val="es-ES"/>
-        </w:rPr>
-        <w:lastRenderedPageBreak/>
-        <w:t xml:space="preserve">de cargar un modelo pesado cada vez que alguien la abre. En </w:t>
-      </w:r>
-      <w:r>
-        <w:rPr>
-          <w:lang w:val="es-ES"/>
-        </w:rPr>
-        <w:t>otras palabras</w:t>
-      </w:r>
-      <w:r>
-        <w:rPr>
-          <w:lang w:val="es-ES"/>
-        </w:rPr>
-        <w:t xml:space="preserve">, es la forma más directa de tomar todo lo que encontré y ponerlo </w:t>
-      </w:r>
-      <w:r>
-        <w:rPr>
-          <w:lang w:val="es-ES"/>
-        </w:rPr>
-        <w:t xml:space="preserve">de forma visual fácilmente </w:t>
-      </w:r>
-      <w:r>
-        <w:rPr>
-          <w:lang w:val="es-ES"/>
-        </w:rPr>
-        <w:t>interpretable</w:t>
-      </w:r>
-      <w:r>
-        <w:rPr>
-          <w:lang w:val="es-ES"/>
-        </w:rPr>
-        <w:t xml:space="preserve"> para que cualquier usuario que no conozca mucho del contexto del proyecto, pueda </w:t>
-      </w:r>
-      <w:r>
-        <w:rPr>
-          <w:lang w:val="es-ES"/>
-        </w:rPr>
-        <w:t>explorarlo</w:t>
-      </w:r>
-      <w:r>
-        <w:rPr>
-          <w:lang w:val="es-ES"/>
-        </w:rPr>
-        <w:t xml:space="preserve"> y entenderlo</w:t>
-      </w:r>
-      <w:r>
-        <w:rPr>
-          <w:lang w:val="es-ES"/>
-        </w:rPr>
-        <w:t>.</w:t>
-      </w:r>
-    </w:p>
-    <w:p>
-      <w:pPr>
-        <w:pStyle w:val="Heading1"/>
-        <w:spacing w:before="240" w:after="160"/>
-        <w:rPr>
-          <w:lang w:val="es-ES"/>
-        </w:rPr>
-      </w:pPr>
-      <w:r>
-        <w:rPr>
-          <w:lang w:val="es-ES"/>
-        </w:rPr>
-        <w:t>Limitaciones y trabajo futuro</w:t>
-      </w:r>
-    </w:p>
-    <w:p>
-      <w:pPr>
-        <w:spacing w:after="160" w:line="276" w:lineRule="auto"/>
-        <w:jc w:val="both"/>
-        <w:rPr>
-          <w:lang w:val="es-ES"/>
-        </w:rPr>
-      </w:pPr>
-      <w:r>
-        <w:rPr>
-          <w:rFonts w:ascii="Arial" w:hAnsi="Arial"/>
-          <w:sz w:val="22"/>
-        </w:rPr>
-        <w:t>Estas son las principales limitantes que he identificado mientras realizaba este trabajo:</w:t>
-      </w:r>
-    </w:p>
-    <w:p>
-      <w:pPr>
-        <w:spacing w:after="160" w:line="276" w:lineRule="auto"/>
-        <w:jc w:val="both"/>
-        <w:rPr>
-          <w:lang w:val="es-ES"/>
-        </w:rPr>
-      </w:pPr>
-      <w:r>
-        <w:rPr>
-          <w:b/>
-          <w:lang w:val="es-ES"/>
-        </w:rPr>
-        <w:t>El más importante es que trabajo con territorios, no con personas.</w:t>
-      </w:r>
-      <w:r>
-        <w:rPr>
-          <w:lang w:val="es-ES"/>
-        </w:rPr>
-        <w:t xml:space="preserve"> </w:t>
-      </w:r>
-      <w:r>
-        <w:rPr>
-          <w:lang w:val="es-ES"/>
-        </w:rPr>
-        <w:t xml:space="preserve">Los datos con los que he trabajado </w:t>
-      </w:r>
-      <w:r>
-        <w:rPr>
-          <w:lang w:val="es-ES"/>
-        </w:rPr>
-        <w:t xml:space="preserve">son patrones de municipios, no de votantes individuales. </w:t>
-      </w:r>
-      <w:r>
-        <w:rPr>
-          <w:lang w:val="es-ES"/>
-        </w:rPr>
-        <w:t>El hecho de q</w:t>
-      </w:r>
-      <w:r>
-        <w:rPr>
-          <w:lang w:val="es-ES"/>
-        </w:rPr>
-        <w:t>ue un municipio pobre vote de cierta forma no significa que sean los pobres de ese municipio los que votan así</w:t>
-      </w:r>
-      <w:r>
-        <w:rPr>
-          <w:lang w:val="es-ES"/>
-        </w:rPr>
-        <w:t xml:space="preserve">, </w:t>
-      </w:r>
-      <w:r>
-        <w:rPr>
-          <w:lang w:val="es-ES"/>
-        </w:rPr>
-        <w:t>podría ser al revés</w:t>
-      </w:r>
-      <w:r>
-        <w:rPr>
-          <w:lang w:val="es-ES"/>
-        </w:rPr>
-        <w:t xml:space="preserve"> por lo que s</w:t>
-      </w:r>
-      <w:r>
-        <w:rPr>
-          <w:lang w:val="es-ES"/>
-        </w:rPr>
-        <w:t>acar conclusiones sobre individuos a partir de datos agregados es un error conocido (la falacia ecológica), y este trabajo se cuida de no cometerlo</w:t>
-      </w:r>
-      <w:r>
-        <w:rPr>
-          <w:lang w:val="es-ES"/>
-        </w:rPr>
-        <w:t>, así que por eso h</w:t>
-      </w:r>
-      <w:r>
-        <w:rPr>
-          <w:lang w:val="es-ES"/>
-        </w:rPr>
-        <w:t>abl</w:t>
-      </w:r>
-      <w:r>
-        <w:rPr>
-          <w:lang w:val="es-ES"/>
-        </w:rPr>
-        <w:t xml:space="preserve">amos </w:t>
-      </w:r>
-      <w:r>
-        <w:rPr>
-          <w:lang w:val="es-ES"/>
-        </w:rPr>
-        <w:t>siempre de municipios, nunca de personas.</w:t>
-      </w:r>
-    </w:p>
-    <w:p>
-      <w:pPr>
-        <w:spacing w:after="160" w:line="276" w:lineRule="auto"/>
-        <w:jc w:val="both"/>
-        <w:rPr>
-          <w:lang w:val="es-ES"/>
-        </w:rPr>
-      </w:pPr>
-      <w:r>
-        <w:rPr>
-          <w:b/>
-          <w:lang w:val="es-ES"/>
-        </w:rPr>
-        <w:t>El dato de conflicto es departamental, no municipal.</w:t>
-      </w:r>
-      <w:r>
-        <w:rPr>
-          <w:lang w:val="es-ES"/>
-        </w:rPr>
-        <w:t xml:space="preserve"> Es la limitación que más pesa sobre el hallazgo 4. Como no existe públicamente un registro de víctimas del conflicto a nivel de municipio, cada municipio hereda el valor de su departamento. Eso vuelve el dato grueso y hace que se confunda con la región, como expliqué antes. Un dato de conflicto municipal, más fino, permitiría poner a prueba de verdad si el conflicto tiene un efecto propio</w:t>
-      </w:r>
-      <w:r>
-        <w:rPr>
-          <w:lang w:val="es-ES"/>
-        </w:rPr>
-        <w:t xml:space="preserve"> sobre todo en aquellos donde hay sospecha de que hay coacción electoral</w:t>
-      </w:r>
-      <w:r>
-        <w:rPr>
-          <w:lang w:val="es-ES"/>
-        </w:rPr>
-        <w:t>; con lo</w:t>
-      </w:r>
-      <w:r>
-        <w:rPr>
-          <w:lang w:val="es-ES"/>
-        </w:rPr>
-        <w:t xml:space="preserve">s datos </w:t>
-      </w:r>
-      <w:r>
-        <w:rPr>
-          <w:lang w:val="es-ES"/>
-        </w:rPr>
-        <w:t>que hay hoy, no se puede</w:t>
-      </w:r>
-      <w:r>
-        <w:rPr>
-          <w:lang w:val="es-ES"/>
-        </w:rPr>
-        <w:t xml:space="preserve"> concluir al respecto</w:t>
-      </w:r>
-      <w:r>
-        <w:rPr>
-          <w:lang w:val="es-ES"/>
-        </w:rPr>
-        <w:t>.</w:t>
-      </w:r>
-    </w:p>
-    <w:p>
-      <w:pPr>
-        <w:spacing w:after="160" w:line="276" w:lineRule="auto"/>
-        <w:jc w:val="both"/>
-        <w:rPr>
-          <w:lang w:val="es-ES"/>
-        </w:rPr>
-      </w:pPr>
-      <w:r>
-        <w:rPr>
           <w:rFonts w:ascii="Arial" w:hAnsi="Arial"/>
           <w:b/>
           <w:sz w:val="22"/>
         </w:rPr>
-        <w:t>La pobreza se mide con censos, que no son anuales.</w:t>
+        <w:t>Página 1: explorar el voto territorial.</w:t>
       </w:r>
       <w:r>
         <w:rPr>
           <w:rFonts w:ascii="Arial" w:hAnsi="Arial"/>
           <w:sz w:val="22"/>
         </w:rPr>
-        <w:t xml:space="preserve"> El NBI (Índice de Necesidades Básicas Insatisfechas) viene de los censos nacionales de 2005 y 2018, así que para varias elecciones uso el dato censal más cercano, no el del año exacto. La pobreza estructural cambia despacio, así que la aproximación es razonable, pero no deja de ser una aproximación.</w:t>
+        <w:t xml:space="preserve"> La primera es un explorador general del voto, que trae un mapa de Colombia coloreado por el porcentaje de voto de izquierda de cada municipio, con un selector para cambiar de año y ver cómo se transforma el mapa entre 2006 y 2022. La página se organiza en cuatro pestañas: mapa por municipio, evolución nacional del voto a lo largo del tiempo, inercia electoral —un gráfico que muestra cómo el voto de cada municipio se parece al que tuvo en la elección anterior, que es la evidencia visual del hallazgo más importante—, y la relación entre pobreza y voto que cambia de signo según la región, que es ese hallazgo hecho visual. Esta es la página para quien quiere hacerse una idea del panorama de datos analizados a nivel nacional.</w:t>
       </w:r>
     </w:p>
     <w:p>
@@ -3543,96 +3075,90 @@
           <w:b/>
           <w:lang w:val="es-ES"/>
         </w:rPr>
-        <w:t>El análisis es correlacional, no causal.</w:t>
-      </w:r>
-      <w:r>
-        <w:rPr>
-          <w:lang w:val="es-ES"/>
-        </w:rPr>
-        <w:t xml:space="preserve"> E</w:t>
-      </w:r>
-      <w:r>
-        <w:rPr>
-          <w:lang w:val="es-ES"/>
-        </w:rPr>
-        <w:t>n mi análisis e</w:t>
-      </w:r>
-      <w:r>
-        <w:rPr>
-          <w:lang w:val="es-ES"/>
-        </w:rPr>
-        <w:t xml:space="preserve">ncuentro que ciertas cosas van juntas </w:t>
-      </w:r>
-      <w:r>
-        <w:rPr>
-          <w:lang w:val="es-ES"/>
-        </w:rPr>
-        <w:t xml:space="preserve">como son por ejemplo </w:t>
-      </w:r>
-      <w:r>
-        <w:rPr>
-          <w:lang w:val="es-ES"/>
-        </w:rPr>
-        <w:t xml:space="preserve">la geografía y el voto, pero no puedo afirmar que una cause la otra. </w:t>
-      </w:r>
-      <w:r>
-        <w:rPr>
-          <w:lang w:val="es-ES"/>
-        </w:rPr>
-        <w:t>Además,</w:t>
-      </w:r>
-      <w:r>
-        <w:rPr>
-          <w:lang w:val="es-ES"/>
-        </w:rPr>
-        <w:t xml:space="preserve"> los residuos son </w:t>
-      </w:r>
-      <w:r>
-        <w:rPr>
-          <w:lang w:val="es-ES"/>
-        </w:rPr>
-        <w:t xml:space="preserve">en particular </w:t>
-      </w:r>
-      <w:r>
-        <w:rPr>
-          <w:lang w:val="es-ES"/>
-        </w:rPr>
-        <w:t xml:space="preserve">una señal de que un municipio se desvió de su tendencia, no una explicación de por qué lo </w:t>
-      </w:r>
-      <w:r>
-        <w:rPr>
-          <w:lang w:val="es-ES"/>
-        </w:rPr>
-        <w:t>he hecho</w:t>
-      </w:r>
-      <w:r>
-        <w:rPr>
+        <w:t>Página 2: consultar un municipio.</w:t>
+      </w:r>
+      <w:r>
+        <w:rPr>
+          <w:lang w:val="es-ES"/>
+        </w:rPr>
+        <w:t xml:space="preserve"> La segunda deja consultar por un municipio concreto, donde se elige el municipio y el año, y la aplicación muestra cómo votó de verdad, cuánto predecía el modelo a partir de su historia, su perfil de voto, y la diferencia entre ambos. Un indicador de color avisa si el municipio siguió su tendencia o si se desvió de forma notable, con una frase en lenguaje sencillo que traduce el resultado. Esta es la parte que convierte el modelo en algo consultable caso por caso.</w:t>
+      </w:r>
+    </w:p>
+    <w:p>
+      <w:pPr>
+        <w:spacing w:after="160" w:line="276" w:lineRule="auto"/>
+        <w:jc w:val="both"/>
+        <w:rPr>
+          <w:lang w:val="es-ES"/>
+        </w:rPr>
+      </w:pPr>
+      <w:r>
+        <w:rPr>
+          <w:b/>
+          <w:lang w:val="es-ES"/>
+        </w:rPr>
+        <w:t>Página 3: municipios que rompen su tendencia</w:t>
+      </w:r>
+      <w:r>
+        <w:rPr>
+          <w:b/>
           <w:lang w:val="es-ES"/>
         </w:rPr>
         <w:t>.</w:t>
       </w:r>
-    </w:p>
-    <w:p>
-      <w:pPr>
-        <w:spacing w:after="160" w:line="276" w:lineRule="auto"/>
-        <w:jc w:val="both"/>
-        <w:rPr>
-          <w:lang w:val="es-ES"/>
-        </w:rPr>
-      </w:pPr>
-      <w:r>
-        <w:rPr>
-          <w:b/>
-          <w:lang w:val="es-ES"/>
-        </w:rPr>
-        <w:t xml:space="preserve">Se evalúan </w:t>
-      </w:r>
-      <w:r>
-        <w:rPr>
-          <w:b/>
-          <w:lang w:val="es-ES"/>
-        </w:rPr>
-        <w:t>pocas elecciones.</w:t>
+      <w:r>
+        <w:rPr>
+          <w:lang w:val="es-ES"/>
+        </w:rPr>
+        <w:t xml:space="preserve"> La tercera muestra en un mapa los municipios que más se alejaron de lo que su historia predecía en 2022, que son los residuos del modelo</w:t>
+      </w:r>
+      <w:r>
+        <w:rPr>
+          <w:lang w:val="es-ES"/>
+        </w:rPr>
+        <w:t xml:space="preserve">, incluyendo </w:t>
+      </w:r>
+      <w:r>
+        <w:rPr>
+          <w:lang w:val="es-ES"/>
+        </w:rPr>
+        <w:t xml:space="preserve">una tabla con los veinte municipios de mayor desviación. </w:t>
+      </w:r>
+      <w:r>
+        <w:rPr>
+          <w:lang w:val="es-ES"/>
+        </w:rPr>
+        <w:t>Esta p</w:t>
+      </w:r>
+      <w:r>
+        <w:rPr>
+          <w:lang w:val="es-ES"/>
+        </w:rPr>
+        <w:t>ágina incluye una advertencia visible sobre cómo leer esos residuos: son municipios que se apartan de su propia trayectoria</w:t>
+      </w:r>
+      <w:r>
+        <w:rPr>
+          <w:lang w:val="es-ES"/>
+        </w:rPr>
+        <w:t xml:space="preserve"> y </w:t>
+      </w:r>
+      <w:r>
+        <w:rPr>
+          <w:lang w:val="es-ES"/>
+        </w:rPr>
+        <w:t xml:space="preserve">no </w:t>
+      </w:r>
+      <w:r>
+        <w:rPr>
+          <w:lang w:val="es-ES"/>
+        </w:rPr>
+        <w:t xml:space="preserve">son </w:t>
+      </w:r>
+      <w:r>
+        <w:rPr>
+          <w:lang w:val="es-ES"/>
+        </w:rPr>
+        <w:t>indicios de irregularidad.</w:t>
       </w:r>
       <w:r>
         <w:rPr>
@@ -3644,274 +3170,77 @@
         <w:rPr>
           <w:lang w:val="es-ES"/>
         </w:rPr>
-        <w:t>Por ausencia de datos oficiales disponibles, s</w:t>
-      </w:r>
-      <w:r>
-        <w:rPr>
-          <w:lang w:val="es-ES"/>
-        </w:rPr>
-        <w:t xml:space="preserve">on cinco elecciones presidenciales </w:t>
-      </w:r>
-      <w:r>
-        <w:rPr>
-          <w:lang w:val="es-ES"/>
-        </w:rPr>
-        <w:t xml:space="preserve">las que </w:t>
-      </w:r>
-      <w:r>
-        <w:rPr>
-          <w:lang w:val="es-ES"/>
-        </w:rPr>
-        <w:t xml:space="preserve">analizo (2006 a 2022). Es suficiente para ver patrones, pero es </w:t>
-      </w:r>
-      <w:r>
-        <w:rPr>
-          <w:lang w:val="es-ES"/>
-        </w:rPr>
-        <w:t xml:space="preserve">una muestra pequeña, por lo que </w:t>
-      </w:r>
-      <w:r>
-        <w:rPr>
-          <w:lang w:val="es-ES"/>
-        </w:rPr>
-        <w:t xml:space="preserve">cosas como el vuelco de 2010 pesan mucho cuando se tienen tan pocos puntos </w:t>
-      </w:r>
-      <w:r>
-        <w:rPr>
-          <w:lang w:val="es-ES"/>
-        </w:rPr>
-        <w:t>de referencia e</w:t>
-      </w:r>
-      <w:r>
-        <w:rPr>
-          <w:lang w:val="es-ES"/>
-        </w:rPr>
-        <w:t>n el tiempo.</w:t>
-      </w:r>
-    </w:p>
-    <w:p>
-      <w:pPr>
-        <w:spacing w:after="160" w:line="276" w:lineRule="auto"/>
-        <w:jc w:val="both"/>
-        <w:rPr>
-          <w:lang w:val="es-ES"/>
-        </w:rPr>
-      </w:pPr>
-      <w:r>
-        <w:rPr>
-          <w:b/>
-          <w:lang w:val="es-ES"/>
-        </w:rPr>
-        <w:t>El sistema de partidos cambió mucho en estos años.</w:t>
-      </w:r>
-      <w:r>
-        <w:rPr>
-          <w:lang w:val="es-ES"/>
-        </w:rPr>
-        <w:t xml:space="preserve"> La línea de izquierda que sigo pasó por tres nombres distintos (Polo, Colombia Humana, Pacto Histórico) y el país de 2006 no es el de 2022. </w:t>
-      </w:r>
-    </w:p>
-    <w:p>
-      <w:pPr>
-        <w:spacing w:after="160" w:line="276" w:lineRule="auto"/>
-        <w:jc w:val="both"/>
-        <w:rPr>
-          <w:lang w:val="es-ES"/>
-        </w:rPr>
-      </w:pPr>
-      <w:r>
-        <w:rPr>
-          <w:b/>
-          <w:lang w:val="es-ES"/>
-        </w:rPr>
-        <w:t>Los municipios muy pequeños quedan fuera del alcance fiable.</w:t>
-      </w:r>
-      <w:r>
-        <w:rPr>
-          <w:lang w:val="es-ES"/>
-        </w:rPr>
-        <w:t xml:space="preserve"> En municipios con muy pocos votos (algunos de </w:t>
-      </w:r>
-      <w:r>
-        <w:rPr>
-          <w:lang w:val="es-ES"/>
-        </w:rPr>
-        <w:t xml:space="preserve">departamentos como </w:t>
-      </w:r>
-      <w:r>
-        <w:rPr>
-          <w:lang w:val="es-ES"/>
-        </w:rPr>
-        <w:t>Guainía, Vaupés o Amazonas, con menos de treinta), un puñado de votos cambia el porcentaje por completo, así que sus resultados no son confiables para este tipo de análisis</w:t>
-      </w:r>
-      <w:r>
-        <w:rPr>
-          <w:lang w:val="es-ES"/>
-        </w:rPr>
-        <w:t>, por lo que l</w:t>
-      </w:r>
-      <w:r>
-        <w:rPr>
-          <w:lang w:val="es-ES"/>
-        </w:rPr>
-        <w:t>os marqué y los traté aparte para que no contaminaran los hallazgos</w:t>
-      </w:r>
-      <w:r>
-        <w:rPr>
-          <w:lang w:val="es-ES"/>
-        </w:rPr>
-        <w:t>,</w:t>
-      </w:r>
-      <w:r>
-        <w:rPr>
-          <w:lang w:val="es-ES"/>
-        </w:rPr>
-        <w:t xml:space="preserve"> ni aparecieran como falsas alarmas en el mapa de residuos.</w:t>
-      </w:r>
-    </w:p>
-    <w:p>
-      <w:pPr>
-        <w:spacing w:after="160" w:line="276" w:lineRule="auto"/>
-        <w:jc w:val="both"/>
-        <w:rPr>
-          <w:lang w:val="es-ES"/>
-        </w:rPr>
-      </w:pPr>
-      <w:r>
-        <w:rPr>
-          <w:lang w:val="es-ES"/>
-        </w:rPr>
-        <w:t xml:space="preserve">En cuanto a lo que vendría después, la continuación más natural es clara. Colombia tuvo elecciones presidenciales en 2026, y aunque la votación ocurrió a mitad de año, sus datos </w:t>
+        <w:t>Además, los municipios con muy pocos votos quedan filtrados para que no aparezcan como falsas alarmas.</w:t>
+      </w:r>
+    </w:p>
+    <w:p>
+      <w:pPr>
+        <w:spacing w:after="160" w:line="276" w:lineRule="auto"/>
+        <w:jc w:val="both"/>
+        <w:rPr>
+          <w:lang w:val="es-ES"/>
+        </w:rPr>
+      </w:pPr>
+      <w:r>
+        <w:rPr>
+          <w:lang w:val="es-ES"/>
+        </w:rPr>
+        <w:t xml:space="preserve">Una decisión importante de la aplicación es que no calcula nada en caliente: se apoya en datos que ya vienen procesados desde el análisis. Eso la hace rápida y estable, sin depender </w:t>
       </w:r>
       <w:r>
         <w:rPr>
           <w:lang w:val="es-ES"/>
         </w:rPr>
         <w:lastRenderedPageBreak/>
-        <w:t>consolidados a nivel municipal solo se publicaron muy recientemente, con este trabajo ya muy avanzado. Incorporarlas sería la mejor forma de poner a prueba lo que encontré aquí: con una elección completamente nueva</w:t>
-      </w:r>
-      <w:r>
-        <w:rPr>
-          <w:lang w:val="es-ES"/>
-        </w:rPr>
-        <w:t xml:space="preserve"> </w:t>
-      </w:r>
-      <w:r>
-        <w:rPr>
-          <w:lang w:val="es-ES"/>
-        </w:rPr>
-        <w:t>que el modelo no vio nunca</w:t>
-      </w:r>
-      <w:r>
-        <w:rPr>
-          <w:lang w:val="es-ES"/>
-        </w:rPr>
-        <w:t>, donde a pesar de que ha ganado la derecha, el margen ha sido muy pequeño</w:t>
-      </w:r>
-      <w:r>
-        <w:rPr>
-          <w:lang w:val="es-ES"/>
-        </w:rPr>
-        <w:t xml:space="preserve">, </w:t>
-      </w:r>
-      <w:r>
-        <w:rPr>
-          <w:lang w:val="es-ES"/>
-        </w:rPr>
-        <w:t>así que s</w:t>
-      </w:r>
-      <w:r>
-        <w:rPr>
-          <w:lang w:val="es-ES"/>
-        </w:rPr>
-        <w:t>e podría comprobar si los patrones se mantienen, sobre todo el peso de la inercia y la fuerza de la regionalización. Es</w:t>
-      </w:r>
-      <w:r>
-        <w:rPr>
-          <w:lang w:val="es-ES"/>
-        </w:rPr>
-        <w:t>ta</w:t>
-      </w:r>
-      <w:r>
-        <w:rPr>
-          <w:lang w:val="es-ES"/>
-        </w:rPr>
-        <w:t xml:space="preserve"> </w:t>
-      </w:r>
-      <w:r>
-        <w:rPr>
-          <w:lang w:val="es-ES"/>
-        </w:rPr>
-        <w:t xml:space="preserve">es </w:t>
-      </w:r>
-      <w:r>
-        <w:rPr>
-          <w:lang w:val="es-ES"/>
-        </w:rPr>
-        <w:t xml:space="preserve">la validación </w:t>
-      </w:r>
-      <w:r>
-        <w:rPr>
-          <w:lang w:val="es-ES"/>
-        </w:rPr>
-        <w:t>extra</w:t>
-      </w:r>
-      <w:r>
-        <w:rPr>
-          <w:lang w:val="es-ES"/>
-        </w:rPr>
-        <w:t xml:space="preserve"> que </w:t>
-      </w:r>
-      <w:r>
-        <w:rPr>
-          <w:lang w:val="es-ES"/>
-        </w:rPr>
-        <w:t xml:space="preserve">el </w:t>
-      </w:r>
-      <w:r>
-        <w:rPr>
-          <w:lang w:val="es-ES"/>
-        </w:rPr>
-        <w:t xml:space="preserve">análisis </w:t>
-      </w:r>
-      <w:r>
-        <w:rPr>
-          <w:lang w:val="es-ES"/>
-        </w:rPr>
-        <w:t xml:space="preserve">que hemos hecho </w:t>
-      </w:r>
-      <w:r>
-        <w:rPr>
-          <w:lang w:val="es-ES"/>
-        </w:rPr>
-        <w:t xml:space="preserve">necesita para ganar solidez y queda como </w:t>
-      </w:r>
-      <w:r>
-        <w:rPr>
-          <w:lang w:val="es-ES"/>
-        </w:rPr>
-        <w:t>una</w:t>
-      </w:r>
-      <w:r>
-        <w:rPr>
-          <w:lang w:val="es-ES"/>
-        </w:rPr>
-        <w:t xml:space="preserve"> línea de trabajo futuro.</w:t>
-      </w:r>
-    </w:p>
-    <w:p>
-      <w:pPr>
-        <w:spacing w:after="160" w:line="276" w:lineRule="auto"/>
-        <w:jc w:val="both"/>
-        <w:rPr>
-          <w:lang w:val="es-ES"/>
-        </w:rPr>
-      </w:pPr>
-      <w:r>
-        <w:rPr>
-          <w:lang w:val="es-ES"/>
-        </w:rPr>
-        <w:t>Más allá de 2026, hay otros caminos que valdría la pena explorar. Si algún día se publica un dato de conflicto a nivel de municipio, se podría retomar esa pregunta con mucha más precisión. También ayudaría sumar información sobre qué tan rural es cada municipio o su composición demográfica. Y quedaría pendiente mirar si los municipios vecinos se parecen entre sí más de lo que cabría esperar por azar, algo que aquí no alcancé a estudiar.</w:t>
+        <w:t xml:space="preserve">de cargar un modelo pesado cada vez que alguien la abre. En </w:t>
+      </w:r>
+      <w:r>
+        <w:rPr>
+          <w:lang w:val="es-ES"/>
+        </w:rPr>
+        <w:t>otras palabras</w:t>
+      </w:r>
+      <w:r>
+        <w:rPr>
+          <w:lang w:val="es-ES"/>
+        </w:rPr>
+        <w:t xml:space="preserve">, es la forma más directa de tomar todo lo que encontré y ponerlo </w:t>
+      </w:r>
+      <w:r>
+        <w:rPr>
+          <w:lang w:val="es-ES"/>
+        </w:rPr>
+        <w:t xml:space="preserve">de forma visual fácilmente </w:t>
+      </w:r>
+      <w:r>
+        <w:rPr>
+          <w:lang w:val="es-ES"/>
+        </w:rPr>
+        <w:t>interpretable</w:t>
+      </w:r>
+      <w:r>
+        <w:rPr>
+          <w:lang w:val="es-ES"/>
+        </w:rPr>
+        <w:t xml:space="preserve"> para que cualquier usuario que no conozca mucho del contexto del proyecto, pueda </w:t>
+      </w:r>
+      <w:r>
+        <w:rPr>
+          <w:lang w:val="es-ES"/>
+        </w:rPr>
+        <w:t>explorarlo</w:t>
+      </w:r>
+      <w:r>
+        <w:rPr>
+          <w:lang w:val="es-ES"/>
+        </w:rPr>
+        <w:t xml:space="preserve"> y entenderlo</w:t>
+      </w:r>
+      <w:r>
+        <w:rPr>
+          <w:lang w:val="es-ES"/>
+        </w:rPr>
+        <w:t>.</w:t>
       </w:r>
     </w:p>
     <w:p>
@@ -3923,137 +3252,125 @@
         </w:rPr>
       </w:pPr>
       <w:r>
-        <w:t>Conclusiones</w:t>
-      </w:r>
-    </w:p>
-    <w:p>
-      <w:pPr>
-        <w:spacing w:after="160" w:line="276" w:lineRule="auto"/>
-        <w:jc w:val="both"/>
-        <w:rPr>
-          <w:lang w:val="es-ES"/>
-        </w:rPr>
-      </w:pPr>
-      <w:r>
-        <w:rPr>
-          <w:rFonts w:ascii="Arial" w:hAnsi="Arial"/>
-          <w:sz w:val="22"/>
-        </w:rPr>
-        <w:t>Empecé este trabajo queriendo detectar posibles señales de coacción electoral en las zonas de conflicto de Colombia que es lo que los medios y redes sociales sugieren, y terminé con algo distinto que en mi opinión es aún más sólido: una explicación de qué estructura de verdad el voto de izquierda en el país y qué no. Ese giro no fue un desvío, sino que fue el resultado principal. Los datos me llevaron a donde tenían que llevarme, no a donde yo quería llegar. Lo que aprendí se puede resumir en pocas ideas, todas con consecuencias para quien quiera entender cómo se comporta el mapa electoral colombiano.</w:t>
-      </w:r>
-    </w:p>
-    <w:p>
-      <w:pPr>
-        <w:spacing w:after="160" w:line="276" w:lineRule="auto"/>
-        <w:jc w:val="both"/>
-        <w:rPr>
-          <w:lang w:val="es-ES"/>
-        </w:rPr>
-      </w:pPr>
-      <w:r>
-        <w:rPr>
-          <w:rFonts w:ascii="Arial" w:hAnsi="Arial"/>
-          <w:sz w:val="22"/>
-        </w:rPr>
-        <w:t>La primera es que el pasado manda. Un municipio vota, sobre todo, como ya venía votando. Esa inercia pesa más que cualquier otra cosa que medí y ningún modelo por avanzado que fuera logró mejorarla de forma clara. Para quien analiza las elecciones en Colombia, esto significa que la historia de cada territorio es el punto de partida obligado, ya que el voto no se explica bien sin mirar de dónde viene.</w:t>
-      </w:r>
-    </w:p>
-    <w:p>
-      <w:pPr>
-        <w:spacing w:after="160" w:line="276" w:lineRule="auto"/>
-        <w:jc w:val="both"/>
-        <w:rPr>
-          <w:lang w:val="es-ES"/>
-        </w:rPr>
-      </w:pPr>
-      <w:r>
-        <w:rPr>
-          <w:rFonts w:ascii="Arial" w:hAnsi="Arial"/>
-          <w:sz w:val="22"/>
-        </w:rPr>
-        <w:t>La segunda es que las explicaciones fáciles a nivel nacional pueden engañar. La idea de que "los más pobres votan a la izquierda" es falsa si se mira todo el país junto, pero no porque la pobreza no tenga importancia, sino porque su efecto va en direcciones opuestas según la región que se esté evaluando. En unas partes la pobreza empuja el voto hacia un lado y en otras hacia el lado opuesto y si se saca un promedio nacional, se esconden las dos señales. La lección aprendida es que en Colombia hay que desconfiar de los promedios del país y bajar siempre al territorio.</w:t>
-      </w:r>
-    </w:p>
-    <w:p>
-      <w:pPr>
-        <w:spacing w:after="160" w:line="276" w:lineRule="auto"/>
-        <w:jc w:val="both"/>
-        <w:rPr>
-          <w:lang w:val="es-ES"/>
-        </w:rPr>
-      </w:pPr>
-      <w:r>
-        <w:rPr>
-          <w:rFonts w:ascii="Arial" w:hAnsi="Arial"/>
-          <w:sz w:val="22"/>
-        </w:rPr>
-        <w:t>La tercera es que entre la pobreza y la región, es la región la que hace casi todo el trabajo para explicar el voto: de todo lo que esas dos variables capturan juntas, la geografía explica entre el 96% y el 99% en cuatro de los cinco años analizados (2014 es la excepción) y donde la pobreza apenas es una fracción mínima. Y esto lleva a la consecuencia que más me sorprendió: básicamente los municipios con más conflicto sí aparecían votando más a la izquierda, pero solo en las elecciones más recientes. Cuando se tiene en cuenta la región y la pobreza, el conflicto deja de aportar nada por sí mismo. Lo que a simple vista parecía un efecto del conflicto era en realidad un producto de la geografía y la pobreza. No puedo afirmar que el conflicto no influya en la vida política de esas regiones (eso este trabajo no lo puede decir), pero sí que con los datos analizados en este trabajo, no se distingue ninguna influencia.</w:t>
-      </w:r>
-    </w:p>
-    <w:p>
-      <w:pPr>
-        <w:spacing w:after="160" w:line="276" w:lineRule="auto"/>
-        <w:jc w:val="both"/>
-        <w:rPr>
-          <w:lang w:val="es-ES"/>
-        </w:rPr>
-      </w:pPr>
-      <w:r>
-        <w:rPr>
-          <w:rFonts w:ascii="Arial" w:hAnsi="Arial"/>
-          <w:sz w:val="22"/>
-        </w:rPr>
-        <w:t>Puestas juntas, estas conclusiones dibujan un electorado donde manda primero la inercia electoral, donde el voto de ayer es el mejor predictor del de mañana y luego la geografía, muy por encima de la pobreza. Es una imagen menos intuitiva que la del relato habitual, pero es la que sostienen los datos analizados.</w:t>
-      </w:r>
-    </w:p>
-    <w:p>
-      <w:pPr>
-        <w:spacing w:after="160" w:line="276" w:lineRule="auto"/>
-        <w:jc w:val="both"/>
-        <w:rPr>
-          <w:lang w:val="es-ES"/>
-        </w:rPr>
-      </w:pPr>
-      <w:r>
-        <w:rPr>
-          <w:rFonts w:ascii="Arial" w:hAnsi="Arial"/>
-          <w:sz w:val="22"/>
-        </w:rPr>
-        <w:t>Este trabajo no termina en el análisis. Todo lo que encontré quedó volcado en una aplicación web pública, para que cualquier persona pueda explorar el mapa del voto por su cuenta y comprobar estas ideas municipio a municipio, sin depender de mis conclusiones.</w:t>
-      </w:r>
-    </w:p>
-    <w:p>
-      <w:pPr>
-        <w:spacing w:after="160" w:line="276" w:lineRule="auto"/>
-        <w:jc w:val="both"/>
-        <w:rPr>
-          <w:lang w:val="es-ES"/>
-        </w:rPr>
-      </w:pPr>
-      <w:r>
-        <w:rPr>
-          <w:rFonts w:ascii="Arial" w:hAnsi="Arial"/>
-          <w:sz w:val="22"/>
-        </w:rPr>
-        <w:t>Más allá de los hallazgos, me llevo una lección sobre la forma de trabajar este tipo de proyectos de análisis de datos y es que la parte más valiosa del proyecto no fue confirmar una hipótesis, sino ponerla a prueba con honestidad y aceptar que no se sostenía. Aprendí que cuando un resultado negativo está bien fundamentado, enseña tanto como uno positivo y que la disciplina de no afirmar más de lo que los datos permiten, es lo que separa un análisis serio, de una opinión disfrazada de números.</w:t>
-      </w:r>
-    </w:p>
-    <w:p>
-      <w:pPr>
-        <w:pStyle w:val="Heading1"/>
-        <w:spacing w:before="240" w:after="160"/>
-        <w:rPr>
-          <w:lang w:val="es-ES"/>
-        </w:rPr>
-      </w:pPr>
-      <w:r>
-        <w:t>Bibliografía</w:t>
-      </w:r>
-    </w:p>
-    <w:p>
-      <w:pPr>
-        <w:spacing w:after="160" w:line="276" w:lineRule="auto"/>
-        <w:jc w:val="left"/>
+        <w:rPr>
+          <w:lang w:val="es-ES"/>
+        </w:rPr>
+        <w:t>Limitaciones y trabajo futuro</w:t>
+      </w:r>
+    </w:p>
+    <w:p>
+      <w:pPr>
+        <w:spacing w:after="160" w:line="276" w:lineRule="auto"/>
+        <w:jc w:val="both"/>
+        <w:rPr>
+          <w:lang w:val="es-ES"/>
+        </w:rPr>
+      </w:pPr>
+      <w:r>
+        <w:rPr>
+          <w:lang w:val="es-ES"/>
+        </w:rPr>
+        <w:t>Estas son las principales limitantes que he identificado mientras realizaba este trabajo:</w:t>
+      </w:r>
+    </w:p>
+    <w:p>
+      <w:pPr>
+        <w:spacing w:after="160" w:line="276" w:lineRule="auto"/>
+        <w:jc w:val="both"/>
+        <w:rPr>
+          <w:lang w:val="es-ES"/>
+        </w:rPr>
+      </w:pPr>
+      <w:r>
+        <w:rPr>
+          <w:b/>
+          <w:lang w:val="es-ES"/>
+        </w:rPr>
+        <w:t>El más importante es que trabajo con territorios, no con personas.</w:t>
+      </w:r>
+      <w:r>
+        <w:rPr>
+          <w:lang w:val="es-ES"/>
+        </w:rPr>
+        <w:t xml:space="preserve"> </w:t>
+      </w:r>
+      <w:r>
+        <w:rPr>
+          <w:lang w:val="es-ES"/>
+        </w:rPr>
+        <w:t xml:space="preserve">Los datos con los que he trabajado </w:t>
+      </w:r>
+      <w:r>
+        <w:rPr>
+          <w:lang w:val="es-ES"/>
+        </w:rPr>
+        <w:t xml:space="preserve">son patrones de municipios, no de votantes individuales. </w:t>
+      </w:r>
+      <w:r>
+        <w:rPr>
+          <w:lang w:val="es-ES"/>
+        </w:rPr>
+        <w:t>El hecho de q</w:t>
+      </w:r>
+      <w:r>
+        <w:rPr>
+          <w:lang w:val="es-ES"/>
+        </w:rPr>
+        <w:t>ue un municipio pobre vote de cierta forma no significa que sean los pobres de ese municipio los que votan así</w:t>
+      </w:r>
+      <w:r>
+        <w:rPr>
+          <w:lang w:val="es-ES"/>
+        </w:rPr>
+        <w:t xml:space="preserve">, </w:t>
+      </w:r>
+      <w:r>
+        <w:rPr>
+          <w:lang w:val="es-ES"/>
+        </w:rPr>
+        <w:t>podría ser al revés</w:t>
+      </w:r>
+      <w:r>
+        <w:rPr>
+          <w:lang w:val="es-ES"/>
+        </w:rPr>
+        <w:t xml:space="preserve"> por lo que s</w:t>
+      </w:r>
+      <w:r>
+        <w:rPr>
+          <w:lang w:val="es-ES"/>
+        </w:rPr>
+        <w:t>acar conclusiones sobre individuos a partir de datos agregados es un error conocido (la falacia ecológica), y este trabajo se cuida de no cometerlo</w:t>
+      </w:r>
+      <w:r>
+        <w:rPr>
+          <w:lang w:val="es-ES"/>
+        </w:rPr>
+        <w:t>, así que por eso h</w:t>
+      </w:r>
+      <w:r>
+        <w:rPr>
+          <w:lang w:val="es-ES"/>
+        </w:rPr>
+        <w:t>abl</w:t>
+      </w:r>
+      <w:r>
+        <w:rPr>
+          <w:lang w:val="es-ES"/>
+        </w:rPr>
+        <w:t xml:space="preserve">amos </w:t>
+      </w:r>
+      <w:r>
+        <w:rPr>
+          <w:lang w:val="es-ES"/>
+        </w:rPr>
+        <w:t>siempre de municipios, nunca de personas.</w:t>
+      </w:r>
+    </w:p>
+    <w:p>
+      <w:pPr>
+        <w:spacing w:after="160" w:line="276" w:lineRule="auto"/>
+        <w:jc w:val="both"/>
         <w:rPr>
           <w:lang w:val="es-ES"/>
         </w:rPr>
@@ -4064,137 +3381,3702 @@
           <w:b/>
           <w:sz w:val="22"/>
         </w:rPr>
+        <w:t>El dato de conflicto es departamental, no municipal.</w:t>
+      </w:r>
+      <w:r>
+        <w:rPr>
+          <w:rFonts w:ascii="Arial" w:hAnsi="Arial"/>
+          <w:sz w:val="22"/>
+        </w:rPr>
+        <w:t xml:space="preserve"> Es la limitación que más pesa sobre el hallazgo 4. Como no existe públicamente un registro de víctimas del conflicto a nivel de municipio, cada municipio hereda el valor de su departamento. Eso vuelve el dato grueso y hace que se confunda con la región, como expliqué antes. Además, es un conteo total de víctimas por departamento y no una tasa; aun así, no refleja simplemente el tamaño del departamento (Bogotá, el más poblado, está entre los de menos víctimas registradas), sino dónde golpeó con más fuerza el conflicto. Un dato de conflicto municipal, más fino, permitiría poner a prueba de verdad si el conflicto tiene un efecto propio, sobre todo en aquellos municipios donde hay sospecha de que hay coacción electoral; con los datos que hay hoy, no se puede concluir al respecto.</w:t>
+      </w:r>
+    </w:p>
+    <w:p>
+      <w:pPr>
+        <w:spacing w:after="160" w:line="276" w:lineRule="auto"/>
+        <w:jc w:val="both"/>
+        <w:rPr>
+          <w:lang w:val="es-ES"/>
+        </w:rPr>
+      </w:pPr>
+      <w:r>
+        <w:rPr>
+          <w:b/>
+          <w:lang w:val="es-ES"/>
+        </w:rPr>
+        <w:t>La pobreza se mide con censos, que no son anuales.</w:t>
+      </w:r>
+      <w:r>
+        <w:rPr>
+          <w:lang w:val="es-ES"/>
+        </w:rPr>
+        <w:t xml:space="preserve"> El NBI (Índice de Necesidades Básicas Insatisfechas) viene de los censos nacionales de 2005 y 2018, así que para varias elecciones uso el dato censal más cercano, no el del año exacto. La pobreza estructural cambia despacio, así que la aproximación es razonable, pero no deja de ser una aproximación.</w:t>
+      </w:r>
+    </w:p>
+    <w:p>
+      <w:pPr>
+        <w:spacing w:after="160" w:line="276" w:lineRule="auto"/>
+        <w:jc w:val="both"/>
+        <w:rPr>
+          <w:lang w:val="es-ES"/>
+        </w:rPr>
+      </w:pPr>
+      <w:r>
+        <w:rPr>
+          <w:b/>
+          <w:lang w:val="es-ES"/>
+        </w:rPr>
+        <w:t>El análisis es correlacional, no causal.</w:t>
+      </w:r>
+      <w:r>
+        <w:rPr>
+          <w:lang w:val="es-ES"/>
+        </w:rPr>
+        <w:t xml:space="preserve"> E</w:t>
+      </w:r>
+      <w:r>
+        <w:rPr>
+          <w:lang w:val="es-ES"/>
+        </w:rPr>
+        <w:t>n mi análisis e</w:t>
+      </w:r>
+      <w:r>
+        <w:rPr>
+          <w:lang w:val="es-ES"/>
+        </w:rPr>
+        <w:t xml:space="preserve">ncuentro que ciertas cosas van juntas </w:t>
+      </w:r>
+      <w:r>
+        <w:rPr>
+          <w:lang w:val="es-ES"/>
+        </w:rPr>
+        <w:t xml:space="preserve">como son por ejemplo </w:t>
+      </w:r>
+      <w:r>
+        <w:rPr>
+          <w:lang w:val="es-ES"/>
+        </w:rPr>
+        <w:t xml:space="preserve">la geografía y el voto, pero no puedo afirmar que una cause la otra. </w:t>
+      </w:r>
+      <w:r>
+        <w:rPr>
+          <w:lang w:val="es-ES"/>
+        </w:rPr>
+        <w:t>Además,</w:t>
+      </w:r>
+      <w:r>
+        <w:rPr>
+          <w:lang w:val="es-ES"/>
+        </w:rPr>
+        <w:t xml:space="preserve"> los residuos son </w:t>
+      </w:r>
+      <w:r>
+        <w:rPr>
+          <w:lang w:val="es-ES"/>
+        </w:rPr>
+        <w:t xml:space="preserve">en particular </w:t>
+      </w:r>
+      <w:r>
+        <w:rPr>
+          <w:lang w:val="es-ES"/>
+        </w:rPr>
+        <w:t xml:space="preserve">una señal de que un municipio se desvió de su tendencia, no una explicación de por qué lo </w:t>
+      </w:r>
+      <w:r>
+        <w:rPr>
+          <w:lang w:val="es-ES"/>
+        </w:rPr>
+        <w:t>he hecho</w:t>
+      </w:r>
+      <w:r>
+        <w:rPr>
+          <w:lang w:val="es-ES"/>
+        </w:rPr>
+        <w:t>.</w:t>
+      </w:r>
+    </w:p>
+    <w:p>
+      <w:pPr>
+        <w:spacing w:after="160" w:line="276" w:lineRule="auto"/>
+        <w:jc w:val="both"/>
+        <w:rPr>
+          <w:lang w:val="es-ES"/>
+        </w:rPr>
+      </w:pPr>
+      <w:r>
+        <w:rPr>
+          <w:b/>
+          <w:lang w:val="es-ES"/>
+        </w:rPr>
+        <w:t xml:space="preserve">Se evalúan </w:t>
+      </w:r>
+      <w:r>
+        <w:rPr>
+          <w:b/>
+          <w:lang w:val="es-ES"/>
+        </w:rPr>
+        <w:t>pocas elecciones.</w:t>
+      </w:r>
+      <w:r>
+        <w:rPr>
+          <w:lang w:val="es-ES"/>
+        </w:rPr>
+        <w:t xml:space="preserve"> </w:t>
+      </w:r>
+      <w:r>
+        <w:rPr>
+          <w:lang w:val="es-ES"/>
+        </w:rPr>
+        <w:t>Por ausencia de datos oficiales disponibles, s</w:t>
+      </w:r>
+      <w:r>
+        <w:rPr>
+          <w:lang w:val="es-ES"/>
+        </w:rPr>
+        <w:t xml:space="preserve">on cinco elecciones presidenciales </w:t>
+      </w:r>
+      <w:r>
+        <w:rPr>
+          <w:lang w:val="es-ES"/>
+        </w:rPr>
+        <w:t xml:space="preserve">las que </w:t>
+      </w:r>
+      <w:r>
+        <w:rPr>
+          <w:lang w:val="es-ES"/>
+        </w:rPr>
+        <w:t xml:space="preserve">analizo (2006 a 2022). Es suficiente para ver patrones, pero es </w:t>
+      </w:r>
+      <w:r>
+        <w:rPr>
+          <w:lang w:val="es-ES"/>
+        </w:rPr>
+        <w:t xml:space="preserve">una muestra pequeña, por lo que </w:t>
+      </w:r>
+      <w:r>
+        <w:rPr>
+          <w:lang w:val="es-ES"/>
+        </w:rPr>
+        <w:t xml:space="preserve">cosas como el vuelco de 2010 pesan mucho cuando se tienen tan pocos puntos </w:t>
+      </w:r>
+      <w:r>
+        <w:rPr>
+          <w:lang w:val="es-ES"/>
+        </w:rPr>
+        <w:t>de referencia e</w:t>
+      </w:r>
+      <w:r>
+        <w:rPr>
+          <w:lang w:val="es-ES"/>
+        </w:rPr>
+        <w:t>n el tiempo.</w:t>
+      </w:r>
+    </w:p>
+    <w:p>
+      <w:pPr>
+        <w:spacing w:after="160" w:line="276" w:lineRule="auto"/>
+        <w:jc w:val="both"/>
+        <w:rPr>
+          <w:lang w:val="es-ES"/>
+        </w:rPr>
+      </w:pPr>
+      <w:r>
+        <w:rPr>
+          <w:b/>
+          <w:lang w:val="es-ES"/>
+        </w:rPr>
+        <w:t>El sistema de partidos cambió mucho en estos años.</w:t>
+      </w:r>
+      <w:r>
+        <w:rPr>
+          <w:lang w:val="es-ES"/>
+        </w:rPr>
+        <w:t xml:space="preserve"> La línea de izquierda que sigo pasó por tres nombres distintos (Polo, Colombia Humana, Pacto Histórico) y el país de 2006 no es el de 2022. </w:t>
+      </w:r>
+    </w:p>
+    <w:p>
+      <w:pPr>
+        <w:spacing w:after="160" w:line="276" w:lineRule="auto"/>
+        <w:jc w:val="both"/>
+        <w:rPr>
+          <w:lang w:val="es-ES"/>
+        </w:rPr>
+      </w:pPr>
+      <w:r>
+        <w:rPr>
+          <w:b/>
+          <w:lang w:val="es-ES"/>
+        </w:rPr>
+        <w:t>Los municipios muy pequeños quedan fuera del alcance fiable.</w:t>
+      </w:r>
+      <w:r>
+        <w:rPr>
+          <w:lang w:val="es-ES"/>
+        </w:rPr>
+        <w:t xml:space="preserve"> En municipios con muy pocos votos (algunos de </w:t>
+      </w:r>
+      <w:r>
+        <w:rPr>
+          <w:lang w:val="es-ES"/>
+        </w:rPr>
+        <w:t xml:space="preserve">departamentos como </w:t>
+      </w:r>
+      <w:r>
+        <w:rPr>
+          <w:lang w:val="es-ES"/>
+        </w:rPr>
+        <w:t>Guainía, Vaupés o Amazonas, con menos de treinta), un puñado de votos cambia el porcentaje por completo, así que sus resultados no son confiables para este tipo de análisis</w:t>
+      </w:r>
+      <w:r>
+        <w:rPr>
+          <w:lang w:val="es-ES"/>
+        </w:rPr>
+        <w:t>, por lo que l</w:t>
+      </w:r>
+      <w:r>
+        <w:rPr>
+          <w:lang w:val="es-ES"/>
+        </w:rPr>
+        <w:t>os marqué y los traté aparte para que no contaminaran los hallazgos</w:t>
+      </w:r>
+      <w:r>
+        <w:rPr>
+          <w:lang w:val="es-ES"/>
+        </w:rPr>
+        <w:t>,</w:t>
+      </w:r>
+      <w:r>
+        <w:rPr>
+          <w:lang w:val="es-ES"/>
+        </w:rPr>
+        <w:t xml:space="preserve"> ni aparecieran como falsas alarmas en el mapa de residuos.</w:t>
+      </w:r>
+    </w:p>
+    <w:p>
+      <w:pPr>
+        <w:spacing w:after="160" w:line="276" w:lineRule="auto"/>
+        <w:jc w:val="both"/>
+        <w:rPr>
+          <w:lang w:val="es-ES"/>
+        </w:rPr>
+      </w:pPr>
+      <w:r>
+        <w:rPr>
+          <w:lang w:val="es-ES"/>
+        </w:rPr>
+        <w:t xml:space="preserve">En cuanto a lo que vendría después, la continuación más natural es clara. Colombia tuvo elecciones presidenciales en 2026, y aunque la votación ocurrió a mitad de año, sus datos </w:t>
+      </w:r>
+      <w:r>
+        <w:rPr>
+          <w:lang w:val="es-ES"/>
+        </w:rPr>
+        <w:lastRenderedPageBreak/>
+        <w:t>consolidados a nivel municipal solo se publicaron muy recientemente, con este trabajo ya muy avanzado. Incorporarlas sería la mejor forma de poner a prueba lo que encontré aquí: con una elección completamente nueva</w:t>
+      </w:r>
+      <w:r>
+        <w:rPr>
+          <w:lang w:val="es-ES"/>
+        </w:rPr>
+        <w:t xml:space="preserve"> </w:t>
+      </w:r>
+      <w:r>
+        <w:rPr>
+          <w:lang w:val="es-ES"/>
+        </w:rPr>
+        <w:t>que el modelo no vio nunca</w:t>
+      </w:r>
+      <w:r>
+        <w:rPr>
+          <w:lang w:val="es-ES"/>
+        </w:rPr>
+        <w:t>, donde a pesar de que ha ganado la derecha, el margen ha sido muy pequeño</w:t>
+      </w:r>
+      <w:r>
+        <w:rPr>
+          <w:lang w:val="es-ES"/>
+        </w:rPr>
+        <w:t xml:space="preserve">, </w:t>
+      </w:r>
+      <w:r>
+        <w:rPr>
+          <w:lang w:val="es-ES"/>
+        </w:rPr>
+        <w:t>así que s</w:t>
+      </w:r>
+      <w:r>
+        <w:rPr>
+          <w:lang w:val="es-ES"/>
+        </w:rPr>
+        <w:t>e podría comprobar si los patrones se mantienen, sobre todo el peso de la inercia y la fuerza de la regionalización. Es</w:t>
+      </w:r>
+      <w:r>
+        <w:rPr>
+          <w:lang w:val="es-ES"/>
+        </w:rPr>
+        <w:t>ta</w:t>
+      </w:r>
+      <w:r>
+        <w:rPr>
+          <w:lang w:val="es-ES"/>
+        </w:rPr>
+        <w:t xml:space="preserve"> </w:t>
+      </w:r>
+      <w:r>
+        <w:rPr>
+          <w:lang w:val="es-ES"/>
+        </w:rPr>
+        <w:t xml:space="preserve">es </w:t>
+      </w:r>
+      <w:r>
+        <w:rPr>
+          <w:lang w:val="es-ES"/>
+        </w:rPr>
+        <w:t xml:space="preserve">la validación </w:t>
+      </w:r>
+      <w:r>
+        <w:rPr>
+          <w:lang w:val="es-ES"/>
+        </w:rPr>
+        <w:t>extra</w:t>
+      </w:r>
+      <w:r>
+        <w:rPr>
+          <w:lang w:val="es-ES"/>
+        </w:rPr>
+        <w:t xml:space="preserve"> que </w:t>
+      </w:r>
+      <w:r>
+        <w:rPr>
+          <w:lang w:val="es-ES"/>
+        </w:rPr>
+        <w:t xml:space="preserve">el </w:t>
+      </w:r>
+      <w:r>
+        <w:rPr>
+          <w:lang w:val="es-ES"/>
+        </w:rPr>
+        <w:t xml:space="preserve">análisis </w:t>
+      </w:r>
+      <w:r>
+        <w:rPr>
+          <w:lang w:val="es-ES"/>
+        </w:rPr>
+        <w:t xml:space="preserve">que hemos hecho </w:t>
+      </w:r>
+      <w:r>
+        <w:rPr>
+          <w:lang w:val="es-ES"/>
+        </w:rPr>
+        <w:t xml:space="preserve">necesita para ganar solidez y queda como </w:t>
+      </w:r>
+      <w:r>
+        <w:rPr>
+          <w:lang w:val="es-ES"/>
+        </w:rPr>
+        <w:t>una</w:t>
+      </w:r>
+      <w:r>
+        <w:rPr>
+          <w:lang w:val="es-ES"/>
+        </w:rPr>
+        <w:t xml:space="preserve"> línea de trabajo futuro.</w:t>
+      </w:r>
+    </w:p>
+    <w:p>
+      <w:pPr>
+        <w:spacing w:after="160" w:line="276" w:lineRule="auto"/>
+        <w:jc w:val="both"/>
+        <w:rPr>
+          <w:lang w:val="es-ES"/>
+        </w:rPr>
+      </w:pPr>
+      <w:r>
+        <w:rPr>
+          <w:lang w:val="es-ES"/>
+        </w:rPr>
+        <w:t>Más allá de 2026, hay otros caminos que valdría la pena explorar. Si algún día se publica un dato de conflicto a nivel de municipio, se podría retomar esa pregunta con mucha más precisión. También ayudaría sumar información sobre qué tan rural es cada municipio o su composición demográfica. Y quedaría pendiente mirar si los municipios vecinos se parecen entre sí más de lo que cabría esperar por azar, algo que aquí no alcancé a estudiar.</w:t>
+      </w:r>
+    </w:p>
+    <w:p>
+      <w:pPr>
+        <w:pStyle w:val="Heading1"/>
+        <w:spacing w:before="240" w:after="160"/>
+        <w:rPr>
+          <w:lang w:val="es-ES"/>
+        </w:rPr>
+      </w:pPr>
+      <w:r>
+        <w:rPr>
+          <w:lang w:val="es-ES"/>
+        </w:rPr>
+        <w:t>Conclusiones</w:t>
+      </w:r>
+    </w:p>
+    <w:p>
+      <w:pPr>
+        <w:spacing w:after="160" w:line="276" w:lineRule="auto"/>
+        <w:jc w:val="both"/>
+        <w:rPr>
+          <w:lang w:val="es-ES"/>
+        </w:rPr>
+      </w:pPr>
+      <w:r>
+        <w:rPr>
+          <w:lang w:val="es-ES"/>
+        </w:rPr>
+        <w:t>Empecé este trabajo queriendo detectar posibles señales de coacción electoral en las zonas de conflicto de Colombia que es lo que los medios y redes sociales sugieren, y terminé con algo distinto que en mi opinión es aún más sólido: una explicación de qué estructura de verdad el voto de izquierda en el país y qué no. Ese giro no fue un desvío, sino que fue el resultado principal. Los datos me llevaron a donde tenían que llevarme, no a donde yo quería llegar. Lo que aprendí se puede resumir en pocas ideas, todas con consecuencias para quien quiera entender cómo se comporta el mapa electoral colombiano.</w:t>
+      </w:r>
+    </w:p>
+    <w:p>
+      <w:pPr>
+        <w:spacing w:after="160" w:line="276" w:lineRule="auto"/>
+        <w:jc w:val="both"/>
+        <w:rPr>
+          <w:lang w:val="es-ES"/>
+        </w:rPr>
+      </w:pPr>
+      <w:r>
+        <w:rPr>
+          <w:lang w:val="es-ES"/>
+        </w:rPr>
+        <w:t>La primera es que el pasado manda. Un municipio vota, sobre todo, como ya venía votando. Esa inercia pesa más que cualquier otra cosa que medí y ningún modelo por avanzado que fuera logró mejorarla de forma clara. Para quien analiza las elecciones en Colombia, esto significa que la historia de cada territorio es el punto de partida obligado, ya que el voto no se explica bien sin mirar de dónde viene.</w:t>
+      </w:r>
+    </w:p>
+    <w:p>
+      <w:pPr>
+        <w:spacing w:after="160" w:line="276" w:lineRule="auto"/>
+        <w:jc w:val="both"/>
+        <w:rPr>
+          <w:lang w:val="es-ES"/>
+        </w:rPr>
+      </w:pPr>
+      <w:r>
+        <w:rPr>
+          <w:rFonts w:ascii="Arial" w:hAnsi="Arial"/>
+          <w:sz w:val="22"/>
+        </w:rPr>
+        <w:t>La segunda es que las explicaciones fáciles a nivel nacional pueden engañar. La idea de que "los más pobres votan a la izquierda" es falsa si se mira todo el país junto, pero no porque la pobreza no tenga importancia, sino porque su efecto va en direcciones opuestas según la región que se esté evaluando. En unas partes la pobreza se relaciona con el voto en una dirección y en otras en la dirección opuesta, y si se saca un promedio nacional, se esconden las dos señales. La lección aprendida es que en Colombia hay que desconfiar de los promedios del país y bajar siempre al territorio.</w:t>
+      </w:r>
+    </w:p>
+    <w:p>
+      <w:pPr>
+        <w:spacing w:after="160" w:line="276" w:lineRule="auto"/>
+        <w:jc w:val="both"/>
+        <w:rPr>
+          <w:lang w:val="es-ES"/>
+        </w:rPr>
+      </w:pPr>
+      <w:r>
+        <w:rPr>
+          <w:lang w:val="es-ES"/>
+        </w:rPr>
+        <w:t xml:space="preserve">La tercera es </w:t>
+      </w:r>
+      <w:proofErr w:type="gramStart"/>
+      <w:r>
+        <w:rPr>
+          <w:lang w:val="es-ES"/>
+        </w:rPr>
+        <w:t>que</w:t>
+      </w:r>
+      <w:proofErr w:type="gramEnd"/>
+      <w:r>
+        <w:rPr>
+          <w:lang w:val="es-ES"/>
+        </w:rPr>
+        <w:t xml:space="preserve"> entre la pobreza y la región, es la región la que hace casi todo el trabajo para explicar el voto: de todo lo que esas dos variables capturan juntas, la geografía explica entre el 96% y el 99% en cuatro de los cinco años analizados (2014 es la excepción) y donde la pobreza apenas es una fracción mínima. Y esto lleva a la consecuencia que más me sorprendió: básicamente los municipios con más conflicto sí aparecían votando más a la izquierda, pero solo en las elecciones más recientes. Cuando se tiene en cuenta la región y la pobreza, el conflicto deja de aportar nada por sí mismo. Lo que a simple vista parecía un efecto del conflicto era en realidad un producto de la geografía y la pobreza. No puedo afirmar que el conflicto no influya en la vida política de esas regiones (eso este trabajo no lo puede decir), pero sí </w:t>
+      </w:r>
+      <w:proofErr w:type="gramStart"/>
+      <w:r>
+        <w:rPr>
+          <w:lang w:val="es-ES"/>
+        </w:rPr>
+        <w:t>que</w:t>
+      </w:r>
+      <w:proofErr w:type="gramEnd"/>
+      <w:r>
+        <w:rPr>
+          <w:lang w:val="es-ES"/>
+        </w:rPr>
+        <w:t xml:space="preserve"> con los datos analizados en este trabajo, no se distingue ninguna influencia.</w:t>
+      </w:r>
+    </w:p>
+    <w:p>
+      <w:pPr>
+        <w:spacing w:after="160" w:line="276" w:lineRule="auto"/>
+        <w:jc w:val="both"/>
+        <w:rPr>
+          <w:lang w:val="es-ES"/>
+        </w:rPr>
+      </w:pPr>
+      <w:r>
+        <w:rPr>
+          <w:lang w:val="es-ES"/>
+        </w:rPr>
+        <w:lastRenderedPageBreak/>
+        <w:t>Puestas juntas, estas conclusiones dibujan un electorado donde manda primero la inercia electoral, donde el voto de ayer es el mejor predictor del de mañana y luego la geografía, muy por encima de la pobreza. Es una imagen menos intuitiva que la del relato habitual, pero es la que sostienen los datos analizados.</w:t>
+      </w:r>
+    </w:p>
+    <w:p>
+      <w:pPr>
+        <w:spacing w:after="160" w:line="276" w:lineRule="auto"/>
+        <w:jc w:val="both"/>
+        <w:rPr>
+          <w:lang w:val="es-ES"/>
+        </w:rPr>
+      </w:pPr>
+      <w:r>
+        <w:rPr>
+          <w:lang w:val="es-ES"/>
+        </w:rPr>
+        <w:t>Este trabajo no termina en el análisis. Todo lo que encontré quedó volcado en una aplicación web pública, para que cualquier persona pueda explorar el mapa del voto por su cuenta y comprobar estas ideas municipio a municipio, sin depender de mis conclusiones.</w:t>
+      </w:r>
+    </w:p>
+    <w:p>
+      <w:pPr>
+        <w:spacing w:after="160" w:line="276" w:lineRule="auto"/>
+        <w:jc w:val="both"/>
+        <w:rPr>
+          <w:lang w:val="es-ES"/>
+        </w:rPr>
+      </w:pPr>
+      <w:r>
+        <w:rPr>
+          <w:lang w:val="es-ES"/>
+        </w:rPr>
+        <w:t>Más allá de los hallazgos, me llevo una lección sobre la forma de trabajar este tipo de proyectos de análisis de datos y es que la parte más valiosa del proyecto no fue confirmar una hipótesis, sino ponerla a prueba con honestidad y aceptar que no se sostenía. Aprendí que cuando un resultado negativo está bien fundamentado, enseña tanto como uno positivo y que la disciplina de no afirmar más de lo que los datos permiten, es lo que separa un análisis serio, de una opinión disfrazada de números.</w:t>
+      </w:r>
+    </w:p>
+    <w:p>
+      <w:pPr>
+        <w:pStyle w:val="Heading1"/>
+        <w:spacing w:before="240" w:after="160"/>
+        <w:rPr>
+          <w:lang w:val="es-ES"/>
+        </w:rPr>
+      </w:pPr>
+      <w:r>
+        <w:t>Bibliografía</w:t>
+      </w:r>
+    </w:p>
+    <w:p>
+      <w:pPr>
+        <w:spacing w:after="160" w:line="276" w:lineRule="auto"/>
+        <w:rPr>
+          <w:lang w:val="es-ES"/>
+        </w:rPr>
+      </w:pPr>
+      <w:r>
+        <w:rPr>
+          <w:b/>
+        </w:rPr>
         <w:t>Fuentes de datos</w:t>
       </w:r>
     </w:p>
     <w:p>
       <w:pPr>
         <w:spacing w:after="160" w:line="276" w:lineRule="auto"/>
-        <w:jc w:val="left"/>
-        <w:rPr>
-          <w:lang w:val="es-ES"/>
-        </w:rPr>
-      </w:pPr>
-      <w:r>
-        <w:rPr>
-          <w:rFonts w:ascii="Arial" w:hAnsi="Arial"/>
+        <w:rPr>
+          <w:lang w:val="es-ES"/>
+        </w:rPr>
+      </w:pPr>
+      <w:r>
+        <w:rPr>
+          <w:lang w:val="es-ES"/>
+        </w:rPr>
+        <w:t xml:space="preserve">Registraduría Nacional del Estado Civil. Resultados electorales presidenciales 1998–2018. </w:t>
+      </w:r>
+      <w:hyperlink r:id="rId13" w:history="1">
+        <w:r>
+          <w:rPr>
+            <w:rStyle w:val="Hyperlink"/>
+            <w:lang w:val="es-ES"/>
+          </w:rPr>
+          <w:t>https://cedae.registraduria.gov.co/datos-para-la-democracia/resultados-electorales/descarga-datos</w:t>
+        </w:r>
+      </w:hyperlink>
+    </w:p>
+    <w:p>
+      <w:pPr>
+        <w:spacing w:after="160" w:line="276" w:lineRule="auto"/>
+        <w:rPr>
+          <w:lang w:val="es-ES"/>
+        </w:rPr>
+      </w:pPr>
+      <w:r>
+        <w:rPr>
+          <w:lang w:val="es-ES"/>
+        </w:rPr>
+        <w:t xml:space="preserve">Registraduría Nacional del Estado Civil. Resultados electorales presidenciales 2022. </w:t>
+      </w:r>
+      <w:hyperlink r:id="rId14" w:history="1">
+        <w:r>
+          <w:rPr>
+            <w:rStyle w:val="Hyperlink"/>
+            <w:lang w:val="es-ES"/>
+          </w:rPr>
+          <w:t>https://observatorio.registraduria.gov.co/views/electoral/historicos-resultados.php</w:t>
+        </w:r>
+      </w:hyperlink>
+    </w:p>
+    <w:p>
+      <w:pPr>
+        <w:spacing w:after="160" w:line="276" w:lineRule="auto"/>
+        <w:rPr>
+          <w:lang w:val="es-ES"/>
+        </w:rPr>
+      </w:pPr>
+      <w:r>
+        <w:rPr>
+          <w:lang w:val="es-ES"/>
+        </w:rPr>
+        <w:t xml:space="preserve">Unidad para la Atención y Reparación Integral a las Víctimas (UARIV). Víctimas del conflicto armado por año y departamento. Portal de Datos Abiertos del Gobierno de Colombia. </w:t>
+      </w:r>
+      <w:hyperlink r:id="rId15" w:history="1">
+        <w:r>
+          <w:rPr>
+            <w:rStyle w:val="Hyperlink"/>
+            <w:lang w:val="es-ES"/>
+          </w:rPr>
+          <w:t>https://www.datos.gov.co/Inclusi-n-Social-y-Reconciliaci-n/VICTIMAS-POR-A-OS-DEPARTAMENTAL/jurc-ck3a/about_data</w:t>
+        </w:r>
+      </w:hyperlink>
+    </w:p>
+    <w:p>
+      <w:pPr>
+        <w:spacing w:after="160" w:line="276" w:lineRule="auto"/>
+        <w:rPr>
+          <w:lang w:val="es-ES"/>
+        </w:rPr>
+      </w:pPr>
+      <w:r>
+        <w:rPr>
+          <w:lang w:val="es-ES"/>
+        </w:rPr>
+        <w:t xml:space="preserve">Departamento Administrativo Nacional de Estadística (DANE). Necesidades Básicas Insatisfechas (NBI), Censo Nacional de Población y Vivienda 2018. </w:t>
+      </w:r>
+      <w:hyperlink r:id="rId16" w:history="1">
+        <w:r>
+          <w:rPr>
+            <w:rStyle w:val="Hyperlink"/>
+            <w:lang w:val="es-ES"/>
+          </w:rPr>
+          <w:t>https://www.dane.gov.co/files/censo2018/informacion-tecnica/CNPV-2018-NBI.xlsx</w:t>
+        </w:r>
+      </w:hyperlink>
+    </w:p>
+    <w:p>
+      <w:pPr>
+        <w:spacing w:after="160" w:line="276" w:lineRule="auto"/>
+        <w:rPr>
+          <w:lang w:val="es-ES"/>
+        </w:rPr>
+      </w:pPr>
+      <w:r>
+        <w:rPr>
+          <w:lang w:val="es-ES"/>
+        </w:rPr>
+        <w:t xml:space="preserve">Departamento Administrativo Nacional de Estadística (DANE). Necesidades Básicas Insatisfechas (NBI), Censo General 2005. </w:t>
+      </w:r>
+      <w:hyperlink r:id="rId17" w:history="1">
+        <w:r>
+          <w:rPr>
+            <w:rStyle w:val="Hyperlink"/>
+            <w:lang w:val="es-ES"/>
+          </w:rPr>
+          <w:t>https://www.dane.gov.co/files/censos/resultados/NBI_total_dpto_30_Jun_2012.xls</w:t>
+        </w:r>
+      </w:hyperlink>
+    </w:p>
+    <w:p>
+      <w:pPr>
+        <w:spacing w:after="160" w:line="276" w:lineRule="auto"/>
+        <w:rPr>
+          <w:lang w:val="es-ES"/>
+        </w:rPr>
+      </w:pPr>
+      <w:r>
+        <w:rPr>
+          <w:lang w:val="es-ES"/>
+        </w:rPr>
+        <w:t xml:space="preserve">Departamento Administrativo Nacional de Estadística (DANE). Índice de Pobreza Multidimensional (IPM) departamental, 2022. </w:t>
+      </w:r>
+      <w:hyperlink r:id="rId18" w:history="1">
+        <w:r>
+          <w:rPr>
+            <w:rStyle w:val="Hyperlink"/>
+            <w:lang w:val="es-ES"/>
+          </w:rPr>
+          <w:t>https://www.dane.gov.co/files/investigaciones/condiciones_vida/pobreza/2022/anexo_dptal_pobreza_multidimensional_2022.xlsx</w:t>
+        </w:r>
+      </w:hyperlink>
+    </w:p>
+    <w:p>
+      <w:pPr>
+        <w:spacing w:after="160" w:line="276" w:lineRule="auto"/>
+        <w:rPr>
+          <w:lang w:val="es-ES"/>
+        </w:rPr>
+      </w:pPr>
+      <w:r>
+        <w:rPr>
+          <w:b/>
+          <w:lang w:val="es-ES"/>
+        </w:rPr>
+        <w:t>Herramientas</w:t>
+      </w:r>
+    </w:p>
+    <w:p>
+      <w:pPr>
+        <w:spacing w:after="160" w:line="276" w:lineRule="auto"/>
+        <w:rPr>
+          <w:lang w:val="es-ES"/>
+        </w:rPr>
+      </w:pPr>
+      <w:r>
+        <w:rPr>
+          <w:lang w:val="es-ES"/>
+        </w:rPr>
+        <w:t>El proyecto se desarrolló íntegramente en Python</w:t>
+      </w:r>
+      <w:r>
+        <w:rPr>
+          <w:lang w:val="es-ES"/>
+        </w:rPr>
+        <w:t xml:space="preserve"> usando </w:t>
+      </w:r>
+      <w:r>
+        <w:rPr>
+          <w:lang w:val="es-ES"/>
+        </w:rPr>
+        <w:t xml:space="preserve">librerías </w:t>
+      </w:r>
+      <w:r>
+        <w:rPr>
+          <w:lang w:val="es-ES"/>
+        </w:rPr>
+        <w:t xml:space="preserve">como </w:t>
+      </w:r>
+      <w:r>
+        <w:rPr>
+          <w:lang w:val="es-ES"/>
+        </w:rPr>
+        <w:t xml:space="preserve">pandas, </w:t>
+      </w:r>
+      <w:proofErr w:type="spellStart"/>
+      <w:r>
+        <w:rPr>
+          <w:lang w:val="es-ES"/>
+        </w:rPr>
+        <w:t>scikit-learn</w:t>
+      </w:r>
+      <w:proofErr w:type="spellEnd"/>
+      <w:r>
+        <w:rPr>
+          <w:lang w:val="es-ES"/>
+        </w:rPr>
+        <w:t xml:space="preserve">, </w:t>
+      </w:r>
+      <w:proofErr w:type="spellStart"/>
+      <w:r>
+        <w:rPr>
+          <w:lang w:val="es-ES"/>
+        </w:rPr>
+        <w:t>XGBoost</w:t>
+      </w:r>
+      <w:proofErr w:type="spellEnd"/>
+      <w:r>
+        <w:rPr>
+          <w:lang w:val="es-ES"/>
+        </w:rPr>
+        <w:t xml:space="preserve">, </w:t>
+      </w:r>
+      <w:proofErr w:type="spellStart"/>
+      <w:r>
+        <w:rPr>
+          <w:lang w:val="es-ES"/>
+        </w:rPr>
+        <w:t>GeoPandas</w:t>
+      </w:r>
+      <w:proofErr w:type="spellEnd"/>
+      <w:r>
+        <w:rPr>
+          <w:lang w:val="es-ES"/>
+        </w:rPr>
+        <w:t xml:space="preserve"> y </w:t>
+      </w:r>
+      <w:proofErr w:type="spellStart"/>
+      <w:r>
+        <w:rPr>
+          <w:lang w:val="es-ES"/>
+        </w:rPr>
+        <w:t>Streamlit</w:t>
+      </w:r>
+      <w:proofErr w:type="spellEnd"/>
+      <w:r>
+        <w:rPr>
+          <w:lang w:val="es-ES"/>
+        </w:rPr>
+        <w:t xml:space="preserve">. </w:t>
+      </w:r>
+    </w:p>
+    <w:p>
+      <w:pPr>
+        <w:spacing w:after="160" w:line="276" w:lineRule="auto"/>
+        <w:rPr>
+          <w:lang w:val="es-ES"/>
+        </w:rPr>
+      </w:pPr>
+      <w:r>
+        <w:rPr>
+          <w:lang w:val="es-ES"/>
+        </w:rPr>
+        <w:t xml:space="preserve">El código completo está disponible en el repositorio público del proyecto: </w:t>
+      </w:r>
+      <w:hyperlink r:id="rId19" w:history="1">
+        <w:r>
+          <w:rPr>
+            <w:rStyle w:val="Hyperlink"/>
+            <w:lang w:val="es-ES"/>
+          </w:rPr>
+          <w:t>https://github.com/usbdiego7777-ui/tfm-electoral-colombia</w:t>
+        </w:r>
+      </w:hyperlink>
+    </w:p>
+    <w:p>
+      <w:pPr>
+        <w:pStyle w:val="Heading1"/>
+        <w:spacing w:before="240" w:after="160"/>
+        <w:rPr>
+          <w:lang w:val="es-ES"/>
+        </w:rPr>
+      </w:pPr>
+      <w:r>
+        <w:rPr>
+          <w:lang w:val="es-ES"/>
+        </w:rPr>
+        <w:lastRenderedPageBreak/>
+        <w:t>Anexos</w:t>
+      </w:r>
+    </w:p>
+    <w:p>
+      <w:pPr>
+        <w:spacing w:after="160" w:line="276" w:lineRule="auto"/>
+        <w:jc w:val="both"/>
+        <w:rPr>
+          <w:lang w:val="es-ES"/>
+        </w:rPr>
+      </w:pPr>
+      <w:r>
+        <w:rPr>
+          <w:lang w:val="es-ES"/>
+        </w:rPr>
+        <w:t>Los anexos recogen material de respaldo que no forma parte del cuerpo de la memoria pero que permite verificar y profundizar en el trabajo</w:t>
+      </w:r>
+    </w:p>
+    <w:p>
+      <w:pPr>
+        <w:spacing w:after="160" w:line="276" w:lineRule="auto"/>
+        <w:rPr>
+          <w:lang w:val="es-ES"/>
+        </w:rPr>
+      </w:pPr>
+      <w:r>
+        <w:rPr>
+          <w:b/>
+          <w:color w:val="2E74B5"/>
+          <w:sz w:val="24"/>
+          <w:lang w:val="es-ES"/>
+        </w:rPr>
+        <w:t>Anexo A. Fuentes de datos</w:t>
+      </w:r>
+    </w:p>
+    <w:p>
+      <w:pPr>
+        <w:spacing w:after="160" w:line="276" w:lineRule="auto"/>
+        <w:jc w:val="both"/>
+        <w:rPr>
+          <w:lang w:val="es-ES"/>
+        </w:rPr>
+      </w:pPr>
+      <w:r>
+        <w:rPr>
+          <w:lang w:val="es-ES"/>
+        </w:rPr>
+        <w:t>Detalle de cada fichero utilizado en el proyecto, con su descripción y el enlace oficial de descarga.</w:t>
+      </w:r>
+    </w:p>
+    <w:tbl>
+      <w:tblPr>
+        <w:tblW w:w="0" w:type="auto"/>
+        <w:tblBorders>
+          <w:top w:val="single" w:sz="4" w:space="0" w:color="999999"/>
+          <w:left w:val="single" w:sz="4" w:space="0" w:color="999999"/>
+          <w:bottom w:val="single" w:sz="4" w:space="0" w:color="999999"/>
+          <w:right w:val="single" w:sz="4" w:space="0" w:color="999999"/>
+          <w:insideH w:val="single" w:sz="4" w:space="0" w:color="999999"/>
+          <w:insideV w:val="single" w:sz="4" w:space="0" w:color="999999"/>
+        </w:tblBorders>
+        <w:tblLayout w:type="fixed"/>
+        <w:tblLook w:val="04A0" w:firstRow="1" w:lastRow="0" w:firstColumn="1" w:lastColumn="0" w:noHBand="0" w:noVBand="1"/>
+      </w:tblPr>
+      <w:tblGrid>
+        <w:gridCol w:w="1413"/>
+        <w:gridCol w:w="2022"/>
+        <w:gridCol w:w="5581"/>
+      </w:tblGrid>
+      <w:tr>
+        <w:tc>
+          <w:tcPr>
+            <w:tcW w:w="1413" w:type="dxa"/>
+            <w:shd w:val="clear" w:color="auto" w:fill="D9E2F3"/>
+          </w:tcPr>
+          <w:p>
+            <w:r>
+              <w:rPr>
+                <w:b/>
+                <w:sz w:val="18"/>
+              </w:rPr>
+              <w:t>Dato</w:t>
+            </w:r>
+          </w:p>
+        </w:tc>
+        <w:tc>
+          <w:tcPr>
+            <w:tcW w:w="2022" w:type="dxa"/>
+            <w:shd w:val="clear" w:color="auto" w:fill="D9E2F3"/>
+          </w:tcPr>
+          <w:p>
+            <w:r>
+              <w:rPr>
+                <w:b/>
+                <w:sz w:val="18"/>
+              </w:rPr>
+              <w:t>Fichero</w:t>
+            </w:r>
+          </w:p>
+        </w:tc>
+        <w:tc>
+          <w:tcPr>
+            <w:tcW w:w="5581" w:type="dxa"/>
+            <w:shd w:val="clear" w:color="auto" w:fill="D9E2F3"/>
+          </w:tcPr>
+          <w:p>
+            <w:r>
+              <w:rPr>
+                <w:b/>
+                <w:sz w:val="18"/>
+              </w:rPr>
+              <w:t>Fuente oficial</w:t>
+            </w:r>
+          </w:p>
+        </w:tc>
+      </w:tr>
+      <w:tr>
+        <w:tc>
+          <w:tcPr>
+            <w:tcW w:w="1413" w:type="dxa"/>
+          </w:tcPr>
+          <w:p>
+            <w:r>
+              <w:rPr>
+                <w:sz w:val="18"/>
+              </w:rPr>
+              <w:t>Presidenciales 1998–2018</w:t>
+            </w:r>
+          </w:p>
+        </w:tc>
+        <w:tc>
+          <w:tcPr>
+            <w:tcW w:w="2022" w:type="dxa"/>
+          </w:tcPr>
+          <w:p>
+            <w:pPr>
+              <w:rPr>
+                <w:lang w:val="es-ES"/>
+              </w:rPr>
+            </w:pPr>
+            <w:r>
+              <w:rPr>
+                <w:sz w:val="18"/>
+                <w:lang w:val="es-ES"/>
+              </w:rPr>
+              <w:t>10 ficheros CSV por elección (1998 a 2018, primera y segunda vuelta)</w:t>
+            </w:r>
+          </w:p>
+        </w:tc>
+        <w:tc>
+          <w:tcPr>
+            <w:tcW w:w="5581" w:type="dxa"/>
+          </w:tcPr>
+          <w:p>
+            <w:pPr>
+              <w:rPr>
+                <w:sz w:val="18"/>
+                <w:lang w:val="es-ES"/>
+              </w:rPr>
+            </w:pPr>
+            <w:r>
+              <w:rPr>
+                <w:sz w:val="18"/>
+                <w:lang w:val="es-ES"/>
+              </w:rPr>
+              <w:t>cedae.registraduria.gov.co/datos-para-la-democracia/resultados-electorales/descarga-datos</w:t>
+            </w:r>
+          </w:p>
+          <w:p>
+            <w:pPr>
+              <w:rPr>
+                <w:lang w:val="es-ES"/>
+              </w:rPr>
+            </w:pPr>
+          </w:p>
+        </w:tc>
+      </w:tr>
+      <w:tr>
+        <w:tc>
+          <w:tcPr>
+            <w:tcW w:w="1413" w:type="dxa"/>
+          </w:tcPr>
+          <w:p>
+            <w:proofErr w:type="spellStart"/>
+            <w:r>
+              <w:rPr>
+                <w:sz w:val="18"/>
+              </w:rPr>
+              <w:t>Presidenciales</w:t>
+            </w:r>
+            <w:proofErr w:type="spellEnd"/>
+            <w:r>
+              <w:rPr>
+                <w:sz w:val="18"/>
+              </w:rPr>
+              <w:t xml:space="preserve"> 2022</w:t>
+            </w:r>
+          </w:p>
+        </w:tc>
+        <w:tc>
+          <w:tcPr>
+            <w:tcW w:w="2022" w:type="dxa"/>
+          </w:tcPr>
+          <w:p>
+            <w:pPr>
+              <w:rPr>
+                <w:lang w:val="es-ES"/>
+              </w:rPr>
+            </w:pPr>
+            <w:r>
+              <w:rPr>
+                <w:sz w:val="18"/>
+                <w:lang w:val="es-ES"/>
+              </w:rPr>
+              <w:t>MMV_NACIONAL_PRESIDENTE_2022 (1ª y 2ª vuelta)</w:t>
+            </w:r>
+          </w:p>
+        </w:tc>
+        <w:tc>
+          <w:tcPr>
+            <w:tcW w:w="5581" w:type="dxa"/>
+          </w:tcPr>
+          <w:p>
+            <w:pPr>
+              <w:rPr>
+                <w:lang w:val="es-ES"/>
+              </w:rPr>
+            </w:pPr>
+            <w:r>
+              <w:rPr>
+                <w:sz w:val="18"/>
+                <w:lang w:val="es-ES"/>
+              </w:rPr>
+              <w:t>observatorio.registraduria.gov.co/views/electoral/historicos-resultados.php</w:t>
+            </w:r>
+          </w:p>
+        </w:tc>
+      </w:tr>
+      <w:tr>
+        <w:tc>
+          <w:tcPr>
+            <w:tcW w:w="1413" w:type="dxa"/>
+          </w:tcPr>
+          <w:p>
+            <w:proofErr w:type="spellStart"/>
+            <w:r>
+              <w:rPr>
+                <w:sz w:val="18"/>
+              </w:rPr>
+              <w:t>Víctimas</w:t>
+            </w:r>
+            <w:proofErr w:type="spellEnd"/>
+            <w:r>
+              <w:rPr>
+                <w:sz w:val="18"/>
+              </w:rPr>
+              <w:t xml:space="preserve"> del </w:t>
+            </w:r>
+            <w:proofErr w:type="spellStart"/>
+            <w:r>
+              <w:rPr>
+                <w:sz w:val="18"/>
+              </w:rPr>
+              <w:t>conflicto</w:t>
+            </w:r>
+            <w:proofErr w:type="spellEnd"/>
+          </w:p>
+        </w:tc>
+        <w:tc>
+          <w:tcPr>
+            <w:tcW w:w="2022" w:type="dxa"/>
+          </w:tcPr>
+          <w:p>
+            <w:r>
+              <w:rPr>
+                <w:sz w:val="18"/>
+              </w:rPr>
+              <w:t>VICTIMAS_FILTRADO_V2.csv</w:t>
+            </w:r>
+          </w:p>
+        </w:tc>
+        <w:tc>
+          <w:tcPr>
+            <w:tcW w:w="5581" w:type="dxa"/>
+          </w:tcPr>
+          <w:p>
+            <w:pPr>
+              <w:rPr>
+                <w:lang w:val="es-ES"/>
+              </w:rPr>
+            </w:pPr>
+            <w:r>
+              <w:rPr>
+                <w:sz w:val="18"/>
+                <w:lang w:val="es-ES"/>
+              </w:rPr>
+              <w:t>datos.gov.co/Inclusi-n-Social-y-Reconciliaci-n/VICTIMAS-POR-A-OS-DEPARTAMENTAL/jurc-ck3a/about_data</w:t>
+            </w:r>
+          </w:p>
+        </w:tc>
+      </w:tr>
+      <w:tr>
+        <w:tc>
+          <w:tcPr>
+            <w:tcW w:w="1413" w:type="dxa"/>
+          </w:tcPr>
+          <w:p>
+            <w:r>
+              <w:rPr>
+                <w:sz w:val="18"/>
+              </w:rPr>
+              <w:t>NBI 2018</w:t>
+            </w:r>
+          </w:p>
+        </w:tc>
+        <w:tc>
+          <w:tcPr>
+            <w:tcW w:w="2022" w:type="dxa"/>
+          </w:tcPr>
+          <w:p>
+            <w:r>
+              <w:rPr>
+                <w:sz w:val="18"/>
+              </w:rPr>
+              <w:t>CNPV-2018-NBI.xlsx</w:t>
+            </w:r>
+          </w:p>
+        </w:tc>
+        <w:tc>
+          <w:tcPr>
+            <w:tcW w:w="5581" w:type="dxa"/>
+          </w:tcPr>
+          <w:p>
+            <w:pPr>
+              <w:rPr>
+                <w:lang w:val="es-ES"/>
+              </w:rPr>
+            </w:pPr>
+            <w:r>
+              <w:rPr>
+                <w:sz w:val="18"/>
+                <w:lang w:val="es-ES"/>
+              </w:rPr>
+              <w:t>dane.gov.co/files/censo2018/informacion-tecnica/CNPV-2018-NBI.xlsx</w:t>
+            </w:r>
+          </w:p>
+        </w:tc>
+      </w:tr>
+      <w:tr>
+        <w:tc>
+          <w:tcPr>
+            <w:tcW w:w="1413" w:type="dxa"/>
+          </w:tcPr>
+          <w:p>
+            <w:r>
+              <w:rPr>
+                <w:sz w:val="18"/>
+              </w:rPr>
+              <w:t>NBI 2005</w:t>
+            </w:r>
+          </w:p>
+        </w:tc>
+        <w:tc>
+          <w:tcPr>
+            <w:tcW w:w="2022" w:type="dxa"/>
+          </w:tcPr>
+          <w:p>
+            <w:pPr>
+              <w:rPr>
+                <w:lang w:val="es-ES"/>
+              </w:rPr>
+            </w:pPr>
+            <w:r>
+              <w:rPr>
+                <w:sz w:val="18"/>
+                <w:lang w:val="es-ES"/>
+              </w:rPr>
+              <w:t>NBI_total_dpto_30_Jun_2012.xls</w:t>
+            </w:r>
+          </w:p>
+        </w:tc>
+        <w:tc>
+          <w:tcPr>
+            <w:tcW w:w="5581" w:type="dxa"/>
+          </w:tcPr>
+          <w:p>
+            <w:pPr>
+              <w:rPr>
+                <w:lang w:val="es-ES"/>
+              </w:rPr>
+            </w:pPr>
+            <w:r>
+              <w:rPr>
+                <w:sz w:val="18"/>
+                <w:lang w:val="es-ES"/>
+              </w:rPr>
+              <w:t>dane.gov.co/files/censos/resultados/NBI_total_dpto_30_Jun_2012.xls</w:t>
+            </w:r>
+          </w:p>
+        </w:tc>
+      </w:tr>
+      <w:tr>
+        <w:tc>
+          <w:tcPr>
+            <w:tcW w:w="1413" w:type="dxa"/>
+          </w:tcPr>
+          <w:p>
+            <w:r>
+              <w:rPr>
+                <w:sz w:val="18"/>
+              </w:rPr>
+              <w:t>IPM 2022</w:t>
+            </w:r>
+          </w:p>
+        </w:tc>
+        <w:tc>
+          <w:tcPr>
+            <w:tcW w:w="2022" w:type="dxa"/>
+          </w:tcPr>
+          <w:p>
+            <w:pPr>
+              <w:rPr>
+                <w:lang w:val="es-ES"/>
+              </w:rPr>
+            </w:pPr>
+            <w:r>
+              <w:rPr>
+                <w:sz w:val="18"/>
+                <w:lang w:val="es-ES"/>
+              </w:rPr>
+              <w:t>anexo_dptal_pobreza_multidimensional_2022.xlsx</w:t>
+            </w:r>
+          </w:p>
+        </w:tc>
+        <w:tc>
+          <w:tcPr>
+            <w:tcW w:w="5581" w:type="dxa"/>
+          </w:tcPr>
+          <w:p>
+            <w:pPr>
+              <w:rPr>
+                <w:lang w:val="es-ES"/>
+              </w:rPr>
+            </w:pPr>
+            <w:r>
+              <w:rPr>
+                <w:sz w:val="18"/>
+                <w:lang w:val="es-ES"/>
+              </w:rPr>
+              <w:t>dane.gov.co/files/investigaciones/condiciones_vida/pobreza/2022/anexo_dptal_pobreza_multidimensional_2022.xlsx</w:t>
+            </w:r>
+          </w:p>
+        </w:tc>
+      </w:tr>
+    </w:tbl>
+    <w:p>
+      <w:pPr>
+        <w:spacing w:after="160" w:line="276" w:lineRule="auto"/>
+        <w:jc w:val="both"/>
+        <w:rPr>
+          <w:lang w:val="es-ES"/>
+        </w:rPr>
+      </w:pPr>
+      <w:r>
+        <w:rPr>
           <w:sz w:val="20"/>
-        </w:rPr>
-        <w:t>Registraduría Nacional del Estado Civil. Resultados electorales presidenciales 1998–2018. https://cedae.registraduria.gov.co/datos-para-la-democracia/resultados-electorales/descarga-datos</w:t>
-      </w:r>
-    </w:p>
-    <w:p>
-      <w:pPr>
-        <w:spacing w:after="160" w:line="276" w:lineRule="auto"/>
-        <w:jc w:val="left"/>
-        <w:rPr>
-          <w:lang w:val="es-ES"/>
-        </w:rPr>
-      </w:pPr>
-      <w:r>
-        <w:rPr>
-          <w:rFonts w:ascii="Arial" w:hAnsi="Arial"/>
+          <w:lang w:val="es-ES"/>
+        </w:rPr>
+        <w:t>Todas las fuentes son datos públicos abiertos del Estado colombiano, de uso libre para investigación.</w:t>
+      </w:r>
+    </w:p>
+    <w:p>
+      <w:pPr>
+        <w:spacing w:after="160" w:line="276" w:lineRule="auto"/>
+        <w:rPr>
+          <w:lang w:val="es-ES"/>
+        </w:rPr>
+      </w:pPr>
+      <w:r>
+        <w:rPr>
+          <w:b/>
+          <w:color w:val="2E74B5"/>
+          <w:sz w:val="24"/>
+          <w:lang w:val="es-ES"/>
+        </w:rPr>
+        <w:t>Anexo B. Figuras adicionales</w:t>
+      </w:r>
+    </w:p>
+    <w:p>
+      <w:pPr>
+        <w:spacing w:after="160" w:line="276" w:lineRule="auto"/>
+        <w:jc w:val="both"/>
+        <w:rPr>
+          <w:lang w:val="es-ES"/>
+        </w:rPr>
+      </w:pPr>
+      <w:r>
+        <w:rPr>
+          <w:lang w:val="es-ES"/>
+        </w:rPr>
+        <w:t>Figuras complementarias del análisis exploratorio y de residuos que apoyan los hallazgos del cuerpo.</w:t>
+      </w:r>
+    </w:p>
+    <w:p>
+      <w:pPr>
+        <w:spacing w:after="160" w:line="276" w:lineRule="auto"/>
+        <w:jc w:val="center"/>
+        <w:rPr>
+          <w:lang w:val="es-ES"/>
+        </w:rPr>
+      </w:pPr>
+      <w:r>
+        <w:rPr>
+          <w:noProof/>
+        </w:rPr>
+        <w:drawing>
+          <wp:inline distT="0" distB="0" distL="0" distR="0" wp14:anchorId="46BAE7AA" wp14:editId="3DD5F3E4">
+            <wp:extent cx="6057303" cy="2329732"/>
+            <wp:effectExtent l="0" t="0" r="635" b="0"/>
+            <wp:docPr id="5" name="Picture 5"/>
+            <wp:cNvGraphicFramePr>
+              <a:graphicFrameLocks xmlns:a="http://schemas.openxmlformats.org/drawingml/2006/main" noChangeAspect="1"/>
+            </wp:cNvGraphicFramePr>
+            <a:graphic xmlns:a="http://schemas.openxmlformats.org/drawingml/2006/main">
+              <a:graphicData uri="http://schemas.openxmlformats.org/drawingml/2006/picture">
+                <pic:pic xmlns:pic="http://schemas.openxmlformats.org/drawingml/2006/picture">
+                  <pic:nvPicPr>
+                    <pic:cNvPr id="0" name="eda_01_target_confiabilidad.png"/>
+                    <pic:cNvPicPr/>
+                  </pic:nvPicPr>
+                  <pic:blipFill>
+                    <a:blip r:embed="rId20"/>
+                    <a:stretch>
+                      <a:fillRect/>
+                    </a:stretch>
+                  </pic:blipFill>
+                  <pic:spPr>
+                    <a:xfrm>
+                      <a:off x="0" y="0"/>
+                      <a:ext cx="6094099" cy="2343884"/>
+                    </a:xfrm>
+                    <a:prstGeom prst="rect">
+                      <a:avLst/>
+                    </a:prstGeom>
+                  </pic:spPr>
+                </pic:pic>
+              </a:graphicData>
+            </a:graphic>
+          </wp:inline>
+        </w:drawing>
+      </w:r>
+    </w:p>
+    <w:p>
+      <w:pPr>
+        <w:spacing w:after="160" w:line="276" w:lineRule="auto"/>
+        <w:jc w:val="center"/>
+        <w:rPr>
+          <w:lang w:val="es-ES"/>
+        </w:rPr>
+      </w:pPr>
+      <w:r>
+        <w:rPr>
+          <w:i/>
+          <w:color w:val="666666"/>
+          <w:sz w:val="18"/>
+          <w:lang w:val="es-ES"/>
+        </w:rPr>
+        <w:t>Figura B1. Distribución del voto de izquierda y comparación entre municipios de confiabilidad normal y baja.</w:t>
+      </w:r>
+    </w:p>
+    <w:p>
+      <w:pPr>
+        <w:spacing w:after="160" w:line="276" w:lineRule="auto"/>
+        <w:jc w:val="center"/>
+        <w:rPr>
+          <w:lang w:val="es-ES"/>
+        </w:rPr>
+      </w:pPr>
+      <w:r>
+        <w:rPr>
+          <w:noProof/>
+        </w:rPr>
+        <w:lastRenderedPageBreak/>
+        <w:drawing>
+          <wp:inline distT="0" distB="0" distL="0" distR="0" wp14:anchorId="059571CD" wp14:editId="3927B9EA">
+            <wp:extent cx="5629523" cy="7838577"/>
+            <wp:effectExtent l="0" t="0" r="9525" b="0"/>
+            <wp:docPr id="6" name="Picture 6"/>
+            <wp:cNvGraphicFramePr>
+              <a:graphicFrameLocks xmlns:a="http://schemas.openxmlformats.org/drawingml/2006/main" noChangeAspect="1"/>
+            </wp:cNvGraphicFramePr>
+            <a:graphic xmlns:a="http://schemas.openxmlformats.org/drawingml/2006/main">
+              <a:graphicData uri="http://schemas.openxmlformats.org/drawingml/2006/picture">
+                <pic:pic xmlns:pic="http://schemas.openxmlformats.org/drawingml/2006/picture">
+                  <pic:nvPicPr>
+                    <pic:cNvPr id="0" name="eda_05_estabilidad_temporal_nbi.png"/>
+                    <pic:cNvPicPr/>
+                  </pic:nvPicPr>
+                  <pic:blipFill>
+                    <a:blip r:embed="rId21"/>
+                    <a:stretch>
+                      <a:fillRect/>
+                    </a:stretch>
+                  </pic:blipFill>
+                  <pic:spPr>
+                    <a:xfrm>
+                      <a:off x="0" y="0"/>
+                      <a:ext cx="5667946" cy="7892077"/>
+                    </a:xfrm>
+                    <a:prstGeom prst="rect">
+                      <a:avLst/>
+                    </a:prstGeom>
+                  </pic:spPr>
+                </pic:pic>
+              </a:graphicData>
+            </a:graphic>
+          </wp:inline>
+        </w:drawing>
+      </w:r>
+    </w:p>
+    <w:p>
+      <w:pPr>
+        <w:spacing w:after="160" w:line="276" w:lineRule="auto"/>
+        <w:jc w:val="center"/>
+        <w:rPr>
+          <w:lang w:val="es-ES"/>
+        </w:rPr>
+      </w:pPr>
+      <w:r>
+        <w:rPr>
+          <w:i/>
+          <w:color w:val="666666"/>
+          <w:sz w:val="18"/>
+          <w:lang w:val="es-ES"/>
+        </w:rPr>
+        <w:t>Figura B2. Estabilidad de la correlación NBI-voto por departamento, con y sin la elección de 2022.</w:t>
+      </w:r>
+    </w:p>
+    <w:p>
+      <w:pPr>
+        <w:spacing w:after="160" w:line="276" w:lineRule="auto"/>
+        <w:jc w:val="center"/>
+        <w:rPr>
+          <w:lang w:val="es-ES"/>
+        </w:rPr>
+      </w:pPr>
+      <w:r>
+        <w:rPr>
+          <w:noProof/>
+        </w:rPr>
+        <w:lastRenderedPageBreak/>
+        <w:drawing>
+          <wp:inline distT="0" distB="0" distL="0" distR="0" wp14:anchorId="73F498EB" wp14:editId="07581235">
+            <wp:extent cx="5987333" cy="7117127"/>
+            <wp:effectExtent l="0" t="0" r="0" b="7620"/>
+            <wp:docPr id="7" name="Picture 7"/>
+            <wp:cNvGraphicFramePr>
+              <a:graphicFrameLocks xmlns:a="http://schemas.openxmlformats.org/drawingml/2006/main" noChangeAspect="1"/>
+            </wp:cNvGraphicFramePr>
+            <a:graphic xmlns:a="http://schemas.openxmlformats.org/drawingml/2006/main">
+              <a:graphicData uri="http://schemas.openxmlformats.org/drawingml/2006/picture">
+                <pic:pic xmlns:pic="http://schemas.openxmlformats.org/drawingml/2006/picture">
+                  <pic:nvPicPr>
+                    <pic:cNvPr id="0" name="residuos_04_mapa_2022.png"/>
+                    <pic:cNvPicPr/>
+                  </pic:nvPicPr>
+                  <pic:blipFill>
+                    <a:blip r:embed="rId22"/>
+                    <a:stretch>
+                      <a:fillRect/>
+                    </a:stretch>
+                  </pic:blipFill>
+                  <pic:spPr>
+                    <a:xfrm>
+                      <a:off x="0" y="0"/>
+                      <a:ext cx="6016303" cy="7151563"/>
+                    </a:xfrm>
+                    <a:prstGeom prst="rect">
+                      <a:avLst/>
+                    </a:prstGeom>
+                  </pic:spPr>
+                </pic:pic>
+              </a:graphicData>
+            </a:graphic>
+          </wp:inline>
+        </w:drawing>
+      </w:r>
+    </w:p>
+    <w:p>
+      <w:pPr>
+        <w:spacing w:after="160" w:line="276" w:lineRule="auto"/>
+        <w:jc w:val="center"/>
+        <w:rPr>
+          <w:lang w:val="es-ES"/>
+        </w:rPr>
+      </w:pPr>
+      <w:r>
+        <w:rPr>
+          <w:i/>
+          <w:color w:val="666666"/>
+          <w:sz w:val="18"/>
+          <w:lang w:val="es-ES"/>
+        </w:rPr>
+        <w:t>Figura B3. Mapa absoluto de residuos del modelo en 2022 (contexto del mapa centrado de la Figura 4).</w:t>
+      </w:r>
+    </w:p>
+    <w:p>
+      <w:pPr>
+        <w:spacing w:after="160" w:line="276" w:lineRule="auto"/>
+        <w:rPr>
+          <w:b/>
+          <w:color w:val="2E74B5"/>
+          <w:sz w:val="24"/>
+          <w:lang w:val="es-ES"/>
+        </w:rPr>
+      </w:pPr>
+    </w:p>
+    <w:p>
+      <w:pPr>
+        <w:spacing w:after="160" w:line="276" w:lineRule="auto"/>
+        <w:rPr>
+          <w:b/>
+          <w:color w:val="2E74B5"/>
+          <w:sz w:val="24"/>
+          <w:lang w:val="es-ES"/>
+        </w:rPr>
+      </w:pPr>
+    </w:p>
+    <w:p>
+      <w:pPr>
+        <w:spacing w:after="160" w:line="276" w:lineRule="auto"/>
+        <w:rPr>
+          <w:b/>
+          <w:color w:val="2E74B5"/>
+          <w:sz w:val="24"/>
+          <w:lang w:val="es-ES"/>
+        </w:rPr>
+      </w:pPr>
+    </w:p>
+    <w:p>
+      <w:pPr>
+        <w:spacing w:after="160" w:line="276" w:lineRule="auto"/>
+        <w:rPr>
+          <w:b/>
+          <w:color w:val="2E74B5"/>
+          <w:sz w:val="24"/>
+          <w:lang w:val="es-ES"/>
+        </w:rPr>
+      </w:pPr>
+    </w:p>
+    <w:p>
+      <w:pPr>
+        <w:spacing w:after="160" w:line="276" w:lineRule="auto"/>
+        <w:rPr>
+          <w:lang w:val="es-ES"/>
+        </w:rPr>
+      </w:pPr>
+      <w:r>
+        <w:rPr>
+          <w:b/>
+          <w:color w:val="2E74B5"/>
+          <w:sz w:val="24"/>
+          <w:lang w:val="es-ES"/>
+        </w:rPr>
+        <w:lastRenderedPageBreak/>
+        <w:t>Anexo C. Detalle de la modelización</w:t>
+      </w:r>
+    </w:p>
+    <w:p>
+      <w:pPr>
+        <w:spacing w:after="160" w:line="276" w:lineRule="auto"/>
+        <w:jc w:val="both"/>
+        <w:rPr>
+          <w:lang w:val="es-ES"/>
+        </w:rPr>
+      </w:pPr>
+      <w:r>
+        <w:rPr>
+          <w:lang w:val="es-ES"/>
+        </w:rPr>
+        <w:t xml:space="preserve">La tabla compara todas las variantes de modelo que se probaron. Los resultados corresponden al promedio de los años considerados más estables (2014, 2018 y 2022) y están ordenados según la correlación </w:t>
+      </w:r>
+      <w:proofErr w:type="spellStart"/>
+      <w:r>
+        <w:rPr>
+          <w:lang w:val="es-ES"/>
+        </w:rPr>
+        <w:t>intra-año</w:t>
+      </w:r>
+      <w:proofErr w:type="spellEnd"/>
+      <w:r>
+        <w:rPr>
+          <w:lang w:val="es-ES"/>
+        </w:rPr>
+        <w:t>, que es la principal métrica de comparación.</w:t>
+      </w:r>
+    </w:p>
+    <w:p>
+      <w:pPr>
+        <w:spacing w:after="160" w:line="276" w:lineRule="auto"/>
+        <w:jc w:val="both"/>
+        <w:rPr>
+          <w:lang w:val="es-ES"/>
+        </w:rPr>
+      </w:pPr>
+      <w:r>
+        <w:rPr>
+          <w:lang w:val="es-ES"/>
+        </w:rPr>
+        <w:t>El mejor resultado lo obtiene la regla más simple: usar como predicción el resultado anterior de cada municipio. Ninguno de los modelos ajustados logra superarla.</w:t>
+      </w:r>
+    </w:p>
+    <w:tbl>
+      <w:tblPr>
+        <w:tblW w:w="0" w:type="auto"/>
+        <w:tblBorders>
+          <w:top w:val="single" w:sz="4" w:space="0" w:color="999999"/>
+          <w:left w:val="single" w:sz="4" w:space="0" w:color="999999"/>
+          <w:bottom w:val="single" w:sz="4" w:space="0" w:color="999999"/>
+          <w:right w:val="single" w:sz="4" w:space="0" w:color="999999"/>
+          <w:insideH w:val="single" w:sz="4" w:space="0" w:color="999999"/>
+          <w:insideV w:val="single" w:sz="4" w:space="0" w:color="999999"/>
+        </w:tblBorders>
+        <w:tblLook w:val="04A0" w:firstRow="1" w:lastRow="0" w:firstColumn="1" w:lastColumn="0" w:noHBand="0" w:noVBand="1"/>
+      </w:tblPr>
+      <w:tblGrid>
+        <w:gridCol w:w="3256"/>
+        <w:gridCol w:w="1417"/>
+        <w:gridCol w:w="1276"/>
+        <w:gridCol w:w="1559"/>
+        <w:gridCol w:w="1508"/>
+      </w:tblGrid>
+      <w:tr>
+        <w:tc>
+          <w:tcPr>
+            <w:tcW w:w="3256" w:type="dxa"/>
+            <w:shd w:val="clear" w:color="auto" w:fill="D9E2F3"/>
+          </w:tcPr>
+          <w:p>
+            <w:proofErr w:type="spellStart"/>
+            <w:r>
+              <w:rPr>
+                <w:b/>
+                <w:sz w:val="18"/>
+              </w:rPr>
+              <w:t>Variante</w:t>
+            </w:r>
+            <w:proofErr w:type="spellEnd"/>
+          </w:p>
+        </w:tc>
+        <w:tc>
+          <w:tcPr>
+            <w:tcW w:w="1417" w:type="dxa"/>
+            <w:shd w:val="clear" w:color="auto" w:fill="D9E2F3"/>
+          </w:tcPr>
+          <w:p>
+            <w:r>
+              <w:rPr>
+                <w:b/>
+                <w:sz w:val="18"/>
+              </w:rPr>
+              <w:t>RMSE</w:t>
+            </w:r>
+          </w:p>
+        </w:tc>
+        <w:tc>
+          <w:tcPr>
+            <w:tcW w:w="1276" w:type="dxa"/>
+            <w:shd w:val="clear" w:color="auto" w:fill="D9E2F3"/>
+          </w:tcPr>
+          <w:p>
+            <w:r>
+              <w:rPr>
+                <w:b/>
+                <w:sz w:val="18"/>
+              </w:rPr>
+              <w:t>MAE</w:t>
+            </w:r>
+          </w:p>
+        </w:tc>
+        <w:tc>
+          <w:tcPr>
+            <w:tcW w:w="1559" w:type="dxa"/>
+            <w:shd w:val="clear" w:color="auto" w:fill="D9E2F3"/>
+          </w:tcPr>
+          <w:p>
+            <w:r>
+              <w:rPr>
+                <w:b/>
+                <w:sz w:val="18"/>
+              </w:rPr>
+              <w:t>R² global</w:t>
+            </w:r>
+          </w:p>
+        </w:tc>
+        <w:tc>
+          <w:tcPr>
+            <w:tcW w:w="1508" w:type="dxa"/>
+            <w:shd w:val="clear" w:color="auto" w:fill="D9E2F3"/>
+          </w:tcPr>
+          <w:p>
+            <w:r>
+              <w:rPr>
+                <w:b/>
+                <w:sz w:val="18"/>
+              </w:rPr>
+              <w:t>corr. intra-año</w:t>
+            </w:r>
+          </w:p>
+        </w:tc>
+      </w:tr>
+      <w:tr>
+        <w:tc>
+          <w:tcPr>
+            <w:tcW w:w="3256" w:type="dxa"/>
+          </w:tcPr>
+          <w:p>
+            <w:r>
+              <w:rPr>
+                <w:b/>
+                <w:sz w:val="18"/>
+              </w:rPr>
+              <w:t>Naive: copiar lag</w:t>
+            </w:r>
+          </w:p>
+        </w:tc>
+        <w:tc>
+          <w:tcPr>
+            <w:tcW w:w="1417" w:type="dxa"/>
+          </w:tcPr>
+          <w:p>
+            <w:r>
+              <w:rPr>
+                <w:b/>
+                <w:sz w:val="18"/>
+              </w:rPr>
+              <w:t>15,33</w:t>
+            </w:r>
+          </w:p>
+        </w:tc>
+        <w:tc>
+          <w:tcPr>
+            <w:tcW w:w="1276" w:type="dxa"/>
+          </w:tcPr>
+          <w:p>
+            <w:r>
+              <w:rPr>
+                <w:b/>
+                <w:sz w:val="18"/>
+              </w:rPr>
+              <w:t>11,16</w:t>
+            </w:r>
+          </w:p>
+        </w:tc>
+        <w:tc>
+          <w:tcPr>
+            <w:tcW w:w="1559" w:type="dxa"/>
+          </w:tcPr>
+          <w:p>
+            <w:r>
+              <w:rPr>
+                <w:b/>
+                <w:sz w:val="18"/>
+              </w:rPr>
+              <w:t>−0,146</w:t>
+            </w:r>
+          </w:p>
+        </w:tc>
+        <w:tc>
+          <w:tcPr>
+            <w:tcW w:w="1508" w:type="dxa"/>
+          </w:tcPr>
+          <w:p>
+            <w:r>
+              <w:rPr>
+                <w:b/>
+                <w:sz w:val="18"/>
+              </w:rPr>
+              <w:t>0,546</w:t>
+            </w:r>
+          </w:p>
+        </w:tc>
+      </w:tr>
+      <w:tr>
+        <w:tc>
+          <w:tcPr>
+            <w:tcW w:w="3256" w:type="dxa"/>
+          </w:tcPr>
+          <w:p>
+            <w:r>
+              <w:rPr>
+                <w:sz w:val="18"/>
+              </w:rPr>
+              <w:t>Lasso + efecto-año</w:t>
+            </w:r>
+          </w:p>
+        </w:tc>
+        <w:tc>
+          <w:tcPr>
+            <w:tcW w:w="1417" w:type="dxa"/>
+          </w:tcPr>
+          <w:p>
+            <w:r>
+              <w:rPr>
+                <w:sz w:val="18"/>
+              </w:rPr>
+              <w:t>15,71</w:t>
+            </w:r>
+          </w:p>
+        </w:tc>
+        <w:tc>
+          <w:tcPr>
+            <w:tcW w:w="1276" w:type="dxa"/>
+          </w:tcPr>
+          <w:p>
+            <w:r>
+              <w:rPr>
+                <w:sz w:val="18"/>
+              </w:rPr>
+              <w:t>12,20</w:t>
+            </w:r>
+          </w:p>
+        </w:tc>
+        <w:tc>
+          <w:tcPr>
+            <w:tcW w:w="1559" w:type="dxa"/>
+          </w:tcPr>
+          <w:p>
+            <w:r>
+              <w:rPr>
+                <w:sz w:val="18"/>
+              </w:rPr>
+              <w:t>−0,250</w:t>
+            </w:r>
+          </w:p>
+        </w:tc>
+        <w:tc>
+          <w:tcPr>
+            <w:tcW w:w="1508" w:type="dxa"/>
+          </w:tcPr>
+          <w:p>
+            <w:r>
+              <w:rPr>
+                <w:sz w:val="18"/>
+              </w:rPr>
+              <w:t>0,519</w:t>
+            </w:r>
+          </w:p>
+        </w:tc>
+      </w:tr>
+      <w:tr>
+        <w:tc>
+          <w:tcPr>
+            <w:tcW w:w="3256" w:type="dxa"/>
+          </w:tcPr>
+          <w:p>
+            <w:r>
+              <w:rPr>
+                <w:sz w:val="18"/>
+              </w:rPr>
+              <w:t>Ridge + efecto-año</w:t>
+            </w:r>
+          </w:p>
+        </w:tc>
+        <w:tc>
+          <w:tcPr>
+            <w:tcW w:w="1417" w:type="dxa"/>
+          </w:tcPr>
+          <w:p>
+            <w:r>
+              <w:rPr>
+                <w:sz w:val="18"/>
+              </w:rPr>
+              <w:t>16,22</w:t>
+            </w:r>
+          </w:p>
+        </w:tc>
+        <w:tc>
+          <w:tcPr>
+            <w:tcW w:w="1276" w:type="dxa"/>
+          </w:tcPr>
+          <w:p>
+            <w:r>
+              <w:rPr>
+                <w:sz w:val="18"/>
+              </w:rPr>
+              <w:t>12,46</w:t>
+            </w:r>
+          </w:p>
+        </w:tc>
+        <w:tc>
+          <w:tcPr>
+            <w:tcW w:w="1559" w:type="dxa"/>
+          </w:tcPr>
+          <w:p>
+            <w:r>
+              <w:rPr>
+                <w:sz w:val="18"/>
+              </w:rPr>
+              <w:t>−0,218</w:t>
+            </w:r>
+          </w:p>
+        </w:tc>
+        <w:tc>
+          <w:tcPr>
+            <w:tcW w:w="1508" w:type="dxa"/>
+          </w:tcPr>
+          <w:p>
+            <w:r>
+              <w:rPr>
+                <w:sz w:val="18"/>
+              </w:rPr>
+              <w:t>0,510</w:t>
+            </w:r>
+          </w:p>
+        </w:tc>
+      </w:tr>
+      <w:tr>
+        <w:tc>
+          <w:tcPr>
+            <w:tcW w:w="3256" w:type="dxa"/>
+          </w:tcPr>
+          <w:p>
+            <w:r>
+              <w:rPr>
+                <w:sz w:val="18"/>
+              </w:rPr>
+              <w:t>RandomForest + efecto-año</w:t>
+            </w:r>
+          </w:p>
+        </w:tc>
+        <w:tc>
+          <w:tcPr>
+            <w:tcW w:w="1417" w:type="dxa"/>
+          </w:tcPr>
+          <w:p>
+            <w:r>
+              <w:rPr>
+                <w:sz w:val="18"/>
+              </w:rPr>
+              <w:t>16,80</w:t>
+            </w:r>
+          </w:p>
+        </w:tc>
+        <w:tc>
+          <w:tcPr>
+            <w:tcW w:w="1276" w:type="dxa"/>
+          </w:tcPr>
+          <w:p>
+            <w:r>
+              <w:rPr>
+                <w:sz w:val="18"/>
+              </w:rPr>
+              <w:t>13,42</w:t>
+            </w:r>
+          </w:p>
+        </w:tc>
+        <w:tc>
+          <w:tcPr>
+            <w:tcW w:w="1559" w:type="dxa"/>
+          </w:tcPr>
+          <w:p>
+            <w:r>
+              <w:rPr>
+                <w:sz w:val="18"/>
+              </w:rPr>
+              <w:t>−0,641</w:t>
+            </w:r>
+          </w:p>
+        </w:tc>
+        <w:tc>
+          <w:tcPr>
+            <w:tcW w:w="1508" w:type="dxa"/>
+          </w:tcPr>
+          <w:p>
+            <w:r>
+              <w:rPr>
+                <w:sz w:val="18"/>
+              </w:rPr>
+              <w:t>0,466</w:t>
+            </w:r>
+          </w:p>
+        </w:tc>
+      </w:tr>
+      <w:tr>
+        <w:tc>
+          <w:tcPr>
+            <w:tcW w:w="3256" w:type="dxa"/>
+          </w:tcPr>
+          <w:p>
+            <w:r>
+              <w:rPr>
+                <w:sz w:val="18"/>
+              </w:rPr>
+              <w:t>XGBoost + efecto-año</w:t>
+            </w:r>
+          </w:p>
+        </w:tc>
+        <w:tc>
+          <w:tcPr>
+            <w:tcW w:w="1417" w:type="dxa"/>
+          </w:tcPr>
+          <w:p>
+            <w:r>
+              <w:rPr>
+                <w:sz w:val="18"/>
+              </w:rPr>
+              <w:t>17,42</w:t>
+            </w:r>
+          </w:p>
+        </w:tc>
+        <w:tc>
+          <w:tcPr>
+            <w:tcW w:w="1276" w:type="dxa"/>
+          </w:tcPr>
+          <w:p>
+            <w:r>
+              <w:rPr>
+                <w:sz w:val="18"/>
+              </w:rPr>
+              <w:t>14,04</w:t>
+            </w:r>
+          </w:p>
+        </w:tc>
+        <w:tc>
+          <w:tcPr>
+            <w:tcW w:w="1559" w:type="dxa"/>
+          </w:tcPr>
+          <w:p>
+            <w:r>
+              <w:rPr>
+                <w:sz w:val="18"/>
+              </w:rPr>
+              <w:t>−1,105</w:t>
+            </w:r>
+          </w:p>
+        </w:tc>
+        <w:tc>
+          <w:tcPr>
+            <w:tcW w:w="1508" w:type="dxa"/>
+          </w:tcPr>
+          <w:p>
+            <w:r>
+              <w:rPr>
+                <w:sz w:val="18"/>
+              </w:rPr>
+              <w:t>0,436</w:t>
+            </w:r>
+          </w:p>
+        </w:tc>
+      </w:tr>
+      <w:tr>
+        <w:tc>
+          <w:tcPr>
+            <w:tcW w:w="3256" w:type="dxa"/>
+          </w:tcPr>
+          <w:p>
+            <w:r>
+              <w:rPr>
+                <w:sz w:val="18"/>
+              </w:rPr>
+              <w:t>Ridge (lag+NBI+per_ocu)</w:t>
+            </w:r>
+          </w:p>
+        </w:tc>
+        <w:tc>
+          <w:tcPr>
+            <w:tcW w:w="1417" w:type="dxa"/>
+          </w:tcPr>
+          <w:p>
+            <w:r>
+              <w:rPr>
+                <w:sz w:val="18"/>
+              </w:rPr>
+              <w:t>19,34</w:t>
+            </w:r>
+          </w:p>
+        </w:tc>
+        <w:tc>
+          <w:tcPr>
+            <w:tcW w:w="1276" w:type="dxa"/>
+          </w:tcPr>
+          <w:p>
+            <w:r>
+              <w:rPr>
+                <w:sz w:val="18"/>
+              </w:rPr>
+              <w:t>13,98</w:t>
+            </w:r>
+          </w:p>
+        </w:tc>
+        <w:tc>
+          <w:tcPr>
+            <w:tcW w:w="1559" w:type="dxa"/>
+          </w:tcPr>
+          <w:p>
+            <w:r>
+              <w:rPr>
+                <w:sz w:val="18"/>
+              </w:rPr>
+              <w:t>−0,330</w:t>
+            </w:r>
+          </w:p>
+        </w:tc>
+        <w:tc>
+          <w:tcPr>
+            <w:tcW w:w="1508" w:type="dxa"/>
+          </w:tcPr>
+          <w:p>
+            <w:r>
+              <w:rPr>
+                <w:sz w:val="18"/>
+              </w:rPr>
+              <w:t>0,417</w:t>
+            </w:r>
+          </w:p>
+        </w:tc>
+      </w:tr>
+      <w:tr>
+        <w:tc>
+          <w:tcPr>
+            <w:tcW w:w="3256" w:type="dxa"/>
+          </w:tcPr>
+          <w:p>
+            <w:r>
+              <w:rPr>
+                <w:sz w:val="18"/>
+              </w:rPr>
+              <w:t>SVR + efecto-año</w:t>
+            </w:r>
+          </w:p>
+        </w:tc>
+        <w:tc>
+          <w:tcPr>
+            <w:tcW w:w="1417" w:type="dxa"/>
+          </w:tcPr>
+          <w:p>
+            <w:r>
+              <w:rPr>
+                <w:sz w:val="18"/>
+              </w:rPr>
+              <w:t>17,74</w:t>
+            </w:r>
+          </w:p>
+        </w:tc>
+        <w:tc>
+          <w:tcPr>
+            <w:tcW w:w="1276" w:type="dxa"/>
+          </w:tcPr>
+          <w:p>
+            <w:r>
+              <w:rPr>
+                <w:sz w:val="18"/>
+              </w:rPr>
+              <w:t>12,57</w:t>
+            </w:r>
+          </w:p>
+        </w:tc>
+        <w:tc>
+          <w:tcPr>
+            <w:tcW w:w="1559" w:type="dxa"/>
+          </w:tcPr>
+          <w:p>
+            <w:r>
+              <w:rPr>
+                <w:sz w:val="18"/>
+              </w:rPr>
+              <w:t>−0,295</w:t>
+            </w:r>
+          </w:p>
+        </w:tc>
+        <w:tc>
+          <w:tcPr>
+            <w:tcW w:w="1508" w:type="dxa"/>
+          </w:tcPr>
+          <w:p>
+            <w:r>
+              <w:rPr>
+                <w:sz w:val="18"/>
+              </w:rPr>
+              <w:t>0,327</w:t>
+            </w:r>
+          </w:p>
+        </w:tc>
+      </w:tr>
+      <w:tr>
+        <w:tc>
+          <w:tcPr>
+            <w:tcW w:w="3256" w:type="dxa"/>
+          </w:tcPr>
+          <w:p>
+            <w:r>
+              <w:rPr>
+                <w:sz w:val="18"/>
+              </w:rPr>
+              <w:t>Ridge SIN lag (NBI+per_ocu)</w:t>
+            </w:r>
+          </w:p>
+        </w:tc>
+        <w:tc>
+          <w:tcPr>
+            <w:tcW w:w="1417" w:type="dxa"/>
+          </w:tcPr>
+          <w:p>
+            <w:r>
+              <w:rPr>
+                <w:sz w:val="18"/>
+              </w:rPr>
+              <w:t>20,19</w:t>
+            </w:r>
+          </w:p>
+        </w:tc>
+        <w:tc>
+          <w:tcPr>
+            <w:tcW w:w="1276" w:type="dxa"/>
+          </w:tcPr>
+          <w:p>
+            <w:r>
+              <w:rPr>
+                <w:sz w:val="18"/>
+              </w:rPr>
+              <w:t>14,61</w:t>
+            </w:r>
+          </w:p>
+        </w:tc>
+        <w:tc>
+          <w:tcPr>
+            <w:tcW w:w="1559" w:type="dxa"/>
+          </w:tcPr>
+          <w:p>
+            <w:r>
+              <w:rPr>
+                <w:sz w:val="18"/>
+              </w:rPr>
+              <w:t>−0,448</w:t>
+            </w:r>
+          </w:p>
+        </w:tc>
+        <w:tc>
+          <w:tcPr>
+            <w:tcW w:w="1508" w:type="dxa"/>
+          </w:tcPr>
+          <w:p>
+            <w:r>
+              <w:rPr>
+                <w:sz w:val="18"/>
+              </w:rPr>
+              <w:t>0,077</w:t>
+            </w:r>
+          </w:p>
+        </w:tc>
+      </w:tr>
+      <w:tr>
+        <w:tc>
+          <w:tcPr>
+            <w:tcW w:w="3256" w:type="dxa"/>
+          </w:tcPr>
+          <w:p>
+            <w:r>
+              <w:rPr>
+                <w:sz w:val="18"/>
+              </w:rPr>
+              <w:t>XGBoost (con lag)</w:t>
+            </w:r>
+          </w:p>
+        </w:tc>
+        <w:tc>
+          <w:tcPr>
+            <w:tcW w:w="1417" w:type="dxa"/>
+          </w:tcPr>
+          <w:p>
+            <w:r>
+              <w:rPr>
+                <w:sz w:val="18"/>
+              </w:rPr>
+              <w:t>19,47</w:t>
+            </w:r>
+          </w:p>
+        </w:tc>
+        <w:tc>
+          <w:tcPr>
+            <w:tcW w:w="1276" w:type="dxa"/>
+          </w:tcPr>
+          <w:p>
+            <w:r>
+              <w:rPr>
+                <w:sz w:val="18"/>
+              </w:rPr>
+              <w:t>14,78</w:t>
+            </w:r>
+          </w:p>
+        </w:tc>
+        <w:tc>
+          <w:tcPr>
+            <w:tcW w:w="1559" w:type="dxa"/>
+          </w:tcPr>
+          <w:p>
+            <w:r>
+              <w:rPr>
+                <w:sz w:val="18"/>
+              </w:rPr>
+              <w:t>−0,669</w:t>
+            </w:r>
+          </w:p>
+        </w:tc>
+        <w:tc>
+          <w:tcPr>
+            <w:tcW w:w="1508" w:type="dxa"/>
+          </w:tcPr>
+          <w:p>
+            <w:r>
+              <w:rPr>
+                <w:sz w:val="18"/>
+              </w:rPr>
+              <w:t>0,199</w:t>
+            </w:r>
+          </w:p>
+        </w:tc>
+      </w:tr>
+      <w:tr>
+        <w:tc>
+          <w:tcPr>
+            <w:tcW w:w="3256" w:type="dxa"/>
+          </w:tcPr>
+          <w:p>
+            <w:r>
+              <w:rPr>
+                <w:sz w:val="18"/>
+              </w:rPr>
+              <w:t>RandomForest (con lag)</w:t>
+            </w:r>
+          </w:p>
+        </w:tc>
+        <w:tc>
+          <w:tcPr>
+            <w:tcW w:w="1417" w:type="dxa"/>
+          </w:tcPr>
+          <w:p>
+            <w:r>
+              <w:rPr>
+                <w:sz w:val="18"/>
+              </w:rPr>
+              <w:t>20,64</w:t>
+            </w:r>
+          </w:p>
+        </w:tc>
+        <w:tc>
+          <w:tcPr>
+            <w:tcW w:w="1276" w:type="dxa"/>
+          </w:tcPr>
+          <w:p>
+            <w:r>
+              <w:rPr>
+                <w:sz w:val="18"/>
+              </w:rPr>
+              <w:t>15,40</w:t>
+            </w:r>
+          </w:p>
+        </w:tc>
+        <w:tc>
+          <w:tcPr>
+            <w:tcW w:w="1559" w:type="dxa"/>
+          </w:tcPr>
+          <w:p>
+            <w:r>
+              <w:rPr>
+                <w:sz w:val="18"/>
+              </w:rPr>
+              <w:t>−0,825</w:t>
+            </w:r>
+          </w:p>
+        </w:tc>
+        <w:tc>
+          <w:tcPr>
+            <w:tcW w:w="1508" w:type="dxa"/>
+          </w:tcPr>
+          <w:p>
+            <w:r>
+              <w:rPr>
+                <w:sz w:val="18"/>
+              </w:rPr>
+              <w:t>0,157</w:t>
+            </w:r>
+          </w:p>
+        </w:tc>
+      </w:tr>
+      <w:tr>
+        <w:tc>
+          <w:tcPr>
+            <w:tcW w:w="3256" w:type="dxa"/>
+          </w:tcPr>
+          <w:p>
+            <w:r>
+              <w:rPr>
+                <w:sz w:val="18"/>
+              </w:rPr>
+              <w:t>SVR (con lag)</w:t>
+            </w:r>
+          </w:p>
+        </w:tc>
+        <w:tc>
+          <w:tcPr>
+            <w:tcW w:w="1417" w:type="dxa"/>
+          </w:tcPr>
+          <w:p>
+            <w:r>
+              <w:rPr>
+                <w:sz w:val="18"/>
+              </w:rPr>
+              <w:t>21,30</w:t>
+            </w:r>
+          </w:p>
+        </w:tc>
+        <w:tc>
+          <w:tcPr>
+            <w:tcW w:w="1276" w:type="dxa"/>
+          </w:tcPr>
+          <w:p>
+            <w:r>
+              <w:rPr>
+                <w:sz w:val="18"/>
+              </w:rPr>
+              <w:t>15,63</w:t>
+            </w:r>
+          </w:p>
+        </w:tc>
+        <w:tc>
+          <w:tcPr>
+            <w:tcW w:w="1559" w:type="dxa"/>
+          </w:tcPr>
+          <w:p>
+            <w:r>
+              <w:rPr>
+                <w:sz w:val="18"/>
+              </w:rPr>
+              <w:t>−0,621</w:t>
+            </w:r>
+          </w:p>
+        </w:tc>
+        <w:tc>
+          <w:tcPr>
+            <w:tcW w:w="1508" w:type="dxa"/>
+          </w:tcPr>
+          <w:p>
+            <w:r>
+              <w:rPr>
+                <w:sz w:val="18"/>
+              </w:rPr>
+              <w:t>0,066</w:t>
+            </w:r>
+          </w:p>
+        </w:tc>
+      </w:tr>
+      <w:tr>
+        <w:tc>
+          <w:tcPr>
+            <w:tcW w:w="3256" w:type="dxa"/>
+          </w:tcPr>
+          <w:p>
+            <w:r>
+              <w:rPr>
+                <w:sz w:val="18"/>
+              </w:rPr>
+              <w:t>Naive: media del train</w:t>
+            </w:r>
+          </w:p>
+        </w:tc>
+        <w:tc>
+          <w:tcPr>
+            <w:tcW w:w="1417" w:type="dxa"/>
+          </w:tcPr>
+          <w:p>
+            <w:r>
+              <w:rPr>
+                <w:sz w:val="18"/>
+              </w:rPr>
+              <w:t>20,12</w:t>
+            </w:r>
+          </w:p>
+        </w:tc>
+        <w:tc>
+          <w:tcPr>
+            <w:tcW w:w="1276" w:type="dxa"/>
+          </w:tcPr>
+          <w:p>
+            <w:r>
+              <w:rPr>
+                <w:sz w:val="18"/>
+              </w:rPr>
+              <w:t>14,57</w:t>
+            </w:r>
+          </w:p>
+        </w:tc>
+        <w:tc>
+          <w:tcPr>
+            <w:tcW w:w="1559" w:type="dxa"/>
+          </w:tcPr>
+          <w:p>
+            <w:r>
+              <w:rPr>
+                <w:sz w:val="18"/>
+              </w:rPr>
+              <w:t>−0,448</w:t>
+            </w:r>
+          </w:p>
+        </w:tc>
+        <w:tc>
+          <w:tcPr>
+            <w:tcW w:w="1508" w:type="dxa"/>
+          </w:tcPr>
+          <w:p>
+            <w:r>
+              <w:rPr>
+                <w:sz w:val="18"/>
+              </w:rPr>
+              <w:t>0,000</w:t>
+            </w:r>
+          </w:p>
+        </w:tc>
+      </w:tr>
+    </w:tbl>
+    <w:p>
+      <w:pPr>
+        <w:spacing w:after="160" w:line="276" w:lineRule="auto"/>
+        <w:jc w:val="both"/>
+        <w:rPr>
           <w:sz w:val="20"/>
-        </w:rPr>
-        <w:t>Registraduría Nacional del Estado Civil. Resultados electorales presidenciales 2022. https://observatorio.registraduria.gov.co/views/electoral/historicos-resultados.php</w:t>
-      </w:r>
-    </w:p>
-    <w:p>
-      <w:pPr>
-        <w:spacing w:after="160" w:line="276" w:lineRule="auto"/>
-        <w:jc w:val="left"/>
-        <w:rPr>
-          <w:lang w:val="es-ES"/>
-        </w:rPr>
-      </w:pPr>
-      <w:r>
-        <w:rPr>
-          <w:rFonts w:ascii="Arial" w:hAnsi="Arial"/>
+          <w:lang w:val="es-ES"/>
+        </w:rPr>
+      </w:pPr>
+    </w:p>
+    <w:p>
+      <w:pPr>
+        <w:spacing w:after="160" w:line="276" w:lineRule="auto"/>
+        <w:rPr>
           <w:sz w:val="20"/>
-        </w:rPr>
-        <w:t>Unidad para la Atención y Reparación Integral a las Víctimas (UARIV). Víctimas del conflicto armado por año y departamento. Portal de Datos Abiertos del Gobierno de Colombia. https://www.datos.gov.co/Inclusi-n-Social-y-Reconciliaci-n/VICTIMAS-POR-A-OS-DEPARTAMENTAL/jurc-ck3a/about_data</w:t>
-      </w:r>
-    </w:p>
-    <w:p>
-      <w:pPr>
-        <w:spacing w:after="160" w:line="276" w:lineRule="auto"/>
-        <w:jc w:val="left"/>
-        <w:rPr>
-          <w:lang w:val="es-ES"/>
-        </w:rPr>
-      </w:pPr>
-      <w:r>
-        <w:rPr>
-          <w:rFonts w:ascii="Arial" w:hAnsi="Arial"/>
+          <w:lang w:val="es-ES"/>
+        </w:rPr>
+      </w:pPr>
+      <w:r>
+        <w:rPr>
           <w:sz w:val="20"/>
-        </w:rPr>
-        <w:t>Departamento Administrativo Nacional de Estadística (DANE). Necesidades Básicas Insatisfechas (NBI), Censo Nacional de Población y Vivienda 2018. https://www.dane.gov.co/files/censo2018/informacion-tecnica/CNPV-2018-NBI.xlsx</w:t>
-      </w:r>
-    </w:p>
-    <w:p>
-      <w:pPr>
-        <w:spacing w:after="160" w:line="276" w:lineRule="auto"/>
-        <w:jc w:val="left"/>
-        <w:rPr>
-          <w:lang w:val="es-ES"/>
-        </w:rPr>
-      </w:pPr>
-      <w:r>
-        <w:rPr>
-          <w:rFonts w:ascii="Arial" w:hAnsi="Arial"/>
+          <w:lang w:val="es-ES"/>
+        </w:rPr>
+        <w:t>El periodo 2006→2010 se presenta por separado y no se incluye en estos promedios, porque el cambio político de 2010 hace que sus resultados sean menos comparables con los demás años.</w:t>
+      </w:r>
+    </w:p>
+    <w:p>
+      <w:pPr>
+        <w:spacing w:after="160" w:line="276" w:lineRule="auto"/>
+        <w:rPr>
+          <w:b/>
+          <w:color w:val="2E74B5"/>
+          <w:sz w:val="24"/>
+          <w:lang w:val="es-ES"/>
+        </w:rPr>
+      </w:pPr>
+      <w:r>
+        <w:rPr>
           <w:sz w:val="20"/>
-        </w:rPr>
-        <w:t>Departamento Administrativo Nacional de Estadística (DANE). Necesidades Básicas Insatisfechas (NBI), Censo General 2005. https://www.dane.gov.co/files/censos/resultados/NBI_total_dpto_30_Jun_2012.xls</w:t>
-      </w:r>
-    </w:p>
-    <w:p>
-      <w:pPr>
-        <w:spacing w:after="160" w:line="276" w:lineRule="auto"/>
-        <w:jc w:val="left"/>
-        <w:rPr>
-          <w:lang w:val="es-ES"/>
-        </w:rPr>
-      </w:pPr>
-      <w:r>
-        <w:rPr>
-          <w:rFonts w:ascii="Arial" w:hAnsi="Arial"/>
-          <w:sz w:val="20"/>
-        </w:rPr>
-        <w:t>Departamento Administrativo Nacional de Estadística (DANE). Índice de Pobreza Multidimensional (IPM) departamental, 2022. https://www.dane.gov.co/files/investigaciones/condiciones_vida/pobreza/2022/anexo_dptal_pobreza_multidimensional_2022.xlsx</w:t>
-      </w:r>
-    </w:p>
-    <w:p>
-      <w:pPr>
-        <w:spacing w:after="160" w:line="276" w:lineRule="auto"/>
-        <w:jc w:val="left"/>
-        <w:rPr>
-          <w:lang w:val="es-ES"/>
-        </w:rPr>
-      </w:pPr>
-      <w:r>
-        <w:rPr>
-          <w:rFonts w:ascii="Arial" w:hAnsi="Arial"/>
+          <w:lang w:val="es-ES"/>
+        </w:rPr>
+        <w:t>Todos los modelos son de regresión. Tanto el escalado como la imputación se realizan únicamente con los datos de entrenamiento de cada ventana, para evitar que información del periodo que se quiere predecir entre en el ajuste del modelo.</w:t>
+      </w:r>
+    </w:p>
+    <w:p>
+      <w:pPr>
+        <w:spacing w:after="160" w:line="276" w:lineRule="auto"/>
+        <w:rPr>
+          <w:lang w:val="es-ES"/>
+        </w:rPr>
+      </w:pPr>
+      <w:r>
+        <w:rPr>
           <w:b/>
-          <w:sz w:val="22"/>
-        </w:rPr>
-        <w:t>Herramientas</w:t>
-      </w:r>
-    </w:p>
-    <w:p>
-      <w:pPr>
-        <w:spacing w:after="160" w:line="276" w:lineRule="auto"/>
-        <w:jc w:val="left"/>
-        <w:rPr>
-          <w:lang w:val="es-ES"/>
-        </w:rPr>
-      </w:pPr>
-      <w:r>
-        <w:rPr>
-          <w:rFonts w:ascii="Arial" w:hAnsi="Arial"/>
-          <w:sz w:val="20"/>
-        </w:rPr>
-        <w:t>El proyecto se desarrolló íntegramente en Python, con las librerías pandas, scikit-learn, XGBoost, GeoPandas y Streamlit. El código completo está disponible en el repositorio público del proyecto: https://github.com/usbdiego7777-ui/tfm-electoral-colombia</w:t>
-      </w:r>
+          <w:color w:val="2E74B5"/>
+          <w:sz w:val="24"/>
+          <w:lang w:val="es-ES"/>
+        </w:rPr>
+        <w:t xml:space="preserve">Anexo D. Diccionario del </w:t>
+      </w:r>
+      <w:proofErr w:type="spellStart"/>
+      <w:r>
+        <w:rPr>
+          <w:b/>
+          <w:color w:val="2E74B5"/>
+          <w:sz w:val="24"/>
+          <w:lang w:val="es-ES"/>
+        </w:rPr>
+        <w:t>dataset</w:t>
+      </w:r>
+      <w:proofErr w:type="spellEnd"/>
+      <w:r>
+        <w:rPr>
+          <w:b/>
+          <w:color w:val="2E74B5"/>
+          <w:sz w:val="24"/>
+          <w:lang w:val="es-ES"/>
+        </w:rPr>
+        <w:t xml:space="preserve"> maestro</w:t>
+      </w:r>
+    </w:p>
+    <w:p>
+      <w:pPr>
+        <w:spacing w:after="160" w:line="276" w:lineRule="auto"/>
+        <w:jc w:val="both"/>
+        <w:rPr>
+          <w:lang w:val="es-ES"/>
+        </w:rPr>
+      </w:pPr>
+      <w:r>
+        <w:rPr>
+          <w:lang w:val="es-ES"/>
+        </w:rPr>
+        <w:t xml:space="preserve">El </w:t>
+      </w:r>
+      <w:proofErr w:type="spellStart"/>
+      <w:r>
+        <w:rPr>
+          <w:lang w:val="es-ES"/>
+        </w:rPr>
+        <w:t>dataset</w:t>
+      </w:r>
+      <w:proofErr w:type="spellEnd"/>
+      <w:r>
+        <w:rPr>
+          <w:lang w:val="es-ES"/>
+        </w:rPr>
+        <w:t xml:space="preserve"> maestro tiene 5.605 registros (municipio-año) y 23 columnas, sin datos faltantes en las variables del análisis.</w:t>
+      </w:r>
+    </w:p>
+    <w:tbl>
+      <w:tblPr>
+        <w:tblW w:w="0" w:type="auto"/>
+        <w:tblBorders>
+          <w:top w:val="single" w:sz="4" w:space="0" w:color="999999"/>
+          <w:left w:val="single" w:sz="4" w:space="0" w:color="999999"/>
+          <w:bottom w:val="single" w:sz="4" w:space="0" w:color="999999"/>
+          <w:right w:val="single" w:sz="4" w:space="0" w:color="999999"/>
+          <w:insideH w:val="single" w:sz="4" w:space="0" w:color="999999"/>
+          <w:insideV w:val="single" w:sz="4" w:space="0" w:color="999999"/>
+        </w:tblBorders>
+        <w:tblLook w:val="04A0" w:firstRow="1" w:lastRow="0" w:firstColumn="1" w:lastColumn="0" w:noHBand="0" w:noVBand="1"/>
+      </w:tblPr>
+      <w:tblGrid>
+        <w:gridCol w:w="3539"/>
+        <w:gridCol w:w="5477"/>
+      </w:tblGrid>
+      <w:tr>
+        <w:tc>
+          <w:tcPr>
+            <w:tcW w:w="3539" w:type="dxa"/>
+            <w:shd w:val="clear" w:color="auto" w:fill="D9E2F3"/>
+          </w:tcPr>
+          <w:p>
+            <w:r>
+              <w:rPr>
+                <w:b/>
+                <w:sz w:val="18"/>
+              </w:rPr>
+              <w:t>Columna</w:t>
+            </w:r>
+          </w:p>
+        </w:tc>
+        <w:tc>
+          <w:tcPr>
+            <w:tcW w:w="5477" w:type="dxa"/>
+            <w:shd w:val="clear" w:color="auto" w:fill="D9E2F3"/>
+          </w:tcPr>
+          <w:p>
+            <w:proofErr w:type="spellStart"/>
+            <w:r>
+              <w:rPr>
+                <w:b/>
+                <w:sz w:val="18"/>
+              </w:rPr>
+              <w:t>Descripción</w:t>
+            </w:r>
+            <w:proofErr w:type="spellEnd"/>
+          </w:p>
+        </w:tc>
+      </w:tr>
+      <w:tr>
+        <w:tc>
+          <w:tcPr>
+            <w:tcW w:w="3539" w:type="dxa"/>
+          </w:tcPr>
+          <w:p>
+            <w:proofErr w:type="spellStart"/>
+            <w:r>
+              <w:rPr>
+                <w:sz w:val="18"/>
+              </w:rPr>
+              <w:t>divipola</w:t>
+            </w:r>
+            <w:proofErr w:type="spellEnd"/>
+          </w:p>
+        </w:tc>
+        <w:tc>
+          <w:tcPr>
+            <w:tcW w:w="5477" w:type="dxa"/>
+          </w:tcPr>
+          <w:p>
+            <w:pPr>
+              <w:rPr>
+                <w:lang w:val="es-ES"/>
+              </w:rPr>
+            </w:pPr>
+            <w:r>
+              <w:rPr>
+                <w:sz w:val="18"/>
+                <w:lang w:val="es-ES"/>
+              </w:rPr>
+              <w:t>Código oficial de municipio (5 dígitos), clave de cruce entre fuentes</w:t>
+            </w:r>
+          </w:p>
+        </w:tc>
+      </w:tr>
+      <w:tr>
+        <w:tc>
+          <w:tcPr>
+            <w:tcW w:w="3539" w:type="dxa"/>
+          </w:tcPr>
+          <w:p>
+            <w:proofErr w:type="spellStart"/>
+            <w:r>
+              <w:rPr>
+                <w:sz w:val="18"/>
+              </w:rPr>
+              <w:t>ano</w:t>
+            </w:r>
+            <w:proofErr w:type="spellEnd"/>
+          </w:p>
+        </w:tc>
+        <w:tc>
+          <w:tcPr>
+            <w:tcW w:w="5477" w:type="dxa"/>
+          </w:tcPr>
+          <w:p>
+            <w:r>
+              <w:rPr>
+                <w:sz w:val="18"/>
+              </w:rPr>
+              <w:t>Año de la elección</w:t>
+            </w:r>
+          </w:p>
+        </w:tc>
+      </w:tr>
+      <w:tr>
+        <w:tc>
+          <w:tcPr>
+            <w:tcW w:w="3539" w:type="dxa"/>
+          </w:tcPr>
+          <w:p>
+            <w:r>
+              <w:rPr>
+                <w:sz w:val="18"/>
+              </w:rPr>
+              <w:t>departamento</w:t>
+            </w:r>
+          </w:p>
+        </w:tc>
+        <w:tc>
+          <w:tcPr>
+            <w:tcW w:w="5477" w:type="dxa"/>
+          </w:tcPr>
+          <w:p>
+            <w:r>
+              <w:rPr>
+                <w:sz w:val="18"/>
+              </w:rPr>
+              <w:t>Nombre del departamento</w:t>
+            </w:r>
+          </w:p>
+        </w:tc>
+      </w:tr>
+      <w:tr>
+        <w:tc>
+          <w:tcPr>
+            <w:tcW w:w="3539" w:type="dxa"/>
+          </w:tcPr>
+          <w:p>
+            <w:r>
+              <w:rPr>
+                <w:sz w:val="18"/>
+              </w:rPr>
+              <w:t>municipio</w:t>
+            </w:r>
+          </w:p>
+        </w:tc>
+        <w:tc>
+          <w:tcPr>
+            <w:tcW w:w="5477" w:type="dxa"/>
+          </w:tcPr>
+          <w:p>
+            <w:r>
+              <w:rPr>
+                <w:sz w:val="18"/>
+              </w:rPr>
+              <w:t>Nombre del municipio</w:t>
+            </w:r>
+          </w:p>
+        </w:tc>
+      </w:tr>
+      <w:tr>
+        <w:tc>
+          <w:tcPr>
+            <w:tcW w:w="3539" w:type="dxa"/>
+          </w:tcPr>
+          <w:p>
+            <w:r>
+              <w:rPr>
+                <w:sz w:val="18"/>
+              </w:rPr>
+              <w:t>votos_validos</w:t>
+            </w:r>
+          </w:p>
+        </w:tc>
+        <w:tc>
+          <w:tcPr>
+            <w:tcW w:w="5477" w:type="dxa"/>
+          </w:tcPr>
+          <w:p>
+            <w:r>
+              <w:rPr>
+                <w:sz w:val="18"/>
+              </w:rPr>
+              <w:t>Votos válidos emitidos</w:t>
+            </w:r>
+          </w:p>
+        </w:tc>
+      </w:tr>
+      <w:tr>
+        <w:tc>
+          <w:tcPr>
+            <w:tcW w:w="3539" w:type="dxa"/>
+          </w:tcPr>
+          <w:p>
+            <w:r>
+              <w:rPr>
+                <w:sz w:val="18"/>
+              </w:rPr>
+              <w:t>votos_izquierda</w:t>
+            </w:r>
+          </w:p>
+        </w:tc>
+        <w:tc>
+          <w:tcPr>
+            <w:tcW w:w="5477" w:type="dxa"/>
+          </w:tcPr>
+          <w:p>
+            <w:pPr>
+              <w:rPr>
+                <w:lang w:val="es-ES"/>
+              </w:rPr>
+            </w:pPr>
+            <w:r>
+              <w:rPr>
+                <w:sz w:val="18"/>
+                <w:lang w:val="es-ES"/>
+              </w:rPr>
+              <w:t>Votos al bloque de izquierda</w:t>
+            </w:r>
+          </w:p>
+        </w:tc>
+      </w:tr>
+      <w:tr>
+        <w:tc>
+          <w:tcPr>
+            <w:tcW w:w="3539" w:type="dxa"/>
+          </w:tcPr>
+          <w:p>
+            <w:proofErr w:type="spellStart"/>
+            <w:r>
+              <w:rPr>
+                <w:sz w:val="18"/>
+              </w:rPr>
+              <w:t>pct_izquierda</w:t>
+            </w:r>
+            <w:proofErr w:type="spellEnd"/>
+          </w:p>
+        </w:tc>
+        <w:tc>
+          <w:tcPr>
+            <w:tcW w:w="5477" w:type="dxa"/>
+          </w:tcPr>
+          <w:p>
+            <w:pPr>
+              <w:rPr>
+                <w:lang w:val="es-ES"/>
+              </w:rPr>
+            </w:pPr>
+            <w:r>
+              <w:rPr>
+                <w:sz w:val="18"/>
+                <w:lang w:val="es-ES"/>
+              </w:rPr>
+              <w:t>% de voto de izquierda (variable objetivo)</w:t>
+            </w:r>
+          </w:p>
+        </w:tc>
+      </w:tr>
+      <w:tr>
+        <w:tc>
+          <w:tcPr>
+            <w:tcW w:w="3539" w:type="dxa"/>
+          </w:tcPr>
+          <w:p>
+            <w:proofErr w:type="spellStart"/>
+            <w:r>
+              <w:rPr>
+                <w:sz w:val="18"/>
+              </w:rPr>
+              <w:t>votos_blanco</w:t>
+            </w:r>
+            <w:proofErr w:type="spellEnd"/>
+          </w:p>
+        </w:tc>
+        <w:tc>
+          <w:tcPr>
+            <w:tcW w:w="5477" w:type="dxa"/>
+          </w:tcPr>
+          <w:p>
+            <w:r>
+              <w:rPr>
+                <w:sz w:val="18"/>
+              </w:rPr>
+              <w:t>Votos en blanco</w:t>
+            </w:r>
+          </w:p>
+        </w:tc>
+      </w:tr>
+      <w:tr>
+        <w:tc>
+          <w:tcPr>
+            <w:tcW w:w="3539" w:type="dxa"/>
+          </w:tcPr>
+          <w:p>
+            <w:r>
+              <w:rPr>
+                <w:sz w:val="18"/>
+              </w:rPr>
+              <w:t>votos_nulos</w:t>
+            </w:r>
+          </w:p>
+        </w:tc>
+        <w:tc>
+          <w:tcPr>
+            <w:tcW w:w="5477" w:type="dxa"/>
+          </w:tcPr>
+          <w:p>
+            <w:r>
+              <w:rPr>
+                <w:sz w:val="18"/>
+              </w:rPr>
+              <w:t>Votos nulos</w:t>
+            </w:r>
+          </w:p>
+        </w:tc>
+      </w:tr>
+      <w:tr>
+        <w:tc>
+          <w:tcPr>
+            <w:tcW w:w="3539" w:type="dxa"/>
+          </w:tcPr>
+          <w:p>
+            <w:r>
+              <w:rPr>
+                <w:sz w:val="18"/>
+              </w:rPr>
+              <w:t>votos_totales_emitidos</w:t>
+            </w:r>
+          </w:p>
+        </w:tc>
+        <w:tc>
+          <w:tcPr>
+            <w:tcW w:w="5477" w:type="dxa"/>
+          </w:tcPr>
+          <w:p>
+            <w:r>
+              <w:rPr>
+                <w:sz w:val="18"/>
+              </w:rPr>
+              <w:t>Total de votos emitidos</w:t>
+            </w:r>
+          </w:p>
+        </w:tc>
+      </w:tr>
+      <w:tr>
+        <w:tc>
+          <w:tcPr>
+            <w:tcW w:w="3539" w:type="dxa"/>
+          </w:tcPr>
+          <w:p>
+            <w:r>
+              <w:rPr>
+                <w:sz w:val="18"/>
+              </w:rPr>
+              <w:t>pct_votos_blanco</w:t>
+            </w:r>
+          </w:p>
+        </w:tc>
+        <w:tc>
+          <w:tcPr>
+            <w:tcW w:w="5477" w:type="dxa"/>
+          </w:tcPr>
+          <w:p>
+            <w:pPr>
+              <w:rPr>
+                <w:lang w:val="es-ES"/>
+              </w:rPr>
+            </w:pPr>
+            <w:r>
+              <w:rPr>
+                <w:sz w:val="18"/>
+                <w:lang w:val="es-ES"/>
+              </w:rPr>
+              <w:t>% de voto en blanco (descriptivo)</w:t>
+            </w:r>
+          </w:p>
+        </w:tc>
+      </w:tr>
+      <w:tr>
+        <w:tc>
+          <w:tcPr>
+            <w:tcW w:w="3539" w:type="dxa"/>
+          </w:tcPr>
+          <w:p>
+            <w:proofErr w:type="spellStart"/>
+            <w:r>
+              <w:rPr>
+                <w:sz w:val="18"/>
+              </w:rPr>
+              <w:t>num_candidatos</w:t>
+            </w:r>
+            <w:proofErr w:type="spellEnd"/>
+          </w:p>
+        </w:tc>
+        <w:tc>
+          <w:tcPr>
+            <w:tcW w:w="5477" w:type="dxa"/>
+          </w:tcPr>
+          <w:p>
+            <w:pPr>
+              <w:rPr>
+                <w:lang w:val="es-ES"/>
+              </w:rPr>
+            </w:pPr>
+            <w:r>
+              <w:rPr>
+                <w:sz w:val="18"/>
+                <w:lang w:val="es-ES"/>
+              </w:rPr>
+              <w:t>Número de candidatos en la elección</w:t>
+            </w:r>
+          </w:p>
+        </w:tc>
+      </w:tr>
+      <w:tr>
+        <w:tc>
+          <w:tcPr>
+            <w:tcW w:w="3539" w:type="dxa"/>
+          </w:tcPr>
+          <w:p>
+            <w:proofErr w:type="spellStart"/>
+            <w:r>
+              <w:rPr>
+                <w:sz w:val="18"/>
+              </w:rPr>
+              <w:t>lag_pct_izquierda</w:t>
+            </w:r>
+            <w:proofErr w:type="spellEnd"/>
+          </w:p>
+        </w:tc>
+        <w:tc>
+          <w:tcPr>
+            <w:tcW w:w="5477" w:type="dxa"/>
+          </w:tcPr>
+          <w:p>
+            <w:pPr>
+              <w:rPr>
+                <w:lang w:val="es-ES"/>
+              </w:rPr>
+            </w:pPr>
+            <w:r>
+              <w:rPr>
+                <w:sz w:val="18"/>
+                <w:lang w:val="es-ES"/>
+              </w:rPr>
+              <w:t>% de izquierda en la elección anterior (predictor)</w:t>
+            </w:r>
+          </w:p>
+        </w:tc>
+      </w:tr>
+      <w:tr>
+        <w:tc>
+          <w:tcPr>
+            <w:tcW w:w="3539" w:type="dxa"/>
+          </w:tcPr>
+          <w:p>
+            <w:proofErr w:type="spellStart"/>
+            <w:r>
+              <w:rPr>
+                <w:sz w:val="18"/>
+              </w:rPr>
+              <w:t>lag_pct_votos_blanco</w:t>
+            </w:r>
+            <w:proofErr w:type="spellEnd"/>
+          </w:p>
+        </w:tc>
+        <w:tc>
+          <w:tcPr>
+            <w:tcW w:w="5477" w:type="dxa"/>
+          </w:tcPr>
+          <w:p>
+            <w:pPr>
+              <w:rPr>
+                <w:lang w:val="es-ES"/>
+              </w:rPr>
+            </w:pPr>
+            <w:r>
+              <w:rPr>
+                <w:sz w:val="18"/>
+                <w:lang w:val="es-ES"/>
+              </w:rPr>
+              <w:t>% de voto en blanco anterior (predictor)</w:t>
+            </w:r>
+          </w:p>
+        </w:tc>
+      </w:tr>
+      <w:tr>
+        <w:tc>
+          <w:tcPr>
+            <w:tcW w:w="3539" w:type="dxa"/>
+          </w:tcPr>
+          <w:p>
+            <w:proofErr w:type="spellStart"/>
+            <w:r>
+              <w:rPr>
+                <w:sz w:val="18"/>
+              </w:rPr>
+              <w:t>lag_pct_izquierda_imputado</w:t>
+            </w:r>
+            <w:proofErr w:type="spellEnd"/>
+          </w:p>
+        </w:tc>
+        <w:tc>
+          <w:tcPr>
+            <w:tcW w:w="5477" w:type="dxa"/>
+          </w:tcPr>
+          <w:p>
+            <w:pPr>
+              <w:rPr>
+                <w:lang w:val="es-ES"/>
+              </w:rPr>
+            </w:pPr>
+            <w:r>
+              <w:rPr>
+                <w:sz w:val="18"/>
+                <w:lang w:val="es-ES"/>
+              </w:rPr>
+              <w:t xml:space="preserve">Marca si el </w:t>
+            </w:r>
+            <w:proofErr w:type="spellStart"/>
+            <w:r>
+              <w:rPr>
+                <w:sz w:val="18"/>
+                <w:lang w:val="es-ES"/>
+              </w:rPr>
+              <w:t>lag</w:t>
+            </w:r>
+            <w:proofErr w:type="spellEnd"/>
+            <w:r>
+              <w:rPr>
+                <w:sz w:val="18"/>
+                <w:lang w:val="es-ES"/>
+              </w:rPr>
+              <w:t xml:space="preserve"> de izquierda fue imputado</w:t>
+            </w:r>
+          </w:p>
+        </w:tc>
+      </w:tr>
+      <w:tr>
+        <w:tc>
+          <w:tcPr>
+            <w:tcW w:w="3539" w:type="dxa"/>
+          </w:tcPr>
+          <w:p>
+            <w:pPr>
+              <w:rPr>
+                <w:lang w:val="es-ES"/>
+              </w:rPr>
+            </w:pPr>
+            <w:proofErr w:type="spellStart"/>
+            <w:r>
+              <w:rPr>
+                <w:sz w:val="18"/>
+                <w:lang w:val="es-ES"/>
+              </w:rPr>
+              <w:t>lag_pct_votos_blanco_imputado</w:t>
+            </w:r>
+            <w:proofErr w:type="spellEnd"/>
+          </w:p>
+        </w:tc>
+        <w:tc>
+          <w:tcPr>
+            <w:tcW w:w="5477" w:type="dxa"/>
+          </w:tcPr>
+          <w:p>
+            <w:pPr>
+              <w:rPr>
+                <w:lang w:val="es-ES"/>
+              </w:rPr>
+            </w:pPr>
+            <w:r>
+              <w:rPr>
+                <w:sz w:val="18"/>
+                <w:lang w:val="es-ES"/>
+              </w:rPr>
+              <w:t xml:space="preserve">Marca si el </w:t>
+            </w:r>
+            <w:proofErr w:type="spellStart"/>
+            <w:r>
+              <w:rPr>
+                <w:sz w:val="18"/>
+                <w:lang w:val="es-ES"/>
+              </w:rPr>
+              <w:t>lag</w:t>
+            </w:r>
+            <w:proofErr w:type="spellEnd"/>
+            <w:r>
+              <w:rPr>
+                <w:sz w:val="18"/>
+                <w:lang w:val="es-ES"/>
+              </w:rPr>
+              <w:t xml:space="preserve"> de blanco fue imputado</w:t>
+            </w:r>
+          </w:p>
+        </w:tc>
+      </w:tr>
+      <w:tr>
+        <w:tc>
+          <w:tcPr>
+            <w:tcW w:w="3539" w:type="dxa"/>
+          </w:tcPr>
+          <w:p>
+            <w:proofErr w:type="spellStart"/>
+            <w:r>
+              <w:rPr>
+                <w:sz w:val="18"/>
+              </w:rPr>
+              <w:t>peso_muestral</w:t>
+            </w:r>
+            <w:proofErr w:type="spellEnd"/>
+          </w:p>
+        </w:tc>
+        <w:tc>
+          <w:tcPr>
+            <w:tcW w:w="5477" w:type="dxa"/>
+          </w:tcPr>
+          <w:p>
+            <w:pPr>
+              <w:rPr>
+                <w:lang w:val="es-ES"/>
+              </w:rPr>
+            </w:pPr>
+            <w:r>
+              <w:rPr>
+                <w:sz w:val="18"/>
+                <w:lang w:val="es-ES"/>
+              </w:rPr>
+              <w:t>Peso del municipio según su tamaño (tope en 500 votos)</w:t>
+            </w:r>
+          </w:p>
+        </w:tc>
+      </w:tr>
+      <w:tr>
+        <w:tc>
+          <w:tcPr>
+            <w:tcW w:w="3539" w:type="dxa"/>
+          </w:tcPr>
+          <w:p>
+            <w:proofErr w:type="spellStart"/>
+            <w:r>
+              <w:rPr>
+                <w:sz w:val="18"/>
+              </w:rPr>
+              <w:t>nbi_total</w:t>
+            </w:r>
+            <w:proofErr w:type="spellEnd"/>
+          </w:p>
+        </w:tc>
+        <w:tc>
+          <w:tcPr>
+            <w:tcW w:w="5477" w:type="dxa"/>
+          </w:tcPr>
+          <w:p>
+            <w:pPr>
+              <w:rPr>
+                <w:lang w:val="es-ES"/>
+              </w:rPr>
+            </w:pPr>
+            <w:r>
+              <w:rPr>
+                <w:sz w:val="18"/>
+                <w:lang w:val="es-ES"/>
+              </w:rPr>
+              <w:t>Índice de Necesidades Básicas Insatisfechas</w:t>
+            </w:r>
+          </w:p>
+        </w:tc>
+      </w:tr>
+      <w:tr>
+        <w:tc>
+          <w:tcPr>
+            <w:tcW w:w="3539" w:type="dxa"/>
+          </w:tcPr>
+          <w:p>
+            <w:proofErr w:type="spellStart"/>
+            <w:r>
+              <w:rPr>
+                <w:sz w:val="18"/>
+              </w:rPr>
+              <w:t>fuente_nbi</w:t>
+            </w:r>
+            <w:proofErr w:type="spellEnd"/>
+          </w:p>
+        </w:tc>
+        <w:tc>
+          <w:tcPr>
+            <w:tcW w:w="5477" w:type="dxa"/>
+          </w:tcPr>
+          <w:p>
+            <w:pPr>
+              <w:rPr>
+                <w:lang w:val="es-ES"/>
+              </w:rPr>
+            </w:pPr>
+            <w:r>
+              <w:rPr>
+                <w:sz w:val="18"/>
+                <w:lang w:val="es-ES"/>
+              </w:rPr>
+              <w:t>Censo del que proviene el NBI (2005 o 2018)</w:t>
+            </w:r>
+          </w:p>
+        </w:tc>
+      </w:tr>
+      <w:tr>
+        <w:tc>
+          <w:tcPr>
+            <w:tcW w:w="3539" w:type="dxa"/>
+          </w:tcPr>
+          <w:p>
+            <w:proofErr w:type="spellStart"/>
+            <w:r>
+              <w:rPr>
+                <w:sz w:val="18"/>
+              </w:rPr>
+              <w:t>per_ocu</w:t>
+            </w:r>
+            <w:proofErr w:type="spellEnd"/>
+          </w:p>
+        </w:tc>
+        <w:tc>
+          <w:tcPr>
+            <w:tcW w:w="5477" w:type="dxa"/>
+          </w:tcPr>
+          <w:p>
+            <w:pPr>
+              <w:rPr>
+                <w:lang w:val="es-ES"/>
+              </w:rPr>
+            </w:pPr>
+            <w:r>
+              <w:rPr>
+                <w:sz w:val="18"/>
+                <w:lang w:val="es-ES"/>
+              </w:rPr>
+              <w:t>Víctimas del conflicto por ocurrencia (departamental)</w:t>
+            </w:r>
+          </w:p>
+        </w:tc>
+      </w:tr>
+      <w:tr>
+        <w:tc>
+          <w:tcPr>
+            <w:tcW w:w="3539" w:type="dxa"/>
+          </w:tcPr>
+          <w:p>
+            <w:proofErr w:type="spellStart"/>
+            <w:r>
+              <w:rPr>
+                <w:sz w:val="18"/>
+              </w:rPr>
+              <w:t>region_dane</w:t>
+            </w:r>
+            <w:proofErr w:type="spellEnd"/>
+          </w:p>
+        </w:tc>
+        <w:tc>
+          <w:tcPr>
+            <w:tcW w:w="5477" w:type="dxa"/>
+          </w:tcPr>
+          <w:p>
+            <w:pPr>
+              <w:rPr>
+                <w:lang w:val="es-ES"/>
+              </w:rPr>
+            </w:pPr>
+            <w:r>
+              <w:rPr>
+                <w:sz w:val="18"/>
+                <w:lang w:val="es-ES"/>
+              </w:rPr>
+              <w:t>Región geográfica según clasificación DANE</w:t>
+            </w:r>
+          </w:p>
+        </w:tc>
+      </w:tr>
+      <w:tr>
+        <w:tc>
+          <w:tcPr>
+            <w:tcW w:w="3539" w:type="dxa"/>
+          </w:tcPr>
+          <w:p>
+            <w:proofErr w:type="spellStart"/>
+            <w:r>
+              <w:rPr>
+                <w:sz w:val="18"/>
+              </w:rPr>
+              <w:t>baja_confiabilidad_electoral</w:t>
+            </w:r>
+            <w:proofErr w:type="spellEnd"/>
+          </w:p>
+        </w:tc>
+        <w:tc>
+          <w:tcPr>
+            <w:tcW w:w="5477" w:type="dxa"/>
+          </w:tcPr>
+          <w:p>
+            <w:pPr>
+              <w:rPr>
+                <w:lang w:val="es-ES"/>
+              </w:rPr>
+            </w:pPr>
+            <w:r>
+              <w:rPr>
+                <w:sz w:val="18"/>
+                <w:lang w:val="es-ES"/>
+              </w:rPr>
+              <w:t>Marca municipios con menos de 30 votos</w:t>
+            </w:r>
+          </w:p>
+        </w:tc>
+      </w:tr>
+      <w:tr>
+        <w:tc>
+          <w:tcPr>
+            <w:tcW w:w="3539" w:type="dxa"/>
+          </w:tcPr>
+          <w:p>
+            <w:proofErr w:type="spellStart"/>
+            <w:r>
+              <w:rPr>
+                <w:sz w:val="18"/>
+              </w:rPr>
+              <w:t>valido_para_modelado</w:t>
+            </w:r>
+            <w:proofErr w:type="spellEnd"/>
+          </w:p>
+        </w:tc>
+        <w:tc>
+          <w:tcPr>
+            <w:tcW w:w="5477" w:type="dxa"/>
+          </w:tcPr>
+          <w:p>
+            <w:pPr>
+              <w:rPr>
+                <w:lang w:val="es-ES"/>
+              </w:rPr>
+            </w:pPr>
+            <w:r>
+              <w:rPr>
+                <w:sz w:val="18"/>
+                <w:lang w:val="es-ES"/>
+              </w:rPr>
+              <w:t>Marca las filas usadas en el modelo</w:t>
+            </w:r>
+          </w:p>
+        </w:tc>
+      </w:tr>
+    </w:tbl>
+    <w:p>
+      <w:pPr>
+        <w:spacing w:after="160" w:line="276" w:lineRule="auto"/>
+        <w:rPr>
+          <w:lang w:val="es-ES"/>
+        </w:rPr>
+      </w:pPr>
+      <w:r>
+        <w:rPr>
+          <w:b/>
+          <w:color w:val="2E74B5"/>
+          <w:sz w:val="24"/>
+          <w:lang w:val="es-ES"/>
+        </w:rPr>
+        <w:lastRenderedPageBreak/>
+        <w:t>Anexo E. Código</w:t>
+      </w:r>
+    </w:p>
+    <w:p>
+      <w:pPr>
+        <w:spacing w:after="160" w:line="276" w:lineRule="auto"/>
+        <w:jc w:val="both"/>
+        <w:rPr>
+          <w:lang w:val="es-ES"/>
+        </w:rPr>
+      </w:pPr>
+      <w:r>
+        <w:rPr>
+          <w:lang w:val="es-ES"/>
+        </w:rPr>
+        <w:t xml:space="preserve">El código completo del proyecto está disponible en el repositorio público de GitHub, organizado por fases y con </w:t>
+      </w:r>
+      <w:r>
+        <w:rPr>
+          <w:lang w:val="es-ES"/>
+        </w:rPr>
+        <w:t xml:space="preserve">todos </w:t>
+      </w:r>
+      <w:r>
+        <w:rPr>
+          <w:lang w:val="es-ES"/>
+        </w:rPr>
+        <w:t xml:space="preserve">los notebooks: </w:t>
+      </w:r>
+      <w:hyperlink r:id="rId23" w:history="1">
+        <w:r>
+          <w:rPr>
+            <w:rStyle w:val="Hyperlink"/>
+            <w:lang w:val="es-ES"/>
+          </w:rPr>
+          <w:t>https://github.com/usbdiego7777-ui/tfm-electoral-colombia</w:t>
+        </w:r>
+      </w:hyperlink>
+    </w:p>
+    <w:p>
+      <w:pPr>
+        <w:spacing w:after="160" w:line="276" w:lineRule="auto"/>
+        <w:jc w:val="both"/>
+        <w:rPr>
+          <w:lang w:val="es-ES"/>
+        </w:rPr>
+      </w:pPr>
+      <w:r>
+        <w:rPr>
+          <w:lang w:val="es-ES"/>
+        </w:rPr>
+        <w:t xml:space="preserve">El repositorio incluye los notebooks de preprocesamiento, análisis exploratorio, modelización, residuos y </w:t>
+      </w:r>
+      <w:proofErr w:type="spellStart"/>
+      <w:r>
+        <w:rPr>
+          <w:lang w:val="es-ES"/>
+        </w:rPr>
+        <w:t>productivización</w:t>
+      </w:r>
+      <w:proofErr w:type="spellEnd"/>
+      <w:r>
+        <w:rPr>
+          <w:lang w:val="es-ES"/>
+        </w:rPr>
+        <w:t xml:space="preserve">, los módulos de código reutilizable en la carpeta </w:t>
+      </w:r>
+      <w:proofErr w:type="spellStart"/>
+      <w:r>
+        <w:rPr>
+          <w:lang w:val="es-ES"/>
+        </w:rPr>
+        <w:t>src</w:t>
+      </w:r>
+      <w:proofErr w:type="spellEnd"/>
+      <w:r>
+        <w:rPr>
+          <w:lang w:val="es-ES"/>
+        </w:rPr>
+        <w:t xml:space="preserve">, el </w:t>
+      </w:r>
+      <w:proofErr w:type="spellStart"/>
+      <w:r>
+        <w:rPr>
+          <w:lang w:val="es-ES"/>
+        </w:rPr>
+        <w:t>dataset</w:t>
+      </w:r>
+      <w:proofErr w:type="spellEnd"/>
+      <w:r>
+        <w:rPr>
+          <w:lang w:val="es-ES"/>
+        </w:rPr>
+        <w:t xml:space="preserve"> maestro procesado, y el código de la aplicación web. La aplicación desplegada puede consultarse en </w:t>
+      </w:r>
+      <w:hyperlink r:id="rId24" w:history="1">
+        <w:r>
+          <w:rPr>
+            <w:rStyle w:val="Hyperlink"/>
+            <w:lang w:val="es-ES"/>
+          </w:rPr>
+          <w:t>https://tfm-electoral-colombia-2026.streamlit.app</w:t>
+        </w:r>
+      </w:hyperlink>
+    </w:p>
+    <w:p>
+      <w:pPr>
+        <w:spacing w:after="160" w:line="276" w:lineRule="auto"/>
+        <w:jc w:val="both"/>
+        <w:rPr>
+          <w:lang w:val="es-ES"/>
+        </w:rPr>
+      </w:pPr>
     </w:p>
     <w:sectPr>
       <w:pgSz w:w="11906" w:h="16838"/>

--- a/memoria/Diego_Abella_TFM_memoria.docx
+++ b/memoria/Diego_Abella_TFM_memoria.docx
@@ -248,7 +248,7 @@
         </w:rPr>
         <w:t xml:space="preserve"> </w:t>
       </w:r>
-      <w:hyperlink r:id="rId5" w:history="1">
+      <w:hyperlink r:id="rId6" w:history="1">
         <w:r>
           <w:rPr>
             <w:rStyle w:val="Hyperlink"/>
@@ -289,15 +289,1155 @@
           <w:lang w:val="es-ES"/>
         </w:rPr>
       </w:pPr>
-      <w:r>
+      <w:bookmarkStart w:id="0" w:name="_Toc239611811"/>
+      <w:proofErr w:type="spellStart"/>
+      <w:r>
+        <w:rPr>
+          <w:lang w:val="es-ES"/>
+        </w:rPr>
+        <w:lastRenderedPageBreak/>
+        <w:t>Í</w:t>
+      </w:r>
+      <w:r>
+        <w:rPr>
+          <w:lang w:val="es-ES"/>
+        </w:rPr>
+        <w:t>ndice</w:t>
+      </w:r>
+      <w:bookmarkEnd w:id="0"/>
+      <w:proofErr w:type="spellEnd"/>
+    </w:p>
+    <w:sdt>
+      <w:sdtPr>
+        <w:rPr>
+          <w:rFonts w:ascii="Arial" w:eastAsia="Arial" w:hAnsi="Arial" w:cs="Arial"/>
+          <w:color w:val="auto"/>
+          <w:sz w:val="22"/>
+          <w:szCs w:val="22"/>
+        </w:rPr>
+        <w:id w:val="-1463647890"/>
+        <w:docPartObj>
+          <w:docPartGallery w:val="Table of Contents"/>
+          <w:docPartUnique/>
+        </w:docPartObj>
+      </w:sdtPr>
+      <w:sdtEndPr>
         <w:rPr>
           <w:b/>
           <w:bCs/>
+          <w:noProof/>
+        </w:rPr>
+      </w:sdtEndPr>
+      <w:sdtContent>
+        <w:p>
+          <w:pPr>
+            <w:pStyle w:val="TOCHeading"/>
+          </w:pPr>
+        </w:p>
+        <w:p>
+          <w:pPr>
+            <w:pStyle w:val="TOC1"/>
+            <w:tabs>
+              <w:tab w:val="right" w:leader="dot" w:pos="9016"/>
+            </w:tabs>
+            <w:rPr>
+              <w:noProof/>
+            </w:rPr>
+          </w:pPr>
+          <w:r>
+            <w:fldChar w:fldCharType="begin"/>
+          </w:r>
+          <w:r>
+            <w:instrText xml:space="preserve"> TOC \o "1-3" \h \z \u </w:instrText>
+          </w:r>
+          <w:r>
+            <w:fldChar w:fldCharType="separate"/>
+          </w:r>
+          <w:hyperlink w:anchor="_Toc239611811" w:history="1">
+            <w:r>
+              <w:rPr>
+                <w:rStyle w:val="Hyperlink"/>
+                <w:noProof/>
+                <w:lang w:val="es-ES"/>
+              </w:rPr>
+              <w:t>Í</w:t>
+            </w:r>
+            <w:r>
+              <w:rPr>
+                <w:rStyle w:val="Hyperlink"/>
+                <w:noProof/>
+                <w:lang w:val="es-ES"/>
+              </w:rPr>
+              <w:t>ndice</w:t>
+            </w:r>
+            <w:r>
+              <w:rPr>
+                <w:noProof/>
+                <w:webHidden/>
+              </w:rPr>
+              <w:tab/>
+            </w:r>
+            <w:r>
+              <w:rPr>
+                <w:noProof/>
+                <w:webHidden/>
+              </w:rPr>
+              <w:fldChar w:fldCharType="begin"/>
+            </w:r>
+            <w:r>
+              <w:rPr>
+                <w:noProof/>
+                <w:webHidden/>
+              </w:rPr>
+              <w:instrText xml:space="preserve"> PAGEREF _Toc239611811 \h </w:instrText>
+            </w:r>
+            <w:r>
+              <w:rPr>
+                <w:noProof/>
+                <w:webHidden/>
+              </w:rPr>
+            </w:r>
+            <w:r>
+              <w:rPr>
+                <w:noProof/>
+                <w:webHidden/>
+              </w:rPr>
+              <w:fldChar w:fldCharType="separate"/>
+            </w:r>
+            <w:r>
+              <w:rPr>
+                <w:noProof/>
+                <w:webHidden/>
+              </w:rPr>
+              <w:t>2</w:t>
+            </w:r>
+            <w:r>
+              <w:rPr>
+                <w:noProof/>
+                <w:webHidden/>
+              </w:rPr>
+              <w:fldChar w:fldCharType="end"/>
+            </w:r>
+          </w:hyperlink>
+        </w:p>
+        <w:p>
+          <w:pPr>
+            <w:pStyle w:val="TOC1"/>
+            <w:tabs>
+              <w:tab w:val="right" w:leader="dot" w:pos="9016"/>
+            </w:tabs>
+            <w:rPr>
+              <w:noProof/>
+            </w:rPr>
+          </w:pPr>
+          <w:hyperlink w:anchor="_Toc239611812" w:history="1">
+            <w:r>
+              <w:rPr>
+                <w:rStyle w:val="Hyperlink"/>
+                <w:b/>
+                <w:bCs/>
+                <w:noProof/>
+                <w:lang w:val="es-ES"/>
+              </w:rPr>
+              <w:t>Resumen ejecutivo</w:t>
+            </w:r>
+            <w:r>
+              <w:rPr>
+                <w:noProof/>
+                <w:webHidden/>
+              </w:rPr>
+              <w:tab/>
+            </w:r>
+            <w:r>
+              <w:rPr>
+                <w:noProof/>
+                <w:webHidden/>
+              </w:rPr>
+              <w:fldChar w:fldCharType="begin"/>
+            </w:r>
+            <w:r>
+              <w:rPr>
+                <w:noProof/>
+                <w:webHidden/>
+              </w:rPr>
+              <w:instrText xml:space="preserve"> PAGEREF _Toc239611812 \h </w:instrText>
+            </w:r>
+            <w:r>
+              <w:rPr>
+                <w:noProof/>
+                <w:webHidden/>
+              </w:rPr>
+            </w:r>
+            <w:r>
+              <w:rPr>
+                <w:noProof/>
+                <w:webHidden/>
+              </w:rPr>
+              <w:fldChar w:fldCharType="separate"/>
+            </w:r>
+            <w:r>
+              <w:rPr>
+                <w:noProof/>
+                <w:webHidden/>
+              </w:rPr>
+              <w:t>3</w:t>
+            </w:r>
+            <w:r>
+              <w:rPr>
+                <w:noProof/>
+                <w:webHidden/>
+              </w:rPr>
+              <w:fldChar w:fldCharType="end"/>
+            </w:r>
+          </w:hyperlink>
+        </w:p>
+        <w:p>
+          <w:pPr>
+            <w:pStyle w:val="TOC1"/>
+            <w:tabs>
+              <w:tab w:val="right" w:leader="dot" w:pos="9016"/>
+            </w:tabs>
+            <w:rPr>
+              <w:noProof/>
+            </w:rPr>
+          </w:pPr>
+          <w:hyperlink w:anchor="_Toc239611813" w:history="1">
+            <w:r>
+              <w:rPr>
+                <w:rStyle w:val="Hyperlink"/>
+                <w:noProof/>
+                <w:lang w:val="es-ES"/>
+              </w:rPr>
+              <w:t>Introducción y objetivo de negocio</w:t>
+            </w:r>
+            <w:r>
+              <w:rPr>
+                <w:noProof/>
+                <w:webHidden/>
+              </w:rPr>
+              <w:tab/>
+            </w:r>
+            <w:r>
+              <w:rPr>
+                <w:noProof/>
+                <w:webHidden/>
+              </w:rPr>
+              <w:fldChar w:fldCharType="begin"/>
+            </w:r>
+            <w:r>
+              <w:rPr>
+                <w:noProof/>
+                <w:webHidden/>
+              </w:rPr>
+              <w:instrText xml:space="preserve"> PAGEREF _Toc239611813 \h </w:instrText>
+            </w:r>
+            <w:r>
+              <w:rPr>
+                <w:noProof/>
+                <w:webHidden/>
+              </w:rPr>
+            </w:r>
+            <w:r>
+              <w:rPr>
+                <w:noProof/>
+                <w:webHidden/>
+              </w:rPr>
+              <w:fldChar w:fldCharType="separate"/>
+            </w:r>
+            <w:r>
+              <w:rPr>
+                <w:noProof/>
+                <w:webHidden/>
+              </w:rPr>
+              <w:t>4</w:t>
+            </w:r>
+            <w:r>
+              <w:rPr>
+                <w:noProof/>
+                <w:webHidden/>
+              </w:rPr>
+              <w:fldChar w:fldCharType="end"/>
+            </w:r>
+          </w:hyperlink>
+        </w:p>
+        <w:p>
+          <w:pPr>
+            <w:pStyle w:val="TOC1"/>
+            <w:tabs>
+              <w:tab w:val="right" w:leader="dot" w:pos="9016"/>
+            </w:tabs>
+            <w:rPr>
+              <w:noProof/>
+            </w:rPr>
+          </w:pPr>
+          <w:hyperlink w:anchor="_Toc239611814" w:history="1">
+            <w:r>
+              <w:rPr>
+                <w:rStyle w:val="Hyperlink"/>
+                <w:b/>
+                <w:bCs/>
+                <w:noProof/>
+                <w:lang w:val="es-ES"/>
+              </w:rPr>
+              <w:t>Evolución del enfoque</w:t>
+            </w:r>
+            <w:r>
+              <w:rPr>
+                <w:noProof/>
+                <w:webHidden/>
+              </w:rPr>
+              <w:tab/>
+            </w:r>
+            <w:r>
+              <w:rPr>
+                <w:noProof/>
+                <w:webHidden/>
+              </w:rPr>
+              <w:fldChar w:fldCharType="begin"/>
+            </w:r>
+            <w:r>
+              <w:rPr>
+                <w:noProof/>
+                <w:webHidden/>
+              </w:rPr>
+              <w:instrText xml:space="preserve"> PAGEREF _Toc239611814 \h </w:instrText>
+            </w:r>
+            <w:r>
+              <w:rPr>
+                <w:noProof/>
+                <w:webHidden/>
+              </w:rPr>
+            </w:r>
+            <w:r>
+              <w:rPr>
+                <w:noProof/>
+                <w:webHidden/>
+              </w:rPr>
+              <w:fldChar w:fldCharType="separate"/>
+            </w:r>
+            <w:r>
+              <w:rPr>
+                <w:noProof/>
+                <w:webHidden/>
+              </w:rPr>
+              <w:t>5</w:t>
+            </w:r>
+            <w:r>
+              <w:rPr>
+                <w:noProof/>
+                <w:webHidden/>
+              </w:rPr>
+              <w:fldChar w:fldCharType="end"/>
+            </w:r>
+          </w:hyperlink>
+        </w:p>
+        <w:p>
+          <w:pPr>
+            <w:pStyle w:val="TOC1"/>
+            <w:tabs>
+              <w:tab w:val="right" w:leader="dot" w:pos="9016"/>
+            </w:tabs>
+            <w:rPr>
+              <w:noProof/>
+            </w:rPr>
+          </w:pPr>
+          <w:hyperlink w:anchor="_Toc239611815" w:history="1">
+            <w:r>
+              <w:rPr>
+                <w:rStyle w:val="Hyperlink"/>
+                <w:noProof/>
+                <w:lang w:val="es-ES"/>
+              </w:rPr>
+              <w:t>Los datos</w:t>
+            </w:r>
+            <w:r>
+              <w:rPr>
+                <w:noProof/>
+                <w:webHidden/>
+              </w:rPr>
+              <w:tab/>
+            </w:r>
+            <w:r>
+              <w:rPr>
+                <w:noProof/>
+                <w:webHidden/>
+              </w:rPr>
+              <w:fldChar w:fldCharType="begin"/>
+            </w:r>
+            <w:r>
+              <w:rPr>
+                <w:noProof/>
+                <w:webHidden/>
+              </w:rPr>
+              <w:instrText xml:space="preserve"> PAGEREF _Toc239611815 \h </w:instrText>
+            </w:r>
+            <w:r>
+              <w:rPr>
+                <w:noProof/>
+                <w:webHidden/>
+              </w:rPr>
+            </w:r>
+            <w:r>
+              <w:rPr>
+                <w:noProof/>
+                <w:webHidden/>
+              </w:rPr>
+              <w:fldChar w:fldCharType="separate"/>
+            </w:r>
+            <w:r>
+              <w:rPr>
+                <w:noProof/>
+                <w:webHidden/>
+              </w:rPr>
+              <w:t>5</w:t>
+            </w:r>
+            <w:r>
+              <w:rPr>
+                <w:noProof/>
+                <w:webHidden/>
+              </w:rPr>
+              <w:fldChar w:fldCharType="end"/>
+            </w:r>
+          </w:hyperlink>
+        </w:p>
+        <w:p>
+          <w:pPr>
+            <w:pStyle w:val="TOC1"/>
+            <w:tabs>
+              <w:tab w:val="right" w:leader="dot" w:pos="9016"/>
+            </w:tabs>
+            <w:rPr>
+              <w:noProof/>
+            </w:rPr>
+          </w:pPr>
+          <w:hyperlink w:anchor="_Toc239611816" w:history="1">
+            <w:r>
+              <w:rPr>
+                <w:rStyle w:val="Hyperlink"/>
+                <w:noProof/>
+                <w:lang w:val="es-ES"/>
+              </w:rPr>
+              <w:t>Metodología</w:t>
+            </w:r>
+            <w:r>
+              <w:rPr>
+                <w:noProof/>
+                <w:webHidden/>
+              </w:rPr>
+              <w:tab/>
+            </w:r>
+            <w:r>
+              <w:rPr>
+                <w:noProof/>
+                <w:webHidden/>
+              </w:rPr>
+              <w:fldChar w:fldCharType="begin"/>
+            </w:r>
+            <w:r>
+              <w:rPr>
+                <w:noProof/>
+                <w:webHidden/>
+              </w:rPr>
+              <w:instrText xml:space="preserve"> PAGEREF _Toc239611816 \h </w:instrText>
+            </w:r>
+            <w:r>
+              <w:rPr>
+                <w:noProof/>
+                <w:webHidden/>
+              </w:rPr>
+            </w:r>
+            <w:r>
+              <w:rPr>
+                <w:noProof/>
+                <w:webHidden/>
+              </w:rPr>
+              <w:fldChar w:fldCharType="separate"/>
+            </w:r>
+            <w:r>
+              <w:rPr>
+                <w:noProof/>
+                <w:webHidden/>
+              </w:rPr>
+              <w:t>7</w:t>
+            </w:r>
+            <w:r>
+              <w:rPr>
+                <w:noProof/>
+                <w:webHidden/>
+              </w:rPr>
+              <w:fldChar w:fldCharType="end"/>
+            </w:r>
+          </w:hyperlink>
+        </w:p>
+        <w:p>
+          <w:pPr>
+            <w:pStyle w:val="TOC1"/>
+            <w:tabs>
+              <w:tab w:val="right" w:leader="dot" w:pos="9016"/>
+            </w:tabs>
+            <w:rPr>
+              <w:noProof/>
+            </w:rPr>
+          </w:pPr>
+          <w:hyperlink w:anchor="_Toc239611817" w:history="1">
+            <w:r>
+              <w:rPr>
+                <w:rStyle w:val="Hyperlink"/>
+                <w:noProof/>
+                <w:lang w:val="es-ES"/>
+              </w:rPr>
+              <w:t>Hallazgos</w:t>
+            </w:r>
+            <w:r>
+              <w:rPr>
+                <w:noProof/>
+                <w:webHidden/>
+              </w:rPr>
+              <w:tab/>
+            </w:r>
+            <w:r>
+              <w:rPr>
+                <w:noProof/>
+                <w:webHidden/>
+              </w:rPr>
+              <w:fldChar w:fldCharType="begin"/>
+            </w:r>
+            <w:r>
+              <w:rPr>
+                <w:noProof/>
+                <w:webHidden/>
+              </w:rPr>
+              <w:instrText xml:space="preserve"> PAGEREF _Toc239611817 \h </w:instrText>
+            </w:r>
+            <w:r>
+              <w:rPr>
+                <w:noProof/>
+                <w:webHidden/>
+              </w:rPr>
+            </w:r>
+            <w:r>
+              <w:rPr>
+                <w:noProof/>
+                <w:webHidden/>
+              </w:rPr>
+              <w:fldChar w:fldCharType="separate"/>
+            </w:r>
+            <w:r>
+              <w:rPr>
+                <w:noProof/>
+                <w:webHidden/>
+              </w:rPr>
+              <w:t>9</w:t>
+            </w:r>
+            <w:r>
+              <w:rPr>
+                <w:noProof/>
+                <w:webHidden/>
+              </w:rPr>
+              <w:fldChar w:fldCharType="end"/>
+            </w:r>
+          </w:hyperlink>
+        </w:p>
+        <w:p>
+          <w:pPr>
+            <w:pStyle w:val="TOC2"/>
+            <w:tabs>
+              <w:tab w:val="right" w:leader="dot" w:pos="9016"/>
+            </w:tabs>
+            <w:rPr>
+              <w:noProof/>
+            </w:rPr>
+          </w:pPr>
+          <w:hyperlink w:anchor="_Toc239611818" w:history="1">
+            <w:r>
+              <w:rPr>
+                <w:rStyle w:val="Hyperlink"/>
+                <w:b/>
+                <w:noProof/>
+                <w:lang w:val="es-ES"/>
+              </w:rPr>
+              <w:t>1. La inercia electoral es lo que más manda</w:t>
+            </w:r>
+            <w:r>
+              <w:rPr>
+                <w:noProof/>
+                <w:webHidden/>
+              </w:rPr>
+              <w:tab/>
+            </w:r>
+            <w:r>
+              <w:rPr>
+                <w:noProof/>
+                <w:webHidden/>
+              </w:rPr>
+              <w:fldChar w:fldCharType="begin"/>
+            </w:r>
+            <w:r>
+              <w:rPr>
+                <w:noProof/>
+                <w:webHidden/>
+              </w:rPr>
+              <w:instrText xml:space="preserve"> PAGEREF _Toc239611818 \h </w:instrText>
+            </w:r>
+            <w:r>
+              <w:rPr>
+                <w:noProof/>
+                <w:webHidden/>
+              </w:rPr>
+            </w:r>
+            <w:r>
+              <w:rPr>
+                <w:noProof/>
+                <w:webHidden/>
+              </w:rPr>
+              <w:fldChar w:fldCharType="separate"/>
+            </w:r>
+            <w:r>
+              <w:rPr>
+                <w:noProof/>
+                <w:webHidden/>
+              </w:rPr>
+              <w:t>9</w:t>
+            </w:r>
+            <w:r>
+              <w:rPr>
+                <w:noProof/>
+                <w:webHidden/>
+              </w:rPr>
+              <w:fldChar w:fldCharType="end"/>
+            </w:r>
+          </w:hyperlink>
+        </w:p>
+        <w:p>
+          <w:pPr>
+            <w:pStyle w:val="TOC2"/>
+            <w:tabs>
+              <w:tab w:val="right" w:leader="dot" w:pos="9016"/>
+            </w:tabs>
+            <w:rPr>
+              <w:noProof/>
+            </w:rPr>
+          </w:pPr>
+          <w:hyperlink w:anchor="_Toc239611819" w:history="1">
+            <w:r>
+              <w:rPr>
+                <w:rStyle w:val="Hyperlink"/>
+                <w:b/>
+                <w:noProof/>
+                <w:lang w:val="es-ES"/>
+              </w:rPr>
+              <w:t>2. La pobreza y el voto: una relación que cambia de signo según la región</w:t>
+            </w:r>
+            <w:r>
+              <w:rPr>
+                <w:noProof/>
+                <w:webHidden/>
+              </w:rPr>
+              <w:tab/>
+            </w:r>
+            <w:r>
+              <w:rPr>
+                <w:noProof/>
+                <w:webHidden/>
+              </w:rPr>
+              <w:fldChar w:fldCharType="begin"/>
+            </w:r>
+            <w:r>
+              <w:rPr>
+                <w:noProof/>
+                <w:webHidden/>
+              </w:rPr>
+              <w:instrText xml:space="preserve"> PAGEREF _Toc239611819 \h </w:instrText>
+            </w:r>
+            <w:r>
+              <w:rPr>
+                <w:noProof/>
+                <w:webHidden/>
+              </w:rPr>
+            </w:r>
+            <w:r>
+              <w:rPr>
+                <w:noProof/>
+                <w:webHidden/>
+              </w:rPr>
+              <w:fldChar w:fldCharType="separate"/>
+            </w:r>
+            <w:r>
+              <w:rPr>
+                <w:noProof/>
+                <w:webHidden/>
+              </w:rPr>
+              <w:t>10</w:t>
+            </w:r>
+            <w:r>
+              <w:rPr>
+                <w:noProof/>
+                <w:webHidden/>
+              </w:rPr>
+              <w:fldChar w:fldCharType="end"/>
+            </w:r>
+          </w:hyperlink>
+        </w:p>
+        <w:p>
+          <w:pPr>
+            <w:pStyle w:val="TOC2"/>
+            <w:tabs>
+              <w:tab w:val="right" w:leader="dot" w:pos="9016"/>
+            </w:tabs>
+            <w:rPr>
+              <w:noProof/>
+            </w:rPr>
+          </w:pPr>
+          <w:hyperlink w:anchor="_Toc239611820" w:history="1">
+            <w:r>
+              <w:rPr>
+                <w:rStyle w:val="Hyperlink"/>
+                <w:b/>
+                <w:noProof/>
+                <w:lang w:val="es-ES"/>
+              </w:rPr>
+              <w:t>3 y 4. El voto está marcado por la geografía, y el conflicto no añade nada por encima de ella</w:t>
+            </w:r>
+            <w:r>
+              <w:rPr>
+                <w:noProof/>
+                <w:webHidden/>
+              </w:rPr>
+              <w:tab/>
+            </w:r>
+            <w:r>
+              <w:rPr>
+                <w:noProof/>
+                <w:webHidden/>
+              </w:rPr>
+              <w:fldChar w:fldCharType="begin"/>
+            </w:r>
+            <w:r>
+              <w:rPr>
+                <w:noProof/>
+                <w:webHidden/>
+              </w:rPr>
+              <w:instrText xml:space="preserve"> PAGEREF _Toc239611820 \h </w:instrText>
+            </w:r>
+            <w:r>
+              <w:rPr>
+                <w:noProof/>
+                <w:webHidden/>
+              </w:rPr>
+            </w:r>
+            <w:r>
+              <w:rPr>
+                <w:noProof/>
+                <w:webHidden/>
+              </w:rPr>
+              <w:fldChar w:fldCharType="separate"/>
+            </w:r>
+            <w:r>
+              <w:rPr>
+                <w:noProof/>
+                <w:webHidden/>
+              </w:rPr>
+              <w:t>11</w:t>
+            </w:r>
+            <w:r>
+              <w:rPr>
+                <w:noProof/>
+                <w:webHidden/>
+              </w:rPr>
+              <w:fldChar w:fldCharType="end"/>
+            </w:r>
+          </w:hyperlink>
+        </w:p>
+        <w:p>
+          <w:pPr>
+            <w:pStyle w:val="TOC1"/>
+            <w:tabs>
+              <w:tab w:val="right" w:leader="dot" w:pos="9016"/>
+            </w:tabs>
+            <w:rPr>
+              <w:noProof/>
+            </w:rPr>
+          </w:pPr>
+          <w:hyperlink w:anchor="_Toc239611821" w:history="1">
+            <w:r>
+              <w:rPr>
+                <w:rStyle w:val="Hyperlink"/>
+                <w:noProof/>
+                <w:lang w:val="es-ES"/>
+              </w:rPr>
+              <w:t>La aplicación</w:t>
+            </w:r>
+            <w:r>
+              <w:rPr>
+                <w:noProof/>
+                <w:webHidden/>
+              </w:rPr>
+              <w:tab/>
+            </w:r>
+            <w:r>
+              <w:rPr>
+                <w:noProof/>
+                <w:webHidden/>
+              </w:rPr>
+              <w:fldChar w:fldCharType="begin"/>
+            </w:r>
+            <w:r>
+              <w:rPr>
+                <w:noProof/>
+                <w:webHidden/>
+              </w:rPr>
+              <w:instrText xml:space="preserve"> PAGEREF _Toc239611821 \h </w:instrText>
+            </w:r>
+            <w:r>
+              <w:rPr>
+                <w:noProof/>
+                <w:webHidden/>
+              </w:rPr>
+            </w:r>
+            <w:r>
+              <w:rPr>
+                <w:noProof/>
+                <w:webHidden/>
+              </w:rPr>
+              <w:fldChar w:fldCharType="separate"/>
+            </w:r>
+            <w:r>
+              <w:rPr>
+                <w:noProof/>
+                <w:webHidden/>
+              </w:rPr>
+              <w:t>13</w:t>
+            </w:r>
+            <w:r>
+              <w:rPr>
+                <w:noProof/>
+                <w:webHidden/>
+              </w:rPr>
+              <w:fldChar w:fldCharType="end"/>
+            </w:r>
+          </w:hyperlink>
+        </w:p>
+        <w:p>
+          <w:pPr>
+            <w:pStyle w:val="TOC1"/>
+            <w:tabs>
+              <w:tab w:val="right" w:leader="dot" w:pos="9016"/>
+            </w:tabs>
+            <w:rPr>
+              <w:noProof/>
+            </w:rPr>
+          </w:pPr>
+          <w:hyperlink w:anchor="_Toc239611822" w:history="1">
+            <w:r>
+              <w:rPr>
+                <w:rStyle w:val="Hyperlink"/>
+                <w:noProof/>
+                <w:lang w:val="es-ES"/>
+              </w:rPr>
+              <w:t>Limitaciones y trabajo futuro</w:t>
+            </w:r>
+            <w:r>
+              <w:rPr>
+                <w:noProof/>
+                <w:webHidden/>
+              </w:rPr>
+              <w:tab/>
+            </w:r>
+            <w:r>
+              <w:rPr>
+                <w:noProof/>
+                <w:webHidden/>
+              </w:rPr>
+              <w:fldChar w:fldCharType="begin"/>
+            </w:r>
+            <w:r>
+              <w:rPr>
+                <w:noProof/>
+                <w:webHidden/>
+              </w:rPr>
+              <w:instrText xml:space="preserve"> PAGEREF _Toc239611822 \h </w:instrText>
+            </w:r>
+            <w:r>
+              <w:rPr>
+                <w:noProof/>
+                <w:webHidden/>
+              </w:rPr>
+            </w:r>
+            <w:r>
+              <w:rPr>
+                <w:noProof/>
+                <w:webHidden/>
+              </w:rPr>
+              <w:fldChar w:fldCharType="separate"/>
+            </w:r>
+            <w:r>
+              <w:rPr>
+                <w:noProof/>
+                <w:webHidden/>
+              </w:rPr>
+              <w:t>14</w:t>
+            </w:r>
+            <w:r>
+              <w:rPr>
+                <w:noProof/>
+                <w:webHidden/>
+              </w:rPr>
+              <w:fldChar w:fldCharType="end"/>
+            </w:r>
+          </w:hyperlink>
+        </w:p>
+        <w:p>
+          <w:pPr>
+            <w:pStyle w:val="TOC1"/>
+            <w:tabs>
+              <w:tab w:val="right" w:leader="dot" w:pos="9016"/>
+            </w:tabs>
+            <w:rPr>
+              <w:noProof/>
+            </w:rPr>
+          </w:pPr>
+          <w:hyperlink w:anchor="_Toc239611823" w:history="1">
+            <w:r>
+              <w:rPr>
+                <w:rStyle w:val="Hyperlink"/>
+                <w:noProof/>
+                <w:lang w:val="es-ES"/>
+              </w:rPr>
+              <w:t>Conclusiones</w:t>
+            </w:r>
+            <w:r>
+              <w:rPr>
+                <w:noProof/>
+                <w:webHidden/>
+              </w:rPr>
+              <w:tab/>
+            </w:r>
+            <w:r>
+              <w:rPr>
+                <w:noProof/>
+                <w:webHidden/>
+              </w:rPr>
+              <w:fldChar w:fldCharType="begin"/>
+            </w:r>
+            <w:r>
+              <w:rPr>
+                <w:noProof/>
+                <w:webHidden/>
+              </w:rPr>
+              <w:instrText xml:space="preserve"> PAGEREF _Toc239611823 \h </w:instrText>
+            </w:r>
+            <w:r>
+              <w:rPr>
+                <w:noProof/>
+                <w:webHidden/>
+              </w:rPr>
+            </w:r>
+            <w:r>
+              <w:rPr>
+                <w:noProof/>
+                <w:webHidden/>
+              </w:rPr>
+              <w:fldChar w:fldCharType="separate"/>
+            </w:r>
+            <w:r>
+              <w:rPr>
+                <w:noProof/>
+                <w:webHidden/>
+              </w:rPr>
+              <w:t>15</w:t>
+            </w:r>
+            <w:r>
+              <w:rPr>
+                <w:noProof/>
+                <w:webHidden/>
+              </w:rPr>
+              <w:fldChar w:fldCharType="end"/>
+            </w:r>
+          </w:hyperlink>
+        </w:p>
+        <w:p>
+          <w:pPr>
+            <w:pStyle w:val="TOC1"/>
+            <w:tabs>
+              <w:tab w:val="right" w:leader="dot" w:pos="9016"/>
+            </w:tabs>
+            <w:rPr>
+              <w:noProof/>
+            </w:rPr>
+          </w:pPr>
+          <w:hyperlink w:anchor="_Toc239611824" w:history="1">
+            <w:r>
+              <w:rPr>
+                <w:rStyle w:val="Hyperlink"/>
+                <w:noProof/>
+                <w:lang w:val="es-ES"/>
+              </w:rPr>
+              <w:t>Bibliografía</w:t>
+            </w:r>
+            <w:r>
+              <w:rPr>
+                <w:noProof/>
+                <w:webHidden/>
+              </w:rPr>
+              <w:tab/>
+            </w:r>
+            <w:r>
+              <w:rPr>
+                <w:noProof/>
+                <w:webHidden/>
+              </w:rPr>
+              <w:fldChar w:fldCharType="begin"/>
+            </w:r>
+            <w:r>
+              <w:rPr>
+                <w:noProof/>
+                <w:webHidden/>
+              </w:rPr>
+              <w:instrText xml:space="preserve"> PAGEREF _Toc239611824 \h </w:instrText>
+            </w:r>
+            <w:r>
+              <w:rPr>
+                <w:noProof/>
+                <w:webHidden/>
+              </w:rPr>
+            </w:r>
+            <w:r>
+              <w:rPr>
+                <w:noProof/>
+                <w:webHidden/>
+              </w:rPr>
+              <w:fldChar w:fldCharType="separate"/>
+            </w:r>
+            <w:r>
+              <w:rPr>
+                <w:noProof/>
+                <w:webHidden/>
+              </w:rPr>
+              <w:t>16</w:t>
+            </w:r>
+            <w:r>
+              <w:rPr>
+                <w:noProof/>
+                <w:webHidden/>
+              </w:rPr>
+              <w:fldChar w:fldCharType="end"/>
+            </w:r>
+          </w:hyperlink>
+        </w:p>
+        <w:p>
+          <w:pPr>
+            <w:pStyle w:val="TOC1"/>
+            <w:tabs>
+              <w:tab w:val="right" w:leader="dot" w:pos="9016"/>
+            </w:tabs>
+            <w:rPr>
+              <w:noProof/>
+            </w:rPr>
+          </w:pPr>
+          <w:hyperlink w:anchor="_Toc239611825" w:history="1">
+            <w:r>
+              <w:rPr>
+                <w:rStyle w:val="Hyperlink"/>
+                <w:noProof/>
+                <w:lang w:val="es-ES"/>
+              </w:rPr>
+              <w:t>Anexos</w:t>
+            </w:r>
+            <w:r>
+              <w:rPr>
+                <w:noProof/>
+                <w:webHidden/>
+              </w:rPr>
+              <w:tab/>
+            </w:r>
+            <w:r>
+              <w:rPr>
+                <w:noProof/>
+                <w:webHidden/>
+              </w:rPr>
+              <w:fldChar w:fldCharType="begin"/>
+            </w:r>
+            <w:r>
+              <w:rPr>
+                <w:noProof/>
+                <w:webHidden/>
+              </w:rPr>
+              <w:instrText xml:space="preserve"> PAGEREF _Toc239611825 \h </w:instrText>
+            </w:r>
+            <w:r>
+              <w:rPr>
+                <w:noProof/>
+                <w:webHidden/>
+              </w:rPr>
+            </w:r>
+            <w:r>
+              <w:rPr>
+                <w:noProof/>
+                <w:webHidden/>
+              </w:rPr>
+              <w:fldChar w:fldCharType="separate"/>
+            </w:r>
+            <w:r>
+              <w:rPr>
+                <w:noProof/>
+                <w:webHidden/>
+              </w:rPr>
+              <w:t>17</w:t>
+            </w:r>
+            <w:r>
+              <w:rPr>
+                <w:noProof/>
+                <w:webHidden/>
+              </w:rPr>
+              <w:fldChar w:fldCharType="end"/>
+            </w:r>
+          </w:hyperlink>
+        </w:p>
+        <w:p>
+          <w:r>
+            <w:rPr>
+              <w:b/>
+              <w:bCs/>
+              <w:noProof/>
+            </w:rPr>
+            <w:fldChar w:fldCharType="end"/>
+          </w:r>
+        </w:p>
+      </w:sdtContent>
+    </w:sdt>
+    <w:p>
+      <w:pPr>
+        <w:spacing w:before="240" w:after="160"/>
+        <w:rPr>
+          <w:lang w:val="es-ES"/>
+        </w:rPr>
+      </w:pPr>
+      <w:r>
+        <w:rPr>
+          <w:lang w:val="es-ES"/>
+        </w:rPr>
+        <w:br w:type="page"/>
+      </w:r>
+    </w:p>
+    <w:p>
+      <w:pPr>
+        <w:pStyle w:val="Heading1"/>
+        <w:spacing w:before="240" w:after="160"/>
+        <w:rPr>
+          <w:lang w:val="es-ES"/>
+        </w:rPr>
+      </w:pPr>
+      <w:bookmarkStart w:id="1" w:name="_Toc239611812"/>
+      <w:r>
+        <w:rPr>
+          <w:b/>
+          <w:bCs/>
           <w:lang w:val="es-ES"/>
         </w:rPr>
         <w:lastRenderedPageBreak/>
         <w:t>Resumen ejecutivo</w:t>
       </w:r>
+      <w:bookmarkEnd w:id="1"/>
     </w:p>
     <w:p>
       <w:pPr>
@@ -339,8 +1479,7 @@
       </w:pPr>
       <w:r>
         <w:rPr>
-          <w:rFonts w:ascii="Arial" w:hAnsi="Arial"/>
-          <w:sz w:val="22"/>
+          <w:lang w:val="es-ES"/>
         </w:rPr>
         <w:t>La segunda tiene que ver con la pobreza, y no era lo que yo esperaba. Si uno mira el país entero, pobreza y voto de izquierda casi no se relacionan, aunque cuando empecé el proyecto pensaba que si lo era. Sin embargo, ese número engaña, porque esconde dos comportamientos opuestos que de cierta manera se cancelan entre sí. En buena parte del país los municipios más pobres votan menos a la izquierda, mientras que en algunas zonas de frontera y periferia la relación se invierte. El promedio nacional da casi cero porque suma señales que van en direcciones distintas y terminan cancelándose.</w:t>
       </w:r>
@@ -535,7 +1674,7 @@
         </w:rPr>
         <w:t xml:space="preserve">disponible en </w:t>
       </w:r>
-      <w:hyperlink r:id="rId6" w:history="1">
+      <w:hyperlink r:id="rId7" w:history="1">
         <w:r>
           <w:rPr>
             <w:rStyle w:val="Hyperlink"/>
@@ -579,12 +1718,14 @@
           <w:lang w:val="es-ES"/>
         </w:rPr>
       </w:pPr>
+      <w:bookmarkStart w:id="2" w:name="_Toc239611813"/>
       <w:r>
         <w:rPr>
           <w:lang w:val="es-ES"/>
         </w:rPr>
         <w:t>Introducción y objetivo de negocio</w:t>
       </w:r>
+      <w:bookmarkEnd w:id="2"/>
     </w:p>
     <w:p>
       <w:pPr>
@@ -645,7 +1786,7 @@
         </w:rPr>
         <w:t xml:space="preserve">Por eso, además del análisis hecho, he construido una aplicación web donde cualquiera interesado puede explorar los resultados sin tener que tocar una línea de código: ver el mapa del voto por municipio y por año, revisar cómo cambia la relación entre pobreza y voto según la región, consultar un municipio concreto y ver cuáles se salieron de su tendencia histórica. La aplicación está disponible en el URL: </w:t>
       </w:r>
-      <w:hyperlink r:id="rId7" w:history="1">
+      <w:hyperlink r:id="rId8" w:history="1">
         <w:r>
           <w:rPr>
             <w:rStyle w:val="Hyperlink"/>
@@ -712,6 +1853,7 @@
           <w:lang w:val="es-ES"/>
         </w:rPr>
       </w:pPr>
+      <w:bookmarkStart w:id="3" w:name="_Toc239611814"/>
       <w:r>
         <w:rPr>
           <w:b/>
@@ -720,6 +1862,7 @@
         </w:rPr>
         <w:t>Evolución del enfoque</w:t>
       </w:r>
+      <w:bookmarkEnd w:id="3"/>
     </w:p>
     <w:p>
       <w:pPr>
@@ -1023,12 +2166,14 @@
           <w:lang w:val="es-ES"/>
         </w:rPr>
       </w:pPr>
+      <w:bookmarkStart w:id="4" w:name="_Toc239611815"/>
       <w:r>
         <w:rPr>
           <w:lang w:val="es-ES"/>
         </w:rPr>
         <w:t>Los datos</w:t>
       </w:r>
+      <w:bookmarkEnd w:id="4"/>
     </w:p>
     <w:p>
       <w:pPr>
@@ -1569,22 +2714,32 @@
           <w:lang w:val="es-ES"/>
         </w:rPr>
       </w:pPr>
+      <w:r>
+        <w:rPr>
+          <w:b/>
+          <w:lang w:val="es-ES"/>
+        </w:rPr>
+        <w:t>El voto de izquierda.</w:t>
+      </w:r>
+      <w:r>
+        <w:rPr>
+          <w:lang w:val="es-ES"/>
+        </w:rPr>
+        <w:t xml:space="preserve"> La variable que quiero explicar es el porcentaje de votos que sacó el bloque de izquierda en cada municipio, en la primera vuelta presidencial. Por "bloque de izquierda" tomo la misma línea política a lo largo del tiempo: el Polo Democrático, que después fue Colombia Humana y que después se ha vuelto el Pacto Histórico. Uso la primera vuelta porque conserva una mayor diversidad de opciones y reduce el efecto del voto estratégico propio de una segunda vuelta limitada a dos candidatos. La serie que analizo va de 2006 a 2022; las elecciones de 1998 y 2002 </w:t>
+      </w:r>
       <w:proofErr w:type="gramStart"/>
+      <w:r>
+        <w:rPr>
+          <w:lang w:val="es-ES"/>
+        </w:rPr>
+        <w:t>las uso solo</w:t>
+      </w:r>
       <w:proofErr w:type="gramEnd"/>
       <w:r>
         <w:rPr>
-          <w:rFonts w:ascii="Arial" w:hAnsi="Arial"/>
-          <w:b/>
-          <w:sz w:val="22"/>
-        </w:rPr>
-        <w:t>El voto de izquierda.</w:t>
-      </w:r>
-      <w:r>
-        <w:rPr>
-          <w:rFonts w:ascii="Arial" w:hAnsi="Arial"/>
-          <w:sz w:val="22"/>
-        </w:rPr>
-        <w:t xml:space="preserve"> La variable que quiero explicar es el porcentaje de votos que sacó el bloque de izquierda en cada municipio, en la primera vuelta presidencial. Por "bloque de izquierda" tomo la misma línea política a lo largo del tiempo: el Polo Democrático, que después fue Colombia Humana y que después se ha vuelto el Pacto Histórico. Uso la primera vuelta porque conserva una mayor diversidad de opciones y reduce el efecto del voto estratégico propio de una segunda vuelta limitada a dos candidatos. La serie que analizo va de 2006 a 2022; las elecciones de 1998 y 2002 las uso solo para calcular el historial de voto de cada municipio, no como años a explicar.</w:t>
+          <w:lang w:val="es-ES"/>
+        </w:rPr>
+        <w:t xml:space="preserve"> para calcular el historial de voto de cada municipio, no como años a explicar.</w:t>
       </w:r>
     </w:p>
     <w:p>
@@ -1828,16 +2983,14 @@
       </w:pPr>
       <w:r>
         <w:rPr>
-          <w:rFonts w:ascii="Arial" w:hAnsi="Arial"/>
           <w:b/>
-          <w:sz w:val="22"/>
+          <w:lang w:val="es-ES"/>
         </w:rPr>
         <w:t>Dos decisiones sobre el alcance del dato.</w:t>
       </w:r>
       <w:r>
         <w:rPr>
-          <w:rFonts w:ascii="Arial" w:hAnsi="Arial"/>
-          <w:sz w:val="22"/>
+          <w:lang w:val="es-ES"/>
         </w:rPr>
         <w:t xml:space="preserve"> El conflicto solo está disponible a nivel departamental, no municipal, así que cada municipio hereda el valor de su departamento; es una limitación real que retomo al final. Y a diferencia de otras variables, el conflicto lo tomo del mismo año de cada elección y no del anterior: lo uso como una medida contemporánea de la intensidad del conflicto en el territorio, no como un resultado de la votación. Al ser un conteo anual, reconozco que no puede restringirse solo al periodo previo a la jornada, pero rezagarlo cuatro años lo alejaría del conflicto del propio periodo electoral que quiero caracterizar.</w:t>
       </w:r>
@@ -1879,12 +3032,14 @@
           <w:lang w:val="es-ES"/>
         </w:rPr>
       </w:pPr>
+      <w:bookmarkStart w:id="5" w:name="_Toc239611816"/>
       <w:r>
         <w:rPr>
           <w:lang w:val="es-ES"/>
         </w:rPr>
         <w:t>Metodología</w:t>
       </w:r>
+      <w:bookmarkEnd w:id="5"/>
     </w:p>
     <w:p>
       <w:pPr>
@@ -1949,14 +3104,14 @@
         <w:rPr>
           <w:lang w:val="es-ES"/>
         </w:rPr>
-        <w:t xml:space="preserve"> El lag es la pieza más delicada del análisis, porque si se calcula mal se produce una fuga de información, es decir incluir en el modelo un dato que en la vida real no se tendría al momento de predecir. Para evitar esto, el historial de cada municipio lo construí cruzando explícitamente con la elección inmediatamente anterior, nunca con un desplazamiento automático de filas que podría mezclar municipios distintos o años que no se deberían de tocar. Del voto en blanco uso también el del año anterior y no el del año en curso, </w:t>
+        <w:t xml:space="preserve"> El lag es la pieza más delicada del análisis, porque si se calcula mal se produce una fuga de información, es decir incluir en el modelo un dato que en la vida real no se tendría al momento de predecir. Para evitar esto, el historial de cada municipio lo construí cruzando explícitamente con la elección inmediatamente anterior, nunca con un desplazamiento automático de filas que podría mezclar municipios distintos o años que no se </w:t>
       </w:r>
       <w:r>
         <w:rPr>
           <w:lang w:val="es-ES"/>
         </w:rPr>
         <w:lastRenderedPageBreak/>
-        <w:t>porque el voto en blanco de la misma elección sale de la misma urna que estoy tratando de predecir, y usarlo sería hacer trampa sin querer.</w:t>
+        <w:t>deberían de tocar. Del voto en blanco uso también el del año anterior y no el del año en curso, porque el voto en blanco de la misma elección sale de la misma urna que estoy tratando de predecir, y usarlo sería hacer trampa sin querer.</w:t>
       </w:r>
     </w:p>
     <w:p>
@@ -1969,16 +3124,14 @@
       </w:pPr>
       <w:r>
         <w:rPr>
-          <w:rFonts w:ascii="Arial" w:hAnsi="Arial"/>
           <w:b/>
-          <w:sz w:val="22"/>
+          <w:lang w:val="es-ES"/>
         </w:rPr>
         <w:t>El conflicto, sí lo tomo del mismo año.</w:t>
       </w:r>
       <w:r>
         <w:rPr>
-          <w:rFonts w:ascii="Arial" w:hAnsi="Arial"/>
-          <w:sz w:val="22"/>
+          <w:lang w:val="es-ES"/>
         </w:rPr>
         <w:t xml:space="preserve"> Aquí he tomado la decisión opuesta al historial del voto. La intensidad del conflicto en un territorio es una característica del territorio mismo, no un resultado de la votación, así que la uso como medida contemporánea del año electoral. Al tratarse de un conteo anual, reconozco que parte de esos hechos pueden ocurrir después de la jornada, pero usar el conflicto de cuatro años atrás para explicar el voto de hoy lo alejaría del periodo electoral que quiero caracterizar. Por eso el conflicto va del mismo año de cada elección.</w:t>
       </w:r>
@@ -2096,14 +3249,14 @@
         <w:rPr>
           <w:lang w:val="es-ES"/>
         </w:rPr>
-        <w:t xml:space="preserve"> Conviene aclararlo, porque va contra la intuición natural: aquí una métrica demasiado buena habría sido mala señal. En predicción electoral, un acierto casi perfecto suele significar que hay una fuga de información escondida en los datos, por eso preferí quedarme con un modelo de desempeño modesto pero explicable, en lugar de uno impecable en el que no pudiera confiar. Que ningún modelo le gane con claridad </w:t>
+        <w:t xml:space="preserve"> Conviene aclararlo, porque va contra la intuición natural: aquí una métrica demasiado buena habría sido mala señal. En predicción electoral, un acierto casi perfecto suele significar que hay una fuga de información escondida en los </w:t>
       </w:r>
       <w:r>
         <w:rPr>
           <w:lang w:val="es-ES"/>
         </w:rPr>
         <w:lastRenderedPageBreak/>
-        <w:t>a copiar el voto anterior de cada municipio no es un fallo para mi análisis, es de hecho, uno de los hallazgos del trabajo.</w:t>
+        <w:t>datos, por eso preferí quedarme con un modelo de desempeño modesto pero explicable, en lugar de uno impecable en el que no pudiera confiar. Que ningún modelo le gane con claridad a copiar el voto anterior de cada municipio no es un fallo para mi análisis, es de hecho, uno de los hallazgos del trabajo.</w:t>
       </w:r>
     </w:p>
     <w:p>
@@ -2114,12 +3267,14 @@
           <w:lang w:val="es-ES"/>
         </w:rPr>
       </w:pPr>
+      <w:bookmarkStart w:id="6" w:name="_Toc239611817"/>
       <w:r>
         <w:rPr>
           <w:lang w:val="es-ES"/>
         </w:rPr>
         <w:t>Hallazgos</w:t>
       </w:r>
+      <w:bookmarkEnd w:id="6"/>
     </w:p>
     <w:p>
       <w:pPr>
@@ -2164,7 +3319,7 @@
                     <pic:cNvPicPr/>
                   </pic:nvPicPr>
                   <pic:blipFill>
-                    <a:blip r:embed="rId8"/>
+                    <a:blip r:embed="rId9"/>
                     <a:stretch>
                       <a:fillRect/>
                     </a:stretch>
@@ -2274,6 +3429,7 @@
           <w:lang w:val="es-ES"/>
         </w:rPr>
       </w:pPr>
+      <w:bookmarkStart w:id="7" w:name="_Toc239611818"/>
       <w:r>
         <w:rPr>
           <w:b/>
@@ -2281,6 +3437,7 @@
         </w:rPr>
         <w:t>1. La inercia electoral es lo que más manda</w:t>
       </w:r>
+      <w:bookmarkEnd w:id="7"/>
     </w:p>
     <w:p>
       <w:pPr>
@@ -2333,7 +3490,14 @@
         <w:rPr>
           <w:lang w:val="es-ES"/>
         </w:rPr>
-        <w:t xml:space="preserve">Lo interesante no es solo que la inercia exista, sino cuánto pesa frente a todo lo demás. Para comprobarlo puse a competir a todos los modelos contra una regla deliberadamente simple: predecir que cada municipio votará exactamente igual que la vez anterior, sin mirar nada más. Probé modelos lineales (Ridge, Lasso) y modelos más flexibles (Random Forest, SVR, </w:t>
+        <w:t xml:space="preserve">Lo interesante no es solo que la inercia exista, sino cuánto pesa frente a todo lo demás. Para comprobarlo puse a competir a todos los modelos contra una regla deliberadamente simple: predecir que cada municipio votará exactamente igual que la vez anterior, sin mirar nada más. </w:t>
+      </w:r>
+      <w:r>
+        <w:rPr>
+          <w:lang w:val="es-ES"/>
+        </w:rPr>
+        <w:lastRenderedPageBreak/>
+        <w:t xml:space="preserve">Probé modelos lineales (Ridge, Lasso) y modelos más flexibles (Random Forest, SVR, </w:t>
       </w:r>
       <w:proofErr w:type="spellStart"/>
       <w:r>
@@ -2347,14 +3511,7 @@
         <w:rPr>
           <w:lang w:val="es-ES"/>
         </w:rPr>
-        <w:t xml:space="preserve">), con y sin ajustes. Ninguno le ganó de forma clara a esa regla tan básica en lo que </w:t>
-      </w:r>
-      <w:r>
-        <w:rPr>
-          <w:lang w:val="es-ES"/>
-        </w:rPr>
-        <w:lastRenderedPageBreak/>
-        <w:t>de verdad importa, que es acertar el patrón territorial dentro de cada elección. Los modelos más complejos, con toda su maquinaria, no lograron mejorar de manera relevante a “copiar el pasado”.</w:t>
+        <w:t>), con y sin ajustes. Ninguno le ganó de forma clara a esa regla tan básica en lo que de verdad importa, que es acertar el patrón territorial dentro de cada elección. Los modelos más complejos, con toda su maquinaria, no lograron mejorar de manera relevante a “copiar el pasado”.</w:t>
       </w:r>
     </w:p>
     <w:p>
@@ -2410,6 +3567,7 @@
           <w:lang w:val="es-ES"/>
         </w:rPr>
       </w:pPr>
+      <w:bookmarkStart w:id="8" w:name="_Toc239611819"/>
       <w:r>
         <w:rPr>
           <w:b/>
@@ -2417,6 +3575,7 @@
         </w:rPr>
         <w:t>2. La pobreza y el voto: una relación que cambia de signo según la región</w:t>
       </w:r>
+      <w:bookmarkEnd w:id="8"/>
     </w:p>
     <w:p>
       <w:pPr>
@@ -2485,7 +3644,7 @@
                     <pic:cNvPicPr/>
                   </pic:nvPicPr>
                   <pic:blipFill>
-                    <a:blip r:embed="rId9"/>
+                    <a:blip r:embed="rId10"/>
                     <a:stretch>
                       <a:fillRect/>
                     </a:stretch>
@@ -2521,6 +3680,7 @@
           <w:sz w:val="18"/>
           <w:lang w:val="es-ES"/>
         </w:rPr>
+        <w:lastRenderedPageBreak/>
         <w:t>Figura 2. Correlación entre pobreza (NBI) y voto de izquierda, por departamento. En rojo los departamentos donde la relación es negativa (más pobreza, menos voto de izquierda) y en verde donde es positiva. El color tenue marca departamentos con pocos municipios, donde la correlación es frágil.</w:t>
       </w:r>
     </w:p>
@@ -2532,14 +3692,25 @@
           <w:lang w:val="es-ES"/>
         </w:rPr>
       </w:pPr>
+      <w:r>
+        <w:rPr>
+          <w:lang w:val="es-ES"/>
+        </w:rPr>
+        <w:t xml:space="preserve">Cuando se mira departamento por departamento, aparece que ese casi-cero nacional es en realidad el promedio de dos comportamientos opuestos que se cancelan entre sí. En la mayor parte del país (por </w:t>
+      </w:r>
       <w:proofErr w:type="gramStart"/>
+      <w:r>
+        <w:rPr>
+          <w:lang w:val="es-ES"/>
+        </w:rPr>
+        <w:t>ejemplo</w:t>
+      </w:r>
       <w:proofErr w:type="gramEnd"/>
       <w:r>
         <w:rPr>
-          <w:rFonts w:ascii="Arial" w:hAnsi="Arial"/>
-          <w:sz w:val="22"/>
-        </w:rPr>
-        <w:t>Cuando se mira departamento por departamento, aparece que ese casi-cero nacional es en realidad el promedio de dos comportamientos opuestos que se cancelan entre sí. En la mayor parte del país (por ejemplo en la región Andina y el Caribe, con departamentos como Boyacá, Cundinamarca, Santander, Atlántico) la relación es negativa, es decir, los municipios más pobres votan menos a la izquierda. Pero en la frontera y la periferia (como en Norte de Santander, Meta, Caquetá) la relación se invierte y es positiva. Sumando todas juntas, esas dos señales reales se anulan a nivel nacional y producen el falso cero. Es un ejemplo de cómo un promedio nacional puede esconder relaciones opuestas que se cancelan entre sí: la conclusión que se saca del conjunto resulta falsa para casi todas las partes por separado.</w:t>
+          <w:lang w:val="es-ES"/>
+        </w:rPr>
+        <w:t xml:space="preserve"> en la región Andina y el Caribe, con departamentos como Boyacá, Cundinamarca, Santander, Atlántico) la relación es negativa, es decir, los municipios más pobres votan menos a la izquierda. Pero en la frontera y la periferia (como en Norte de Santander, Meta, Caquetá) la relación se invierte y es positiva. Sumando todas juntas, esas dos señales reales se anulan a nivel nacional y producen el falso cero. Es un ejemplo de cómo un promedio nacional puede esconder relaciones opuestas que se cancelan entre sí: la conclusión que se saca del conjunto resulta falsa para casi todas las partes por separado.</w:t>
       </w:r>
     </w:p>
     <w:p>
@@ -2570,7 +3741,7 @@
                     <pic:cNvPicPr/>
                   </pic:nvPicPr>
                   <pic:blipFill>
-                    <a:blip r:embed="rId10"/>
+                    <a:blip r:embed="rId11"/>
                     <a:stretch>
                       <a:fillRect/>
                     </a:stretch>
@@ -2638,6 +3809,7 @@
           <w:lang w:val="es-ES"/>
         </w:rPr>
       </w:pPr>
+      <w:bookmarkStart w:id="9" w:name="_Toc239611820"/>
       <w:r>
         <w:rPr>
           <w:b/>
@@ -2645,6 +3817,7 @@
         </w:rPr>
         <w:t>3 y 4. El voto está marcado por la geografía, y el conflicto no añade nada por encima de ella</w:t>
       </w:r>
+      <w:bookmarkEnd w:id="9"/>
     </w:p>
     <w:p>
       <w:pPr>
@@ -2671,18 +3844,23 @@
       </w:pPr>
       <w:r>
         <w:rPr>
-          <w:rFonts w:ascii="Arial" w:hAnsi="Arial"/>
           <w:b/>
-          <w:sz w:val="22"/>
+          <w:lang w:val="es-ES"/>
         </w:rPr>
         <w:t>La geografía manda.</w:t>
       </w:r>
       <w:r>
         <w:rPr>
-          <w:rFonts w:ascii="Arial" w:hAnsi="Arial"/>
-          <w:sz w:val="22"/>
-        </w:rPr>
-        <w:t xml:space="preserve"> Lo primero es que el voto de izquierda está fuertemente marcado por la geografía, ya que se concentra en el Pacífico y en la periferia del país, mientras que el interior andino vota mucho menos. Cuando comparo cuánto aporta la región frente a cuánto aporta la pobreza para explicar el voto, la región hace casi todo el trabajo: de todo lo que esas dos variables capturan juntas, la región explica entre el 96% y el 99% en cuatro de los cinco años analizados (2014 es la excepción), y la pobreza apenas de una fracción mínima. En otras palabras, saber en qué zona del país queda un municipio dice más sobre cómo vota que saber qué tan pobre es.</w:t>
+          <w:lang w:val="es-ES"/>
+        </w:rPr>
+        <w:t xml:space="preserve"> Lo primero es que el voto de izquierda está fuertemente marcado por la geografía, ya que se concentra en el Pacífico y en la periferia del país, mientras que el </w:t>
+      </w:r>
+      <w:r>
+        <w:rPr>
+          <w:lang w:val="es-ES"/>
+        </w:rPr>
+        <w:lastRenderedPageBreak/>
+        <w:t>interior andino vota mucho menos. Cuando comparo cuánto aporta la región frente a cuánto aporta la pobreza para explicar el voto, la región hace casi todo el trabajo: de todo lo que esas dos variables capturan juntas, la región explica entre el 96% y el 99% en cuatro de los cinco años analizados (2014 es la excepción), y la pobreza apenas de una fracción mínima. En otras palabras, saber en qué zona del país queda un municipio dice más sobre cómo vota que saber qué tan pobre es.</w:t>
       </w:r>
     </w:p>
     <w:p>
@@ -2713,7 +3891,7 @@
                     <pic:cNvPicPr/>
                   </pic:nvPicPr>
                   <pic:blipFill>
-                    <a:blip r:embed="rId11"/>
+                    <a:blip r:embed="rId12"/>
                     <a:stretch>
                       <a:fillRect/>
                     </a:stretch>
@@ -2798,14 +3976,8 @@
         <w:rPr>
           <w:lang w:val="es-ES"/>
         </w:rPr>
-        <w:t xml:space="preserve">Pero conflicto y voto de izquierda se concentran en las mismas regiones, y esa coincidencia geográfica es justo lo que impide separarlos. Cuando meto en el modelo la región y la pobreza, y además le añado el conflicto para ver si aporta algo nuevo, la respuesta es que no: su aporte es ruido, y la relación con el voto una vez descontadas región y pobreza, incluso </w:t>
-      </w:r>
-      <w:r>
-        <w:rPr>
-          <w:lang w:val="es-ES"/>
-        </w:rPr>
         <w:lastRenderedPageBreak/>
-        <w:t>se vuelve ligeramente negativa. Lo que a primera vista parecía efecto del conflicto era en realidad geografía y pobreza. Sometí a prueba la hipótesis de que el conflicto explicaba el voto y la respuesta rigurosa fue que no lo hace por encima de esos dos factores mencionados.</w:t>
+        <w:t>Pero conflicto y voto de izquierda se concentran en las mismas regiones, y esa coincidencia geográfica es justo lo que impide separarlos. Cuando meto en el modelo la región y la pobreza, y además le añado el conflicto para ver si aporta algo nuevo, la respuesta es que no: su aporte es ruido, y la relación con el voto una vez descontadas región y pobreza, incluso se vuelve ligeramente negativa. Lo que a primera vista parecía efecto del conflicto era en realidad geografía y pobreza. Sometí a prueba la hipótesis de que el conflicto explicaba el voto y la respuesta rigurosa fue que no lo hace por encima de esos dos factores mencionados.</w:t>
       </w:r>
     </w:p>
     <w:p>
@@ -2831,12 +4003,14 @@
           <w:lang w:val="es-ES"/>
         </w:rPr>
       </w:pPr>
+      <w:bookmarkStart w:id="10" w:name="_Toc239611821"/>
       <w:r>
         <w:rPr>
           <w:lang w:val="es-ES"/>
         </w:rPr>
         <w:t>La aplicación</w:t>
       </w:r>
+      <w:bookmarkEnd w:id="10"/>
     </w:p>
     <w:p>
       <w:pPr>
@@ -3001,7 +4175,7 @@
           <w:lang w:val="es-ES"/>
         </w:rPr>
       </w:pPr>
-      <w:hyperlink r:id="rId12" w:history="1">
+      <w:hyperlink r:id="rId13" w:history="1">
         <w:r>
           <w:rPr>
             <w:rStyle w:val="Hyperlink"/>
@@ -3048,16 +4222,14 @@
       </w:pPr>
       <w:r>
         <w:rPr>
-          <w:rFonts w:ascii="Arial" w:hAnsi="Arial"/>
           <w:b/>
-          <w:sz w:val="22"/>
+          <w:lang w:val="es-ES"/>
         </w:rPr>
         <w:t>Página 1: explorar el voto territorial.</w:t>
       </w:r>
       <w:r>
         <w:rPr>
-          <w:rFonts w:ascii="Arial" w:hAnsi="Arial"/>
-          <w:sz w:val="22"/>
+          <w:lang w:val="es-ES"/>
         </w:rPr>
         <w:t xml:space="preserve"> La primera es un explorador general del voto, que trae un mapa de Colombia coloreado por el porcentaje de voto de izquierda de cada municipio, con un selector para cambiar de año y ver cómo se transforma el mapa entre 2006 y 2022. La página se organiza en cuatro pestañas: mapa por municipio, evolución nacional del voto a lo largo del tiempo, inercia electoral —un gráfico que muestra cómo el voto de cada municipio se parece al que tuvo en la elección anterior, que es la evidencia visual del hallazgo más importante—, y la relación entre pobreza y voto que cambia de signo según la región, que es ese hallazgo hecho visual. Esta es la página para quien quiere hacerse una idea del panorama de datos analizados a nivel nacional.</w:t>
       </w:r>
@@ -3134,7 +4306,14 @@
         <w:rPr>
           <w:lang w:val="es-ES"/>
         </w:rPr>
-        <w:t>ágina incluye una advertencia visible sobre cómo leer esos residuos: son municipios que se apartan de su propia trayectoria</w:t>
+        <w:t xml:space="preserve">ágina incluye una advertencia visible sobre cómo leer esos residuos: son municipios que se apartan </w:t>
+      </w:r>
+      <w:r>
+        <w:rPr>
+          <w:lang w:val="es-ES"/>
+        </w:rPr>
+        <w:lastRenderedPageBreak/>
+        <w:t>de su propia trayectoria</w:t>
       </w:r>
       <w:r>
         <w:rPr>
@@ -3185,14 +4364,7 @@
         <w:rPr>
           <w:lang w:val="es-ES"/>
         </w:rPr>
-        <w:t xml:space="preserve">Una decisión importante de la aplicación es que no calcula nada en caliente: se apoya en datos que ya vienen procesados desde el análisis. Eso la hace rápida y estable, sin depender </w:t>
-      </w:r>
-      <w:r>
-        <w:rPr>
-          <w:lang w:val="es-ES"/>
-        </w:rPr>
-        <w:lastRenderedPageBreak/>
-        <w:t xml:space="preserve">de cargar un modelo pesado cada vez que alguien la abre. En </w:t>
+        <w:t xml:space="preserve">Una decisión importante de la aplicación es que no calcula nada en caliente: se apoya en datos que ya vienen procesados desde el análisis. Eso la hace rápida y estable, sin depender de cargar un modelo pesado cada vez que alguien la abre. En </w:t>
       </w:r>
       <w:r>
         <w:rPr>
@@ -3251,12 +4423,14 @@
           <w:lang w:val="es-ES"/>
         </w:rPr>
       </w:pPr>
+      <w:bookmarkStart w:id="11" w:name="_Toc239611822"/>
       <w:r>
         <w:rPr>
           <w:lang w:val="es-ES"/>
         </w:rPr>
         <w:t>Limitaciones y trabajo futuro</w:t>
       </w:r>
+      <w:bookmarkEnd w:id="11"/>
     </w:p>
     <w:p>
       <w:pPr>
@@ -3377,16 +4551,14 @@
       </w:pPr>
       <w:r>
         <w:rPr>
-          <w:rFonts w:ascii="Arial" w:hAnsi="Arial"/>
           <w:b/>
-          <w:sz w:val="22"/>
+          <w:lang w:val="es-ES"/>
         </w:rPr>
         <w:t>El dato de conflicto es departamental, no municipal.</w:t>
       </w:r>
       <w:r>
         <w:rPr>
-          <w:rFonts w:ascii="Arial" w:hAnsi="Arial"/>
-          <w:sz w:val="22"/>
+          <w:lang w:val="es-ES"/>
         </w:rPr>
         <w:t xml:space="preserve"> Es la limitación que más pesa sobre el hallazgo 4. Como no existe públicamente un registro de víctimas del conflicto a nivel de municipio, cada municipio hereda el valor de su departamento. Eso vuelve el dato grueso y hace que se confunda con la región, como expliqué antes. Además, es un conteo total de víctimas por departamento y no una tasa; aun así, no refleja simplemente el tamaño del departamento (Bogotá, el más poblado, está entre los de menos víctimas registradas), sino dónde golpeó con más fuerza el conflicto. Un dato de conflicto municipal, más fino, permitiría poner a prueba de verdad si el conflicto tiene un efecto propio, sobre todo en aquellos municipios donde hay sospecha de que hay coacción electoral; con los datos que hay hoy, no se puede concluir al respecto.</w:t>
       </w:r>
@@ -3607,6 +4779,7 @@
           <w:b/>
           <w:lang w:val="es-ES"/>
         </w:rPr>
+        <w:lastRenderedPageBreak/>
         <w:t>Los municipios muy pequeños quedan fuera del alcance fiable.</w:t>
       </w:r>
       <w:r>
@@ -3664,14 +4837,7 @@
         <w:rPr>
           <w:lang w:val="es-ES"/>
         </w:rPr>
-        <w:t xml:space="preserve">En cuanto a lo que vendría después, la continuación más natural es clara. Colombia tuvo elecciones presidenciales en 2026, y aunque la votación ocurrió a mitad de año, sus datos </w:t>
-      </w:r>
-      <w:r>
-        <w:rPr>
-          <w:lang w:val="es-ES"/>
-        </w:rPr>
-        <w:lastRenderedPageBreak/>
-        <w:t>consolidados a nivel municipal solo se publicaron muy recientemente, con este trabajo ya muy avanzado. Incorporarlas sería la mejor forma de poner a prueba lo que encontré aquí: con una elección completamente nueva</w:t>
+        <w:t>En cuanto a lo que vendría después, la continuación más natural es clara. Colombia tuvo elecciones presidenciales en 2026, y aunque la votación ocurrió a mitad de año, sus datos consolidados a nivel municipal solo se publicaron muy recientemente, con este trabajo ya muy avanzado. Incorporarlas sería la mejor forma de poner a prueba lo que encontré aquí: con una elección completamente nueva</w:t>
       </w:r>
       <w:r>
         <w:rPr>
@@ -3805,12 +4971,14 @@
           <w:lang w:val="es-ES"/>
         </w:rPr>
       </w:pPr>
+      <w:bookmarkStart w:id="12" w:name="_Toc239611823"/>
       <w:r>
         <w:rPr>
           <w:lang w:val="es-ES"/>
         </w:rPr>
         <w:t>Conclusiones</w:t>
       </w:r>
+      <w:bookmarkEnd w:id="12"/>
     </w:p>
     <w:p>
       <w:pPr>
@@ -3852,8 +5020,7 @@
       </w:pPr>
       <w:r>
         <w:rPr>
-          <w:rFonts w:ascii="Arial" w:hAnsi="Arial"/>
-          <w:sz w:val="22"/>
+          <w:lang w:val="es-ES"/>
         </w:rPr>
         <w:t>La segunda es que las explicaciones fáciles a nivel nacional pueden engañar. La idea de que "los más pobres votan a la izquierda" es falsa si se mira todo el país junto, pero no porque la pobreza no tenga importancia, sino porque su efecto va en direcciones opuestas según la región que se esté evaluando. En unas partes la pobreza se relaciona con el voto en una dirección y en otras en la dirección opuesta, y si se saca un promedio nacional, se esconden las dos señales. La lección aprendida es que en Colombia hay que desconfiar de los promedios del país y bajar siempre al territorio.</w:t>
       </w:r>
@@ -3884,7 +5051,14 @@
         <w:rPr>
           <w:lang w:val="es-ES"/>
         </w:rPr>
-        <w:t xml:space="preserve"> entre la pobreza y la región, es la región la que hace casi todo el trabajo para explicar el voto: de todo lo que esas dos variables capturan juntas, la geografía explica entre el 96% y el 99% en cuatro de los cinco años analizados (2014 es la excepción) y donde la pobreza apenas es una fracción mínima. Y esto lleva a la consecuencia que más me sorprendió: básicamente los municipios con más conflicto sí aparecían votando más a la izquierda, pero solo en las elecciones más recientes. Cuando se tiene en cuenta la región y la pobreza, el conflicto deja de aportar nada por sí mismo. Lo que a simple vista parecía un efecto del conflicto era en realidad un producto de la geografía y la pobreza. No puedo afirmar que el conflicto no influya en la vida política de esas regiones (eso este trabajo no lo puede decir), pero sí </w:t>
+        <w:t xml:space="preserve"> entre la pobreza y la región, es la región la que hace casi todo el trabajo para explicar el voto: de todo lo que esas dos variables capturan juntas, la geografía explica entre el 96% y el 99% en cuatro de los cinco años analizados (2014 es la excepción) y donde la pobreza apenas es una fracción mínima. Y esto lleva a la consecuencia que más me </w:t>
+      </w:r>
+      <w:r>
+        <w:rPr>
+          <w:lang w:val="es-ES"/>
+        </w:rPr>
+        <w:lastRenderedPageBreak/>
+        <w:t xml:space="preserve">sorprendió: básicamente los municipios con más conflicto sí aparecían votando más a la izquierda, pero solo en las elecciones más recientes. Cuando se tiene en cuenta la región y la pobreza, el conflicto deja de aportar nada por sí mismo. Lo que a simple vista parecía un efecto del conflicto era en realidad un producto de la geografía y la pobreza. No puedo afirmar que el conflicto no influya en la vida política de esas regiones (eso este trabajo no lo puede decir), pero sí </w:t>
       </w:r>
       <w:proofErr w:type="gramStart"/>
       <w:r>
@@ -3913,7 +5087,6 @@
         <w:rPr>
           <w:lang w:val="es-ES"/>
         </w:rPr>
-        <w:lastRenderedPageBreak/>
         <w:t>Puestas juntas, estas conclusiones dibujan un electorado donde manda primero la inercia electoral, donde el voto de ayer es el mejor predictor del de mañana y luego la geografía, muy por encima de la pobreza. Es una imagen menos intuitiva que la del relato habitual, pero es la que sostienen los datos analizados.</w:t>
       </w:r>
     </w:p>
@@ -3955,9 +5128,14 @@
           <w:lang w:val="es-ES"/>
         </w:rPr>
       </w:pPr>
-      <w:r>
+      <w:bookmarkStart w:id="13" w:name="_Toc239611824"/>
+      <w:r>
+        <w:rPr>
+          <w:lang w:val="es-ES"/>
+        </w:rPr>
         <w:t>Bibliografía</w:t>
       </w:r>
+      <w:bookmarkEnd w:id="13"/>
     </w:p>
     <w:p>
       <w:pPr>
@@ -3969,6 +5147,7 @@
       <w:r>
         <w:rPr>
           <w:b/>
+          <w:lang w:val="es-ES"/>
         </w:rPr>
         <w:t>Fuentes de datos</w:t>
       </w:r>
@@ -3986,7 +5165,7 @@
         </w:rPr>
         <w:t xml:space="preserve">Registraduría Nacional del Estado Civil. Resultados electorales presidenciales 1998–2018. </w:t>
       </w:r>
-      <w:hyperlink r:id="rId13" w:history="1">
+      <w:hyperlink r:id="rId14" w:history="1">
         <w:r>
           <w:rPr>
             <w:rStyle w:val="Hyperlink"/>
@@ -4009,7 +5188,7 @@
         </w:rPr>
         <w:t xml:space="preserve">Registraduría Nacional del Estado Civil. Resultados electorales presidenciales 2022. </w:t>
       </w:r>
-      <w:hyperlink r:id="rId14" w:history="1">
+      <w:hyperlink r:id="rId15" w:history="1">
         <w:r>
           <w:rPr>
             <w:rStyle w:val="Hyperlink"/>
@@ -4022,9 +5201,6 @@
     <w:p>
       <w:pPr>
         <w:spacing w:after="160" w:line="276" w:lineRule="auto"/>
-        <w:rPr>
-          <w:lang w:val="es-ES"/>
-        </w:rPr>
       </w:pPr>
       <w:r>
         <w:rPr>
@@ -4032,11 +5208,10 @@
         </w:rPr>
         <w:t xml:space="preserve">Unidad para la Atención y Reparación Integral a las Víctimas (UARIV). Víctimas del conflicto armado por año y departamento. Portal de Datos Abiertos del Gobierno de Colombia. </w:t>
       </w:r>
-      <w:hyperlink r:id="rId15" w:history="1">
+      <w:hyperlink r:id="rId16" w:history="1">
         <w:r>
           <w:rPr>
             <w:rStyle w:val="Hyperlink"/>
-            <w:lang w:val="es-ES"/>
           </w:rPr>
           <w:t>https://www.datos.gov.co/Inclusi-n-Social-y-Reconciliaci-n/VICTIMAS-POR-A-OS-DEPARTAMENTAL/jurc-ck3a/about_data</w:t>
         </w:r>
@@ -4045,9 +5220,6 @@
     <w:p>
       <w:pPr>
         <w:spacing w:after="160" w:line="276" w:lineRule="auto"/>
-        <w:rPr>
-          <w:lang w:val="es-ES"/>
-        </w:rPr>
       </w:pPr>
       <w:r>
         <w:rPr>
@@ -4055,11 +5227,10 @@
         </w:rPr>
         <w:t xml:space="preserve">Departamento Administrativo Nacional de Estadística (DANE). Necesidades Básicas Insatisfechas (NBI), Censo Nacional de Población y Vivienda 2018. </w:t>
       </w:r>
-      <w:hyperlink r:id="rId16" w:history="1">
+      <w:hyperlink r:id="rId17" w:history="1">
         <w:r>
           <w:rPr>
             <w:rStyle w:val="Hyperlink"/>
-            <w:lang w:val="es-ES"/>
           </w:rPr>
           <w:t>https://www.dane.gov.co/files/censo2018/informacion-tecnica/CNPV-2018-NBI.xlsx</w:t>
         </w:r>
@@ -4068,9 +5239,6 @@
     <w:p>
       <w:pPr>
         <w:spacing w:after="160" w:line="276" w:lineRule="auto"/>
-        <w:rPr>
-          <w:lang w:val="es-ES"/>
-        </w:rPr>
       </w:pPr>
       <w:r>
         <w:rPr>
@@ -4078,11 +5246,10 @@
         </w:rPr>
         <w:t xml:space="preserve">Departamento Administrativo Nacional de Estadística (DANE). Necesidades Básicas Insatisfechas (NBI), Censo General 2005. </w:t>
       </w:r>
-      <w:hyperlink r:id="rId17" w:history="1">
+      <w:hyperlink r:id="rId18" w:history="1">
         <w:r>
           <w:rPr>
             <w:rStyle w:val="Hyperlink"/>
-            <w:lang w:val="es-ES"/>
           </w:rPr>
           <w:t>https://www.dane.gov.co/files/censos/resultados/NBI_total_dpto_30_Jun_2012.xls</w:t>
         </w:r>
@@ -4091,9 +5258,6 @@
     <w:p>
       <w:pPr>
         <w:spacing w:after="160" w:line="276" w:lineRule="auto"/>
-        <w:rPr>
-          <w:lang w:val="es-ES"/>
-        </w:rPr>
       </w:pPr>
       <w:r>
         <w:rPr>
@@ -4101,11 +5265,10 @@
         </w:rPr>
         <w:t xml:space="preserve">Departamento Administrativo Nacional de Estadística (DANE). Índice de Pobreza Multidimensional (IPM) departamental, 2022. </w:t>
       </w:r>
-      <w:hyperlink r:id="rId18" w:history="1">
+      <w:hyperlink r:id="rId19" w:history="1">
         <w:r>
           <w:rPr>
             <w:rStyle w:val="Hyperlink"/>
-            <w:lang w:val="es-ES"/>
           </w:rPr>
           <w:t>https://www.dane.gov.co/files/investigaciones/condiciones_vida/pobreza/2022/anexo_dptal_pobreza_multidimensional_2022.xlsx</w:t>
         </w:r>
@@ -4123,6 +5286,7 @@
           <w:b/>
           <w:lang w:val="es-ES"/>
         </w:rPr>
+        <w:lastRenderedPageBreak/>
         <w:t>Herramientas</w:t>
       </w:r>
     </w:p>
@@ -4233,7 +5397,7 @@
         </w:rPr>
         <w:t xml:space="preserve">El código completo está disponible en el repositorio público del proyecto: </w:t>
       </w:r>
-      <w:hyperlink r:id="rId19" w:history="1">
+      <w:hyperlink r:id="rId20" w:history="1">
         <w:r>
           <w:rPr>
             <w:rStyle w:val="Hyperlink"/>
@@ -4251,13 +5415,14 @@
           <w:lang w:val="es-ES"/>
         </w:rPr>
       </w:pPr>
-      <w:r>
-        <w:rPr>
-          <w:lang w:val="es-ES"/>
-        </w:rPr>
-        <w:lastRenderedPageBreak/>
+      <w:bookmarkStart w:id="14" w:name="_Toc239611825"/>
+      <w:r>
+        <w:rPr>
+          <w:lang w:val="es-ES"/>
+        </w:rPr>
         <w:t>Anexos</w:t>
       </w:r>
+      <w:bookmarkEnd w:id="14"/>
     </w:p>
     <w:p>
       <w:pPr>
@@ -4787,7 +5952,7 @@
                     <pic:cNvPicPr/>
                   </pic:nvPicPr>
                   <pic:blipFill>
-                    <a:blip r:embed="rId20"/>
+                    <a:blip r:embed="rId21"/>
                     <a:stretch>
                       <a:fillRect/>
                     </a:stretch>
@@ -4855,7 +6020,7 @@
                     <pic:cNvPicPr/>
                   </pic:nvPicPr>
                   <pic:blipFill>
-                    <a:blip r:embed="rId21"/>
+                    <a:blip r:embed="rId22"/>
                     <a:stretch>
                       <a:fillRect/>
                     </a:stretch>
@@ -4923,7 +6088,7 @@
                     <pic:cNvPicPr/>
                   </pic:nvPicPr>
                   <pic:blipFill>
-                    <a:blip r:embed="rId22"/>
+                    <a:blip r:embed="rId23"/>
                     <a:stretch>
                       <a:fillRect/>
                     </a:stretch>
@@ -6993,7 +8158,7 @@
         </w:rPr>
         <w:t xml:space="preserve">los notebooks: </w:t>
       </w:r>
-      <w:hyperlink r:id="rId23" w:history="1">
+      <w:hyperlink r:id="rId24" w:history="1">
         <w:r>
           <w:rPr>
             <w:rStyle w:val="Hyperlink"/>
@@ -7059,7 +8224,7 @@
         </w:rPr>
         <w:t xml:space="preserve"> maestro procesado, y el código de la aplicación web. La aplicación desplegada puede consultarse en </w:t>
       </w:r>
-      <w:hyperlink r:id="rId24" w:history="1">
+      <w:hyperlink r:id="rId25" w:history="1">
         <w:r>
           <w:rPr>
             <w:rStyle w:val="Hyperlink"/>
@@ -7807,6 +8972,50 @@
       <w:u w:val="single"/>
     </w:rPr>
   </w:style>
+  <w:style w:type="paragraph" w:styleId="TOCHeading">
+    <w:name w:val="TOC Heading"/>
+    <w:basedOn w:val="Heading1"/>
+    <w:next w:val="Normal"/>
+    <w:uiPriority w:val="39"/>
+    <w:unhideWhenUsed/>
+    <w:qFormat/>
+    <w:rsid w:val="00750000"/>
+    <w:pPr>
+      <w:keepNext/>
+      <w:keepLines/>
+      <w:spacing w:before="240" w:line="259" w:lineRule="auto"/>
+      <w:outlineLvl w:val="9"/>
+    </w:pPr>
+    <w:rPr>
+      <w:rFonts w:asciiTheme="majorHAnsi" w:eastAsiaTheme="majorEastAsia" w:hAnsiTheme="majorHAnsi" w:cstheme="majorBidi"/>
+      <w:color w:val="2F5496" w:themeColor="accent1" w:themeShade="BF"/>
+    </w:rPr>
+  </w:style>
+  <w:style w:type="paragraph" w:styleId="TOC1">
+    <w:name w:val="toc 1"/>
+    <w:basedOn w:val="Normal"/>
+    <w:next w:val="Normal"/>
+    <w:autoRedefine/>
+    <w:uiPriority w:val="39"/>
+    <w:unhideWhenUsed/>
+    <w:rsid w:val="00750000"/>
+    <w:pPr>
+      <w:spacing w:after="100"/>
+    </w:pPr>
+  </w:style>
+  <w:style w:type="paragraph" w:styleId="TOC2">
+    <w:name w:val="toc 2"/>
+    <w:basedOn w:val="Normal"/>
+    <w:next w:val="Normal"/>
+    <w:autoRedefine/>
+    <w:uiPriority w:val="39"/>
+    <w:unhideWhenUsed/>
+    <w:rsid w:val="00750000"/>
+    <w:pPr>
+      <w:spacing w:after="100"/>
+      <w:ind w:left="220"/>
+    </w:pPr>
+  </w:style>
 </w:styles>
 </file>
 
@@ -8103,4 +9312,16 @@
     </a:ext>
   </a:extLst>
 </a:theme>
+</file>
+
+<file path=customXml/item1.xml><?xml version="1.0" encoding="utf-8"?>
+<b:Sources xmlns:b="http://schemas.openxmlformats.org/officeDocument/2006/bibliography" xmlns="http://schemas.openxmlformats.org/officeDocument/2006/bibliography" SelectedStyle="\APASixthEditionOfficeOnline.xsl" StyleName="APA" Version="6"/>
+</file>
+
+<file path=customXml/itemProps1.xml><?xml version="1.0" encoding="utf-8"?>
+<ds:datastoreItem xmlns:ds="http://schemas.openxmlformats.org/officeDocument/2006/customXml" ds:itemID="{1A2ABD72-05AE-42B8-8C3E-0889583DD3DB}">
+  <ds:schemaRefs>
+    <ds:schemaRef ds:uri="http://schemas.openxmlformats.org/officeDocument/2006/bibliography"/>
+  </ds:schemaRefs>
+</ds:datastoreItem>
 </file>